--- a/data/03_Print_PDF/Study_Note_2026-05-29.docx
+++ b/data/03_Print_PDF/Study_Note_2026-05-29.docx
@@ -33,7 +33,7 @@
           <w:sz w:val="18"/>
           <w:rFonts w:eastAsia="맑은 고딕"/>
         </w:rPr>
-        <w:t>오늘의 핵심 네이티브 표현  95개  ·  발음 기호 · 의미 · 원문 · 실전 예문 수록</w:t>
+        <w:t>오늘의 핵심 네이티브 표현  80개  ·  발음 기호 · 의미 · 원문 · 실전 예문 수록</w:t>
       </w:r>
     </w:p>
     <w:p>
@@ -60,7 +60,7 @@
           <w:sz w:val="28"/>
           <w:rFonts w:eastAsia="Calibri"/>
         </w:rPr>
-        <w:t>lay out</w:t>
+        <w:t>shut someone/something out</w:t>
       </w:r>
       <w:r>
         <w:rPr>
@@ -97,7 +97,7 @@
           <w:sz w:val="20"/>
           <w:rFonts w:eastAsia="Calibri"/>
         </w:rPr>
-        <w:t>/leɪ aʊt/</w:t>
+        <w:t>/ʃʌt aʊt/</w:t>
       </w:r>
     </w:p>
     <w:p>
@@ -123,7 +123,7 @@
           <w:sz w:val="21"/>
           <w:rFonts w:eastAsia="맑은 고딕"/>
         </w:rPr>
-        <w:t>계획, 요구사항, 사실 등을 명확하게 제시하거나 설명하다</w:t>
+        <w:t>~을 배제하다, 시장 진입을 막다</w:t>
       </w:r>
     </w:p>
     <w:p>
@@ -150,7 +150,7 @@
           <w:sz w:val="19"/>
           <w:rFonts w:eastAsia="Calibri"/>
         </w:rPr>
-        <w:t>"Trump's Truth Social statement left unclear which of his conditions are already part of a deal that negotiators are working on to pause the U.S.-Iran war. Trump lays out Iran deal demands, says he's about to make 'final determination'."</w:t>
+        <w:t>"Mercedes-Benz may be shut out of U.S. market under bill"</w:t>
       </w:r>
     </w:p>
     <w:p>
@@ -177,7 +177,7 @@
           <w:sz w:val="21"/>
           <w:rFonts w:eastAsia="Calibri"/>
         </w:rPr>
-        <w:t>The CEO will lay out the company's new strategy for the next fiscal year at the upcoming board meeting.</w:t>
+        <w:t>The new regulations could shut out smaller companies from competing.</w:t>
       </w:r>
     </w:p>
     <w:p>
@@ -220,7 +220,7 @@
           <w:sz w:val="28"/>
           <w:rFonts w:eastAsia="Calibri"/>
         </w:rPr>
-        <w:t>work on</w:t>
+        <w:t>apply to</w:t>
       </w:r>
       <w:r>
         <w:rPr>
@@ -257,7 +257,7 @@
           <w:sz w:val="20"/>
           <w:rFonts w:eastAsia="Calibri"/>
         </w:rPr>
-        <w:t>/wɜːrk ɒn/</w:t>
+        <w:t>/əˈplaɪ tuː/</w:t>
       </w:r>
     </w:p>
     <w:p>
@@ -283,7 +283,7 @@
           <w:sz w:val="21"/>
           <w:rFonts w:eastAsia="맑은 고딕"/>
         </w:rPr>
-        <w:t>무언가를 개선하거나 완성하기 위해 노력하다, 연구하다</w:t>
+        <w:t>(규칙, 법 등이) ~에 적용되다, 해당하다</w:t>
       </w:r>
     </w:p>
     <w:p>
@@ -310,7 +310,7 @@
           <w:sz w:val="19"/>
           <w:rFonts w:eastAsia="Calibri"/>
         </w:rPr>
-        <w:t>"Trump's Truth Social statement left unclear which of his conditions are already part of a deal that negotiators are working on to pause the U.S.-Iran war."</w:t>
+        <w:t>"exemptions in the legislation would not apply."</w:t>
       </w:r>
     </w:p>
     <w:p>
@@ -337,7 +337,7 @@
           <w:sz w:val="21"/>
           <w:rFonts w:eastAsia="Calibri"/>
         </w:rPr>
-        <w:t>We are currently working on a new software update to fix the bugs reported by users.</w:t>
+        <w:t>The new tax rules will apply to all citizens, regardless of income.</w:t>
       </w:r>
     </w:p>
     <w:p>
@@ -380,7 +380,7 @@
           <w:sz w:val="28"/>
           <w:rFonts w:eastAsia="Calibri"/>
         </w:rPr>
-        <w:t>diverge from</w:t>
+        <w:t>lean into</w:t>
       </w:r>
       <w:r>
         <w:rPr>
@@ -417,7 +417,7 @@
           <w:sz w:val="20"/>
           <w:rFonts w:eastAsia="Calibri"/>
         </w:rPr>
-        <w:t>/daɪˈvɜːrdʒ frɒm/</w:t>
+        <w:t>/liːn ˈɪntuː/</w:t>
       </w:r>
     </w:p>
     <w:p>
@@ -443,7 +443,7 @@
           <w:sz w:val="21"/>
           <w:rFonts w:eastAsia="맑은 고딕"/>
         </w:rPr>
-        <w:t>기존의 계획, 의견, 경로 등에서 벗어나다, 달라지다</w:t>
+        <w:t>~에 기대다, (어려움에) 적극적으로 맞서다</w:t>
       </w:r>
     </w:p>
     <w:p>
@@ -470,7 +470,7 @@
           <w:sz w:val="19"/>
           <w:rFonts w:eastAsia="Calibri"/>
         </w:rPr>
-        <w:t>"SpaceX skeptics have added reason for concern after Musk comments diverge from IPO filing."</w:t>
+        <w:t>"force consumers to raid their savings and lean more into debt"</w:t>
       </w:r>
     </w:p>
     <w:p>
@@ -497,7 +497,7 @@
           <w:sz w:val="21"/>
           <w:rFonts w:eastAsia="Calibri"/>
         </w:rPr>
-        <w:t>The committee's final recommendations diverged significantly from the initial proposal.</w:t>
+        <w:t>Instead of avoiding the challenge, you should lean into it and learn from the experience.</w:t>
       </w:r>
     </w:p>
     <w:p>
@@ -540,7 +540,7 @@
           <w:sz w:val="28"/>
           <w:rFonts w:eastAsia="Calibri"/>
         </w:rPr>
-        <w:t>shut someone out of</w:t>
+        <w:t>pose a risk</w:t>
       </w:r>
       <w:r>
         <w:rPr>
@@ -551,7 +551,7 @@
           <w:sz w:val="18"/>
           <w:rFonts w:eastAsia="Calibri"/>
         </w:rPr>
-        <w:t xml:space="preserve">   [PHRASAL VERB]</w:t>
+        <w:t xml:space="preserve">   [COLLOCATION]</w:t>
       </w:r>
     </w:p>
     <w:p>
@@ -577,7 +577,7 @@
           <w:sz w:val="20"/>
           <w:rFonts w:eastAsia="Calibri"/>
         </w:rPr>
-        <w:t>/ʃʌt ˌsʌmwʌn aʊt ɒv/</w:t>
+        <w:t>/poʊz ə rɪsk/</w:t>
       </w:r>
     </w:p>
     <w:p>
@@ -603,7 +603,7 @@
           <w:sz w:val="21"/>
           <w:rFonts w:eastAsia="맑은 고딕"/>
         </w:rPr>
-        <w:t>어떤 기회, 시장, 장소 등에서 누군가를 배제하거나 참여를 막다</w:t>
+        <w:t>위험을 제기하다</w:t>
       </w:r>
     </w:p>
     <w:p>
@@ -630,7 +630,7 @@
           <w:sz w:val="19"/>
           <w:rFonts w:eastAsia="Calibri"/>
         </w:rPr>
-        <w:t>"Mercedes-Benz may be shut out of U.S. market under bill aimed at Chinese automaker ownership."</w:t>
+        <w:t>"posing a risk the market hasn't priced in."</w:t>
       </w:r>
     </w:p>
     <w:p>
@@ -657,7 +657,7 @@
           <w:sz w:val="21"/>
           <w:rFonts w:eastAsia="Calibri"/>
         </w:rPr>
-        <w:t>They tried to shut us out of the negotiations, but we found a way to participate.</w:t>
+        <w:t>Driving without a seatbelt can pose a serious risk to your safety.</w:t>
       </w:r>
     </w:p>
     <w:p>
@@ -700,7 +700,7 @@
           <w:sz w:val="28"/>
           <w:rFonts w:eastAsia="Calibri"/>
         </w:rPr>
-        <w:t>aim at</w:t>
+        <w:t>claim a benefit</w:t>
       </w:r>
       <w:r>
         <w:rPr>
@@ -711,7 +711,7 @@
           <w:sz w:val="18"/>
           <w:rFonts w:eastAsia="Calibri"/>
         </w:rPr>
-        <w:t xml:space="preserve">   [PHRASAL VERB]</w:t>
+        <w:t xml:space="preserve">   [COLLOCATION]</w:t>
       </w:r>
     </w:p>
     <w:p>
@@ -737,7 +737,7 @@
           <w:sz w:val="20"/>
           <w:rFonts w:eastAsia="Calibri"/>
         </w:rPr>
-        <w:t>/eɪm æt/</w:t>
+        <w:t>/kleɪm ə ˈbɛnɪfɪt/</w:t>
       </w:r>
     </w:p>
     <w:p>
@@ -763,7 +763,7 @@
           <w:sz w:val="21"/>
           <w:rFonts w:eastAsia="맑은 고딕"/>
         </w:rPr>
-        <w:t>특정 목표나 대상을 향하다, 겨냥하다</w:t>
+        <w:t>혜택을 신청하다/받다</w:t>
       </w:r>
     </w:p>
     <w:p>
@@ -790,7 +790,7 @@
           <w:sz w:val="19"/>
           <w:rFonts w:eastAsia="Calibri"/>
         </w:rPr>
-        <w:t>"Mercedes-Benz may be shut out of U.S. market under bill aimed at Chinese automaker ownership."</w:t>
+        <w:t>"Roth IRA owners may need a second retirement account to claim the new Saver's Match"</w:t>
       </w:r>
     </w:p>
     <w:p>
@@ -817,7 +817,7 @@
           <w:sz w:val="21"/>
           <w:rFonts w:eastAsia="Calibri"/>
         </w:rPr>
-        <w:t>The new marketing campaign is primarily aimed at younger consumers.</w:t>
+        <w:t>You might be eligible to claim unemployment benefits if you lose your job.</w:t>
       </w:r>
     </w:p>
     <w:p>
@@ -860,7 +860,7 @@
           <w:sz w:val="28"/>
           <w:rFonts w:eastAsia="Calibri"/>
         </w:rPr>
-        <w:t>raid savings</w:t>
+        <w:t>deliver on time</w:t>
       </w:r>
       <w:r>
         <w:rPr>
@@ -897,7 +897,7 @@
           <w:sz w:val="20"/>
           <w:rFonts w:eastAsia="Calibri"/>
         </w:rPr>
-        <w:t>/reɪd ˈseɪvɪŋz/</w:t>
+        <w:t>/dɪˈlɪvər ɒn taɪm/</w:t>
       </w:r>
     </w:p>
     <w:p>
@@ -923,7 +923,7 @@
           <w:sz w:val="21"/>
           <w:rFonts w:eastAsia="맑은 고딕"/>
         </w:rPr>
-        <w:t>비상금이나 저축한 돈을 꺼내 쓰다</w:t>
+        <w:t>정시에 배달하다/이행하다</w:t>
       </w:r>
     </w:p>
     <w:p>
@@ -950,7 +950,7 @@
           <w:sz w:val="19"/>
           <w:rFonts w:eastAsia="Calibri"/>
         </w:rPr>
-        <w:t>"Higher energy costs can force consumers to raid their savings and lean more into debt to cover expenses."</w:t>
+        <w:t>"Only three-quarters of first class mail delivered on time"</w:t>
       </w:r>
     </w:p>
     <w:p>
@@ -977,7 +977,7 @@
           <w:sz w:val="21"/>
           <w:rFonts w:eastAsia="Calibri"/>
         </w:rPr>
-        <w:t>Many families had to raid their savings to cover unexpected medical bills during the pandemic.</w:t>
+        <w:t>It's crucial for us to deliver the project on time and within budget.</w:t>
       </w:r>
     </w:p>
     <w:p>
@@ -1020,7 +1020,7 @@
           <w:sz w:val="28"/>
           <w:rFonts w:eastAsia="Calibri"/>
         </w:rPr>
-        <w:t>lean into debt</w:t>
+        <w:t>be set to</w:t>
       </w:r>
       <w:r>
         <w:rPr>
@@ -1031,7 +1031,7 @@
           <w:sz w:val="18"/>
           <w:rFonts w:eastAsia="Calibri"/>
         </w:rPr>
-        <w:t xml:space="preserve">   [COLLOCATION]</w:t>
+        <w:t xml:space="preserve">   [IDIOM]</w:t>
       </w:r>
     </w:p>
     <w:p>
@@ -1057,7 +1057,7 @@
           <w:sz w:val="20"/>
           <w:rFonts w:eastAsia="Calibri"/>
         </w:rPr>
-        <w:t>/liːn ˈɪntuː dɛt/</w:t>
+        <w:t>/biː sɛt tuː/</w:t>
       </w:r>
     </w:p>
     <w:p>
@@ -1083,7 +1083,7 @@
           <w:sz w:val="21"/>
           <w:rFonts w:eastAsia="맑은 고딕"/>
         </w:rPr>
-        <w:t>빚을 더 많이 지게 되다, 빚에 의존하게 되다</w:t>
+        <w:t>~할 예정이다, ~할 준비가 되어 있다</w:t>
       </w:r>
     </w:p>
     <w:p>
@@ -1110,7 +1110,7 @@
           <w:sz w:val="19"/>
           <w:rFonts w:eastAsia="Calibri"/>
         </w:rPr>
-        <w:t>"Higher energy costs can force consumers to raid their savings and lean more into debt to cover expenses."</w:t>
+        <w:t>"the number of 16 to 24-year-olds out of work, education or training is set to rise"</w:t>
       </w:r>
     </w:p>
     <w:p>
@@ -1137,7 +1137,7 @@
           <w:sz w:val="21"/>
           <w:rFonts w:eastAsia="Calibri"/>
         </w:rPr>
-        <w:t>Without a steady income, many small businesses were forced to lean into debt to keep their operations going.</w:t>
+        <w:t>The new product is set to launch next month.</w:t>
       </w:r>
     </w:p>
     <w:p>
@@ -1180,7 +1180,7 @@
           <w:sz w:val="28"/>
           <w:rFonts w:eastAsia="Calibri"/>
         </w:rPr>
-        <w:t>suffer a setback</w:t>
+        <w:t>struggle to do something</w:t>
       </w:r>
       <w:r>
         <w:rPr>
@@ -1217,7 +1217,7 @@
           <w:sz w:val="20"/>
           <w:rFonts w:eastAsia="Calibri"/>
         </w:rPr>
-        <w:t>/ˈsʌfər ə ˈsɛtbæk/</w:t>
+        <w:t>/ˈstrʌɡl̩ tuː duː ˈsʌmθɪŋ/</w:t>
       </w:r>
     </w:p>
     <w:p>
@@ -1243,7 +1243,7 @@
           <w:sz w:val="21"/>
           <w:rFonts w:eastAsia="맑은 고딕"/>
         </w:rPr>
-        <w:t>차질을 겪다, 좌절을 경험하다</w:t>
+        <w:t>~하는 데 어려움을 겪다, 고군분투하다</w:t>
       </w:r>
     </w:p>
     <w:p>
@@ -1270,7 +1270,7 @@
           <w:sz w:val="19"/>
           <w:rFonts w:eastAsia="Calibri"/>
         </w:rPr>
-        <w:t>"Jeff Bezos' rocket maker suffered a setback on Thursday as its New Glenn rocket went up in flames."</w:t>
+        <w:t>"young people who are struggling to find work"</w:t>
       </w:r>
     </w:p>
     <w:p>
@@ -1297,7 +1297,7 @@
           <w:sz w:val="21"/>
           <w:rFonts w:eastAsia="Calibri"/>
         </w:rPr>
-        <w:t>The project suffered a major setback when the lead engineer resigned unexpectedly.</w:t>
+        <w:t>He's struggling to learn a new language while working full-time.</w:t>
       </w:r>
     </w:p>
     <w:p>
@@ -1340,7 +1340,7 @@
           <w:sz w:val="28"/>
           <w:rFonts w:eastAsia="Calibri"/>
         </w:rPr>
-        <w:t>go up in flames</w:t>
+        <w:t>bar someone from doing something</w:t>
       </w:r>
       <w:r>
         <w:rPr>
@@ -1351,7 +1351,7 @@
           <w:sz w:val="18"/>
           <w:rFonts w:eastAsia="Calibri"/>
         </w:rPr>
-        <w:t xml:space="preserve">   [IDIOM]</w:t>
+        <w:t xml:space="preserve">   [COLLOCATION]</w:t>
       </w:r>
     </w:p>
     <w:p>
@@ -1377,7 +1377,7 @@
           <w:sz w:val="20"/>
           <w:rFonts w:eastAsia="Calibri"/>
         </w:rPr>
-        <w:t>/ɡoʊ ʌp ɪn fleɪmz/</w:t>
+        <w:t>/bɑːr ˈsʌmwʌn frɒm ˈduːɪŋ ˈsʌmθɪŋ/</w:t>
       </w:r>
     </w:p>
     <w:p>
@@ -1403,7 +1403,7 @@
           <w:sz w:val="21"/>
           <w:rFonts w:eastAsia="맑은 고딕"/>
         </w:rPr>
-        <w:t>불에 타다; 계획이나 노력이 완전히 실패하다, 수포로 돌아가다</w:t>
+        <w:t>누군가가 ~하는 것을 금지하다</w:t>
       </w:r>
     </w:p>
     <w:p>
@@ -1430,7 +1430,7 @@
           <w:sz w:val="19"/>
           <w:rFonts w:eastAsia="Calibri"/>
         </w:rPr>
-        <w:t>"Jeff Bezos' rocket maker suffered a setback on Thursday as its New Glenn rocket went up in flames."</w:t>
+        <w:t>"Federal law bars printing images of living people on US currency"</w:t>
       </w:r>
     </w:p>
     <w:p>
@@ -1457,7 +1457,7 @@
           <w:sz w:val="21"/>
           <w:rFonts w:eastAsia="Calibri"/>
         </w:rPr>
-        <w:t>All their hard work went up in flames when the server crashed and they lost all the data.</w:t>
+        <w:t>The club decided to bar him from entering after his previous behavior.</w:t>
       </w:r>
     </w:p>
     <w:p>
@@ -1500,7 +1500,7 @@
           <w:sz w:val="28"/>
           <w:rFonts w:eastAsia="Calibri"/>
         </w:rPr>
-        <w:t>return to the public market</w:t>
+        <w:t>make an exception</w:t>
       </w:r>
       <w:r>
         <w:rPr>
@@ -1537,7 +1537,7 @@
           <w:sz w:val="20"/>
           <w:rFonts w:eastAsia="Calibri"/>
         </w:rPr>
-        <w:t>/rɪˈtɜːrn tuː ðə ˈpʌblɪk ˈmɑːrkɪt/</w:t>
+        <w:t>/meɪk ən ɪkˈsɛpʃn̩/</w:t>
       </w:r>
     </w:p>
     <w:p>
@@ -1563,7 +1563,7 @@
           <w:sz w:val="21"/>
           <w:rFonts w:eastAsia="맑은 고딕"/>
         </w:rPr>
-        <w:t>상장 폐지 후 다시 주식시장에 상장하다</w:t>
+        <w:t>예외를 두다/인정하다</w:t>
       </w:r>
     </w:p>
     <w:p>
@@ -1590,7 +1590,7 @@
           <w:sz w:val="19"/>
           <w:rFonts w:eastAsia="Calibri"/>
         </w:rPr>
-        <w:t>"Dell reported its fastest pace of revenue growth since returning to the public market in 2018."</w:t>
+        <w:t>"Trump allies in Congress are moving to make an exception."</w:t>
       </w:r>
     </w:p>
     <w:p>
@@ -1617,7 +1617,7 @@
           <w:sz w:val="21"/>
           <w:rFonts w:eastAsia="Calibri"/>
         </w:rPr>
-        <w:t>After several years of private ownership, the tech giant plans to return to the public market next year.</w:t>
+        <w:t>We usually don't allow pets, but we can make an exception for service animals.</w:t>
       </w:r>
     </w:p>
     <w:p>
@@ -1660,7 +1660,7 @@
           <w:sz w:val="28"/>
           <w:rFonts w:eastAsia="Calibri"/>
         </w:rPr>
-        <w:t>face criticism</w:t>
+        <w:t>explode into flames</w:t>
       </w:r>
       <w:r>
         <w:rPr>
@@ -1697,7 +1697,7 @@
           <w:sz w:val="20"/>
           <w:rFonts w:eastAsia="Calibri"/>
         </w:rPr>
-        <w:t>/feɪs ˈkrɪtɪˌsɪzəm/</w:t>
+        <w:t>/ɪkˈsploʊd ˈɪntuː fleɪmz/</w:t>
       </w:r>
     </w:p>
     <w:p>
@@ -1723,7 +1723,7 @@
           <w:sz w:val="21"/>
           <w:rFonts w:eastAsia="맑은 고딕"/>
         </w:rPr>
-        <w:t>비난을 받다, 비판에 직면하다</w:t>
+        <w:t>폭발하며 불길에 휩싸이다</w:t>
       </w:r>
     </w:p>
     <w:p>
@@ -1750,7 +1750,7 @@
           <w:sz w:val="19"/>
           <w:rFonts w:eastAsia="Calibri"/>
         </w:rPr>
-        <w:t>"The DOJ has faced strong criticism for the creation of a $1.8 Anti-Weaponization Fund."</w:t>
+        <w:t>"Blue Origin rocket explodes into huge ball of flame"</w:t>
       </w:r>
     </w:p>
     <w:p>
@@ -1777,7 +1777,7 @@
           <w:sz w:val="21"/>
           <w:rFonts w:eastAsia="Calibri"/>
         </w:rPr>
-        <w:t>The government is currently facing strong criticism over its handling of the economic crisis.</w:t>
+        <w:t>The old factory building suddenly exploded into flames.</w:t>
       </w:r>
     </w:p>
     <w:p>
@@ -1820,7 +1820,7 @@
           <w:sz w:val="28"/>
           <w:rFonts w:eastAsia="Calibri"/>
         </w:rPr>
-        <w:t>launch a review</w:t>
+        <w:t>have a rough day</w:t>
       </w:r>
       <w:r>
         <w:rPr>
@@ -1857,7 +1857,7 @@
           <w:sz w:val="20"/>
           <w:rFonts w:eastAsia="Calibri"/>
         </w:rPr>
-        <w:t>/lɔːntʃ ə rɪˈvjuː/</w:t>
+        <w:t>/hæv ə rʌf deɪ/</w:t>
       </w:r>
     </w:p>
     <w:p>
@@ -1883,7 +1883,7 @@
           <w:sz w:val="21"/>
           <w:rFonts w:eastAsia="맑은 고딕"/>
         </w:rPr>
-        <w:t>조사나 검토를 시작하다</w:t>
+        <w:t>힘든 하루를 보내다</w:t>
       </w:r>
     </w:p>
     <w:p>
@@ -1910,7 +1910,7 @@
           <w:sz w:val="19"/>
           <w:rFonts w:eastAsia="Calibri"/>
         </w:rPr>
-        <w:t>"Disney said it filed renewals for eight broadcast station licenses 'under protest,' after the FCC launched an early review years ahead of schedule."</w:t>
+        <w:t>"Jeff Bezos, who founded Blue Origin, said it was a 'very rough day'."</w:t>
       </w:r>
     </w:p>
     <w:p>
@@ -1937,7 +1937,7 @@
           <w:sz w:val="21"/>
           <w:rFonts w:eastAsia="Calibri"/>
         </w:rPr>
-        <w:t>The university decided to launch an independent review into the allegations of academic misconduct.</w:t>
+        <w:t>I had a really rough day at work; everything seemed to go wrong.</w:t>
       </w:r>
     </w:p>
     <w:p>
@@ -1980,7 +1980,7 @@
           <w:sz w:val="28"/>
           <w:rFonts w:eastAsia="Calibri"/>
         </w:rPr>
-        <w:t>ahead of schedule</w:t>
+        <w:t>get together</w:t>
       </w:r>
       <w:r>
         <w:rPr>
@@ -1991,7 +1991,7 @@
           <w:sz w:val="18"/>
           <w:rFonts w:eastAsia="Calibri"/>
         </w:rPr>
-        <w:t xml:space="preserve">   [COLLOCATION]</w:t>
+        <w:t xml:space="preserve">   [PHRASAL VERB]</w:t>
       </w:r>
     </w:p>
     <w:p>
@@ -2017,7 +2017,7 @@
           <w:sz w:val="20"/>
           <w:rFonts w:eastAsia="Calibri"/>
         </w:rPr>
-        <w:t>/əˈhɛd ɒv ˈʃɛdʒuːl/</w:t>
+        <w:t>/ɡɛt təˈɡɛðər/</w:t>
       </w:r>
     </w:p>
     <w:p>
@@ -2043,7 +2043,7 @@
           <w:sz w:val="21"/>
           <w:rFonts w:eastAsia="맑은 고딕"/>
         </w:rPr>
-        <w:t>예정보다 일찍, 기한보다 빨리</w:t>
+        <w:t>만나다, 함께하다; (연인 관계가) 시작되다</w:t>
       </w:r>
     </w:p>
     <w:p>
@@ -2070,7 +2070,7 @@
           <w:sz w:val="19"/>
           <w:rFonts w:eastAsia="Calibri"/>
         </w:rPr>
-        <w:t>"Disney said it filed renewals for eight broadcast station licenses 'under protest,' after the FCC launched an early review years ahead of schedule."</w:t>
+        <w:t>"I was always rooting for you two kids to get together."</w:t>
       </w:r>
     </w:p>
     <w:p>
@@ -2097,7 +2097,7 @@
           <w:sz w:val="21"/>
           <w:rFonts w:eastAsia="Calibri"/>
         </w:rPr>
-        <w:t>The construction project was completed two weeks ahead of schedule, much to everyone's relief.</w:t>
+        <w:t>Let's get together for coffee sometime next week.</w:t>
       </w:r>
     </w:p>
     <w:p>
@@ -2140,7 +2140,7 @@
           <w:sz w:val="28"/>
           <w:rFonts w:eastAsia="Calibri"/>
         </w:rPr>
-        <w:t>face a hurdle</w:t>
+        <w:t>be about the money</w:t>
       </w:r>
       <w:r>
         <w:rPr>
@@ -2151,7 +2151,7 @@
           <w:sz w:val="18"/>
           <w:rFonts w:eastAsia="Calibri"/>
         </w:rPr>
-        <w:t xml:space="preserve">   [COLLOCATION]</w:t>
+        <w:t xml:space="preserve">   [IDIOM]</w:t>
       </w:r>
     </w:p>
     <w:p>
@@ -2177,7 +2177,7 @@
           <w:sz w:val="20"/>
           <w:rFonts w:eastAsia="Calibri"/>
         </w:rPr>
-        <w:t>/feɪs ə ˈhɜːrdl/</w:t>
+        <w:t>/biː əˈbaʊt ðə ˈmʌni/</w:t>
       </w:r>
     </w:p>
     <w:p>
@@ -2203,7 +2203,7 @@
           <w:sz w:val="21"/>
           <w:rFonts w:eastAsia="맑은 고딕"/>
         </w:rPr>
-        <w:t>난관에 부딪히다, 장애물에 직면하다</w:t>
+        <w:t>돈이 문제다, 돈 때문에 하는 것이다</w:t>
       </w:r>
     </w:p>
     <w:p>
@@ -2230,7 +2230,7 @@
           <w:sz w:val="19"/>
           <w:rFonts w:eastAsia="Calibri"/>
         </w:rPr>
-        <w:t>"Roth IRA owners may face a hurdle to get the money."</w:t>
+        <w:t>"this isn't about the money."</w:t>
       </w:r>
     </w:p>
     <w:p>
@@ -2257,7 +2257,7 @@
           <w:sz w:val="21"/>
           <w:rFonts w:eastAsia="Calibri"/>
         </w:rPr>
-        <w:t>Startups often face many hurdles in their early stages, from funding to market acceptance.</w:t>
+        <w:t>For some, success is about passion, but for others, it's just about the money.</w:t>
       </w:r>
     </w:p>
     <w:p>
@@ -2300,7 +2300,7 @@
           <w:sz w:val="28"/>
           <w:rFonts w:eastAsia="Calibri"/>
         </w:rPr>
-        <w:t>be on track to</w:t>
+        <w:t>on top of</w:t>
       </w:r>
       <w:r>
         <w:rPr>
@@ -2311,7 +2311,7 @@
           <w:sz w:val="18"/>
           <w:rFonts w:eastAsia="Calibri"/>
         </w:rPr>
-        <w:t xml:space="preserve">   [COLLOCATION]</w:t>
+        <w:t xml:space="preserve">   [IDIOM]</w:t>
       </w:r>
     </w:p>
     <w:p>
@@ -2337,7 +2337,7 @@
           <w:sz w:val="20"/>
           <w:rFonts w:eastAsia="Calibri"/>
         </w:rPr>
-        <w:t>/bi ɒn træk tuː/</w:t>
+        <w:t>/ɒn tɒp ɒv/</w:t>
       </w:r>
     </w:p>
     <w:p>
@@ -2363,7 +2363,7 @@
           <w:sz w:val="21"/>
           <w:rFonts w:eastAsia="맑은 고딕"/>
         </w:rPr>
-        <w:t>순조롭게 진행되어 ~할 것으로 예상되다, ~를 달성할 궤도에 오르다</w:t>
+        <w:t>~뿐만 아니라, ~위에 덧붙여</w:t>
       </w:r>
     </w:p>
     <w:p>
@@ -2390,7 +2390,7 @@
           <w:sz w:val="19"/>
           <w:rFonts w:eastAsia="Calibri"/>
         </w:rPr>
-        <w:t>"Royal Mail says its service is improving and that it is on track to hit the regulator Ofcom's reduced targets."</w:t>
+        <w:t>"And that's on top of the yearly bonus structure you mentioned earlier?"</w:t>
       </w:r>
     </w:p>
     <w:p>
@@ -2417,7 +2417,7 @@
           <w:sz w:val="21"/>
           <w:rFonts w:eastAsia="Calibri"/>
         </w:rPr>
-        <w:t>The company is on track to exceed its sales targets for the third quarter.</w:t>
+        <w:t>On top of working full-time, she's also studying for her master's degree.</w:t>
       </w:r>
     </w:p>
     <w:p>
@@ -2460,7 +2460,7 @@
           <w:sz w:val="28"/>
           <w:rFonts w:eastAsia="Calibri"/>
         </w:rPr>
-        <w:t>ease pressure</w:t>
+        <w:t>have the wrong guy</w:t>
       </w:r>
       <w:r>
         <w:rPr>
@@ -2471,7 +2471,7 @@
           <w:sz w:val="18"/>
           <w:rFonts w:eastAsia="Calibri"/>
         </w:rPr>
-        <w:t xml:space="preserve">   [COLLOCATION]</w:t>
+        <w:t xml:space="preserve">   [IDIOM]</w:t>
       </w:r>
     </w:p>
     <w:p>
@@ -2497,7 +2497,7 @@
           <w:sz w:val="20"/>
           <w:rFonts w:eastAsia="Calibri"/>
         </w:rPr>
-        <w:t>/iːz ˈprɛʃər/</w:t>
+        <w:t>/hæv ðə rɒŋ ɡaɪ/</w:t>
       </w:r>
     </w:p>
     <w:p>
@@ -2523,7 +2523,7 @@
           <w:sz w:val="21"/>
           <w:rFonts w:eastAsia="맑은 고딕"/>
         </w:rPr>
-        <w:t>압력, 부담, 긴장 등을 완화시키다</w:t>
+        <w:t>사람을 잘못 찾았다, 오해하다</w:t>
       </w:r>
     </w:p>
     <w:p>
@@ -2550,7 +2550,7 @@
           <w:sz w:val="19"/>
           <w:rFonts w:eastAsia="Calibri"/>
         </w:rPr>
-        <w:t>"Tom Kerridge, Yotam Ottolenghi, Ravneet Gill and Simon Rogan told BBC Newsnight VAT should be halved to ease mounting pressure on the hospitality industry."</w:t>
+        <w:t>"I'm telling you, you've got the wrong guy!"</w:t>
       </w:r>
     </w:p>
     <w:p>
@@ -2577,7 +2577,7 @@
           <w:sz w:val="21"/>
           <w:rFonts w:eastAsia="Calibri"/>
         </w:rPr>
-        <w:t>The government implemented new policies to ease pressure on small businesses struggling with rising costs.</w:t>
+        <w:t>If you think I'm the one who stole your wallet, you've got the wrong guy.</w:t>
       </w:r>
     </w:p>
     <w:p>
@@ -2620,7 +2620,7 @@
           <w:sz w:val="28"/>
           <w:rFonts w:eastAsia="Calibri"/>
         </w:rPr>
-        <w:t>move to make an exception</w:t>
+        <w:t>slam down the phone</w:t>
       </w:r>
       <w:r>
         <w:rPr>
@@ -2631,7 +2631,7 @@
           <w:sz w:val="18"/>
           <w:rFonts w:eastAsia="Calibri"/>
         </w:rPr>
-        <w:t xml:space="preserve">   [COLLOCATION]</w:t>
+        <w:t xml:space="preserve">   [PHRASAL VERB]</w:t>
       </w:r>
     </w:p>
     <w:p>
@@ -2657,7 +2657,7 @@
           <w:sz w:val="20"/>
           <w:rFonts w:eastAsia="Calibri"/>
         </w:rPr>
-        <w:t>/muːv tuː meɪk æn ɪkˈsɛpʃən/</w:t>
+        <w:t>/slæm daʊn ðə foʊn/</w:t>
       </w:r>
     </w:p>
     <w:p>
@@ -2683,7 +2683,7 @@
           <w:sz w:val="21"/>
           <w:rFonts w:eastAsia="맑은 고딕"/>
         </w:rPr>
-        <w:t>예외를 두는 조치를 취하다, 예외를 만들려 하다</w:t>
+        <w:t>전화를 쾅 내려놓다</w:t>
       </w:r>
     </w:p>
     <w:p>
@@ -2710,7 +2710,7 @@
           <w:sz w:val="19"/>
           <w:rFonts w:eastAsia="Calibri"/>
         </w:rPr>
-        <w:t>"Federal law bars printing images of living people on US currency, but Trump allies in Congress are moving to make an exception."</w:t>
+        <w:t>"(slams the phone down)"</w:t>
       </w:r>
     </w:p>
     <w:p>
@@ -2737,7 +2737,7 @@
           <w:sz w:val="21"/>
           <w:rFonts w:eastAsia="Calibri"/>
         </w:rPr>
-        <w:t>The council is considering moving to make an exception for historical buildings in the new zoning laws.</w:t>
+        <w:t>She was so angry that she slammed down the phone after the argument.</w:t>
       </w:r>
     </w:p>
     <w:p>
@@ -2780,7 +2780,7 @@
           <w:sz w:val="28"/>
           <w:rFonts w:eastAsia="Calibri"/>
         </w:rPr>
-        <w:t>build on</w:t>
+        <w:t>show someone around</w:t>
       </w:r>
       <w:r>
         <w:rPr>
@@ -2817,7 +2817,7 @@
           <w:sz w:val="20"/>
           <w:rFonts w:eastAsia="Calibri"/>
         </w:rPr>
-        <w:t>/bɪld ɒn/</w:t>
+        <w:t>/ʃoʊ ˈsʌmwʌn əˈraʊnd/</w:t>
       </w:r>
     </w:p>
     <w:p>
@@ -2843,7 +2843,7 @@
           <w:sz w:val="21"/>
           <w:rFonts w:eastAsia="맑은 고딕"/>
         </w:rPr>
-        <w:t>기존의 성공, 경험, 기반 등을 바탕으로 발전시키다</w:t>
+        <w:t>~에게 구경시켜주다, 안내하다</w:t>
       </w:r>
     </w:p>
     <w:p>
@@ -2870,7 +2870,7 @@
           <w:sz w:val="19"/>
           <w:rFonts w:eastAsia="Calibri"/>
         </w:rPr>
-        <w:t>"BMW is introducing humanoid robots to a car plant in Europe, building on similar projects in the US."</w:t>
+        <w:t>"Chandler's new window office, he is showing Phoebe around."</w:t>
       </w:r>
     </w:p>
     <w:p>
@@ -2897,7 +2897,7 @@
           <w:sz w:val="21"/>
           <w:rFonts w:eastAsia="Calibri"/>
         </w:rPr>
-        <w:t>We plan to build on the success of our previous product launch with an even stronger marketing campaign.</w:t>
+        <w:t>When you visit, I'll show you around the city.</w:t>
       </w:r>
     </w:p>
     <w:p>
@@ -2940,7 +2940,7 @@
           <w:sz w:val="28"/>
           <w:rFonts w:eastAsia="Calibri"/>
         </w:rPr>
-        <w:t>retaliate against</w:t>
+        <w:t>check out</w:t>
       </w:r>
       <w:r>
         <w:rPr>
@@ -2977,7 +2977,7 @@
           <w:sz w:val="20"/>
           <w:rFonts w:eastAsia="Calibri"/>
         </w:rPr>
-        <w:t>/rɪˈtæliˌeɪt əˈɡɛnst/</w:t>
+        <w:t>/tʃɛk aʊt/</w:t>
       </w:r>
     </w:p>
     <w:p>
@@ -3003,7 +3003,7 @@
           <w:sz w:val="21"/>
           <w:rFonts w:eastAsia="맑은 고딕"/>
         </w:rPr>
-        <w:t>~에 대해 보복하거나 앙갚음하다</w:t>
+        <w:t>~을 확인하다, 조사하다; (무언가를) 보다/경험하다</w:t>
       </w:r>
     </w:p>
     <w:p>
@@ -3030,7 +3030,7 @@
           <w:sz w:val="19"/>
           <w:rFonts w:eastAsia="Calibri"/>
         </w:rPr>
-        <w:t>"Sales of the fruity liqueur popular with Canadian students had plummetted north of the border as provinces retaliated against Trump tariffs."</w:t>
+        <w:t>"Check this out, look at this."</w:t>
       </w:r>
     </w:p>
     <w:p>
@@ -3057,7 +3057,7 @@
           <w:sz w:val="21"/>
           <w:rFonts w:eastAsia="Calibri"/>
         </w:rPr>
-        <w:t>The country vowed to retaliate against any cyberattacks on its critical infrastructure.</w:t>
+        <w:t>You should check out that new cafe downtown; it's really good.</w:t>
       </w:r>
     </w:p>
     <w:p>
@@ -3100,7 +3100,7 @@
           <w:sz w:val="28"/>
           <w:rFonts w:eastAsia="Calibri"/>
         </w:rPr>
-        <w:t>explode into a ball of flame</w:t>
+        <w:t>come in</w:t>
       </w:r>
       <w:r>
         <w:rPr>
@@ -3111,7 +3111,7 @@
           <w:sz w:val="18"/>
           <w:rFonts w:eastAsia="Calibri"/>
         </w:rPr>
-        <w:t xml:space="preserve">   [IDIOM]</w:t>
+        <w:t xml:space="preserve">   [PHRASAL VERB]</w:t>
       </w:r>
     </w:p>
     <w:p>
@@ -3137,7 +3137,7 @@
           <w:sz w:val="20"/>
           <w:rFonts w:eastAsia="Calibri"/>
         </w:rPr>
-        <w:t>/ɪkˈsploʊd ˈɪntuː ə bɔːl ɒv fleɪm/</w:t>
+        <w:t>/kʌm ɪn/</w:t>
       </w:r>
     </w:p>
     <w:p>
@@ -3163,7 +3163,7 @@
           <w:sz w:val="21"/>
           <w:rFonts w:eastAsia="맑은 고딕"/>
         </w:rPr>
-        <w:t>커다란 불꽃 덩어리로 폭발하다</w:t>
+        <w:t>(방 안으로) 들어오다</w:t>
       </w:r>
     </w:p>
     <w:p>
@@ -3190,7 +3190,7 @@
           <w:sz w:val="19"/>
           <w:rFonts w:eastAsia="Calibri"/>
         </w:rPr>
-        <w:t>"Blue Origin rocket explodes into huge ball of flame on Florida launch pad."</w:t>
+        <w:t>"Helen, could you come in here for a moment?"</w:t>
       </w:r>
     </w:p>
     <w:p>
@@ -3217,7 +3217,7 @@
           <w:sz w:val="21"/>
           <w:rFonts w:eastAsia="Calibri"/>
         </w:rPr>
-        <w:t>The old fireworks factory accidentally exploded into a ball of flame, causing widespread alarm.</w:t>
+        <w:t>Please come in and make yourself comfortable.</w:t>
       </w:r>
     </w:p>
     <w:p>
@@ -3260,7 +3260,7 @@
           <w:sz w:val="28"/>
           <w:rFonts w:eastAsia="Calibri"/>
         </w:rPr>
-        <w:t>fall in love with</w:t>
+        <w:t>that'll be all</w:t>
       </w:r>
       <w:r>
         <w:rPr>
@@ -3271,7 +3271,7 @@
           <w:sz w:val="18"/>
           <w:rFonts w:eastAsia="Calibri"/>
         </w:rPr>
-        <w:t xml:space="preserve">   [PHRASAL VERB]</w:t>
+        <w:t xml:space="preserve">   [IDIOM]</w:t>
       </w:r>
     </w:p>
     <w:p>
@@ -3297,7 +3297,7 @@
           <w:sz w:val="20"/>
           <w:rFonts w:eastAsia="Calibri"/>
         </w:rPr>
-        <w:t>/fɔːl ɪn lʌv wɪð/</w:t>
+        <w:t>/ðætɪl biː ɔːl/</w:t>
       </w:r>
     </w:p>
     <w:p>
@@ -3323,7 +3323,7 @@
           <w:sz w:val="21"/>
           <w:rFonts w:eastAsia="맑은 고딕"/>
         </w:rPr>
-        <w:t>~와 사랑에 빠지다</w:t>
+        <w:t>그게 다예요, 더 필요 없어요</w:t>
       </w:r>
     </w:p>
     <w:p>
@@ -3350,7 +3350,7 @@
           <w:sz w:val="19"/>
           <w:rFonts w:eastAsia="Calibri"/>
         </w:rPr>
-        <w:t>"But I have to warn you; this may make me a better person and that is not the man you feel in love with!"</w:t>
+        <w:t>"Thank you Helen, that'll be all."</w:t>
       </w:r>
     </w:p>
     <w:p>
@@ -3377,7 +3377,7 @@
           <w:sz w:val="21"/>
           <w:rFonts w:eastAsia="Calibri"/>
         </w:rPr>
-        <w:t>They met at a friend's party and quickly fell in love with each other.</w:t>
+        <w:t>I'd like a coffee and a croissant, please. That'll be all.</w:t>
       </w:r>
     </w:p>
     <w:p>
@@ -3420,7 +3420,7 @@
           <w:sz w:val="28"/>
           <w:rFonts w:eastAsia="Calibri"/>
         </w:rPr>
-        <w:t>lay out the ground rules</w:t>
+        <w:t>bail on someone/something</w:t>
       </w:r>
       <w:r>
         <w:rPr>
@@ -3431,7 +3431,7 @@
           <w:sz w:val="18"/>
           <w:rFonts w:eastAsia="Calibri"/>
         </w:rPr>
-        <w:t xml:space="preserve">   [COLLOCATION]</w:t>
+        <w:t xml:space="preserve">   [PHRASAL VERB]</w:t>
       </w:r>
     </w:p>
     <w:p>
@@ -3457,7 +3457,7 @@
           <w:sz w:val="20"/>
           <w:rFonts w:eastAsia="Calibri"/>
         </w:rPr>
-        <w:t>/leɪ aʊt ðə ɡraʊnd ruːlz/</w:t>
+        <w:t>/beɪl ɒn/</w:t>
       </w:r>
     </w:p>
     <w:p>
@@ -3483,7 +3483,7 @@
           <w:sz w:val="21"/>
           <w:rFonts w:eastAsia="맑은 고딕"/>
         </w:rPr>
-        <w:t>기본 규칙이나 원칙을 명확히 설명하다</w:t>
+        <w:t>(약속을) 바람맞히다, ~을 저버리다</w:t>
       </w:r>
     </w:p>
     <w:p>
@@ -3510,7 +3510,7 @@
           <w:sz w:val="19"/>
           <w:rFonts w:eastAsia="Calibri"/>
         </w:rPr>
-        <w:t>"Joey and Ross are laying out the ground rules for the maid of honor auditions to Rachel and Phoebe."</w:t>
+        <w:t>"Wendy bailed. I have no waitress."</w:t>
       </w:r>
     </w:p>
     <w:p>
@@ -3537,7 +3537,7 @@
           <w:sz w:val="21"/>
           <w:rFonts w:eastAsia="Calibri"/>
         </w:rPr>
-        <w:t>Before we start the project, let's lay out the ground rules for communication and collaboration.</w:t>
+        <w:t>He bailed on our dinner plans at the last minute.</w:t>
       </w:r>
     </w:p>
     <w:p>
@@ -3580,7 +3580,7 @@
           <w:sz w:val="28"/>
           <w:rFonts w:eastAsia="Calibri"/>
         </w:rPr>
-        <w:t>score on a scale of</w:t>
+        <w:t>make plans</w:t>
       </w:r>
       <w:r>
         <w:rPr>
@@ -3617,7 +3617,7 @@
           <w:sz w:val="20"/>
           <w:rFonts w:eastAsia="Calibri"/>
         </w:rPr>
-        <w:t>/skɔːr ɒn ə skeɪl ɒv/</w:t>
+        <w:t>/meɪk plænz/</w:t>
       </w:r>
     </w:p>
     <w:p>
@@ -3643,7 +3643,7 @@
           <w:sz w:val="21"/>
           <w:rFonts w:eastAsia="맑은 고딕"/>
         </w:rPr>
-        <w:t>~의 척도로 점수를 매기다/평가하다</w:t>
+        <w:t>계획을 세우다</w:t>
       </w:r>
     </w:p>
     <w:p>
@@ -3670,7 +3670,7 @@
           <w:sz w:val="19"/>
           <w:rFonts w:eastAsia="Calibri"/>
         </w:rPr>
-        <w:t>"We’re gonna give you hypothetical maid of honor situations and you will be scored on a scale of 1 to 10."</w:t>
+        <w:t>"I've made plans to walk around."</w:t>
       </w:r>
     </w:p>
     <w:p>
@@ -3697,7 +3697,7 @@
           <w:sz w:val="21"/>
           <w:rFonts w:eastAsia="Calibri"/>
         </w:rPr>
-        <w:t>Participants were asked to score the meal on a scale of 1 to 5, with 5 being excellent.</w:t>
+        <w:t>We should make plans to go hiking this summer.</w:t>
       </w:r>
     </w:p>
     <w:p>
@@ -3740,7 +3740,7 @@
           <w:sz w:val="28"/>
           <w:rFonts w:eastAsia="Calibri"/>
         </w:rPr>
-        <w:t>be up first</w:t>
+        <w:t>be there for someone</w:t>
       </w:r>
       <w:r>
         <w:rPr>
@@ -3777,7 +3777,7 @@
           <w:sz w:val="20"/>
           <w:rFonts w:eastAsia="Calibri"/>
         </w:rPr>
-        <w:t>/bi ʌp fɜːrst/</w:t>
+        <w:t>/biː ðɛr fɔːr ˈsʌmwʌn/</w:t>
       </w:r>
     </w:p>
     <w:p>
@@ -3803,7 +3803,7 @@
           <w:sz w:val="21"/>
           <w:rFonts w:eastAsia="맑은 고딕"/>
         </w:rPr>
-        <w:t>첫 번째 순서이다, 먼저 시작하다</w:t>
+        <w:t>누군가를 위해 곁에 있어주다, 돕다</w:t>
       </w:r>
     </w:p>
     <w:p>
@@ -3830,7 +3830,7 @@
           <w:sz w:val="19"/>
           <w:rFonts w:eastAsia="Calibri"/>
         </w:rPr>
-        <w:t>"Okay, Rachel you’re up first."</w:t>
+        <w:t>"when you ran out of your wedding, I was there for you."</w:t>
       </w:r>
     </w:p>
     <w:p>
@@ -3857,7 +3857,7 @@
           <w:sz w:val="21"/>
           <w:rFonts w:eastAsia="Calibri"/>
         </w:rPr>
-        <w:t>Who's up first for the presentation? I think it's Sarah.</w:t>
+        <w:t>She was always there for me during my difficult times.</w:t>
       </w:r>
     </w:p>
     <w:p>
@@ -3900,7 +3900,7 @@
           <w:sz w:val="28"/>
           <w:rFonts w:eastAsia="Calibri"/>
         </w:rPr>
-        <w:t>run out on</w:t>
+        <w:t>put a roof over someone's head</w:t>
       </w:r>
       <w:r>
         <w:rPr>
@@ -3911,7 +3911,7 @@
           <w:sz w:val="18"/>
           <w:rFonts w:eastAsia="Calibri"/>
         </w:rPr>
-        <w:t xml:space="preserve">   [PHRASAL VERB]</w:t>
+        <w:t xml:space="preserve">   [IDIOM]</w:t>
       </w:r>
     </w:p>
     <w:p>
@@ -3937,7 +3937,7 @@
           <w:sz w:val="20"/>
           <w:rFonts w:eastAsia="Calibri"/>
         </w:rPr>
-        <w:t>/rʌn aʊt ɒn/</w:t>
+        <w:t>/pʊt ə ruːf ˈoʊvər ˈsʌmwʌnz hɛd/</w:t>
       </w:r>
     </w:p>
     <w:p>
@@ -3963,7 +3963,7 @@
           <w:sz w:val="21"/>
           <w:rFonts w:eastAsia="맑은 고딕"/>
         </w:rPr>
-        <w:t>무책임하게 ~를 버리고 떠나다, ~를 외면하다</w:t>
+        <w:t>누군가에게 거처를 마련해주다, 재워주다</w:t>
       </w:r>
     </w:p>
     <w:p>
@@ -3990,7 +3990,7 @@
           <w:sz w:val="19"/>
           <w:rFonts w:eastAsia="Calibri"/>
         </w:rPr>
-        <w:t>"And also, I ran out on a wedding. You don’t get to keep the gifts."</w:t>
+        <w:t>"I put a roof over your head"</w:t>
       </w:r>
     </w:p>
     <w:p>
@@ -4017,7 +4017,7 @@
           <w:sz w:val="21"/>
           <w:rFonts w:eastAsia="Calibri"/>
         </w:rPr>
-        <w:t>She felt completely abandoned after her business partner ran out on their joint venture.</w:t>
+        <w:t>My parents always made sure we had a roof over our heads, no matter what.</w:t>
       </w:r>
     </w:p>
     <w:p>
@@ -4060,7 +4060,7 @@
           <w:sz w:val="28"/>
           <w:rFonts w:eastAsia="Calibri"/>
         </w:rPr>
-        <w:t>draw on experience</w:t>
+        <w:t>not buy it</w:t>
       </w:r>
       <w:r>
         <w:rPr>
@@ -4071,7 +4071,7 @@
           <w:sz w:val="18"/>
           <w:rFonts w:eastAsia="Calibri"/>
         </w:rPr>
-        <w:t xml:space="preserve">   [COLLOCATION]</w:t>
+        <w:t xml:space="preserve">   [IDIOM]</w:t>
       </w:r>
     </w:p>
     <w:p>
@@ -4097,7 +4097,7 @@
           <w:sz w:val="20"/>
           <w:rFonts w:eastAsia="Calibri"/>
         </w:rPr>
-        <w:t>/drɔː ɒn ɪkˈspɪriəns/</w:t>
+        <w:t>/nɒt baɪ ɪt/</w:t>
       </w:r>
     </w:p>
     <w:p>
@@ -4123,7 +4123,7 @@
           <w:sz w:val="21"/>
           <w:rFonts w:eastAsia="맑은 고딕"/>
         </w:rPr>
-        <w:t>경험을 활용하다, 경험에서 얻은 지식을 이용하다</w:t>
+        <w:t>믿지 않다, 납득하지 않다</w:t>
       </w:r>
     </w:p>
     <w:p>
@@ -4150,7 +4150,7 @@
           <w:sz w:val="19"/>
           <w:rFonts w:eastAsia="Calibri"/>
         </w:rPr>
-        <w:t>"Very good! Drawing on your own experience, I like that!"</w:t>
+        <w:t>"Rachel isn't buying it"</w:t>
       </w:r>
     </w:p>
     <w:p>
@@ -4177,7 +4177,7 @@
           <w:sz w:val="21"/>
           <w:rFonts w:eastAsia="Calibri"/>
         </w:rPr>
-        <w:t>The seasoned negotiator had to draw on years of experience to close the difficult deal.</w:t>
+        <w:t>He tried to tell me he was sick, but I didn't buy it; he looked perfectly fine.</w:t>
       </w:r>
     </w:p>
     <w:p>
@@ -4220,7 +4220,7 @@
           <w:sz w:val="28"/>
           <w:rFonts w:eastAsia="Calibri"/>
         </w:rPr>
-        <w:t>kiss ass</w:t>
+        <w:t>drag someone into a mess</w:t>
       </w:r>
       <w:r>
         <w:rPr>
@@ -4257,7 +4257,7 @@
           <w:sz w:val="20"/>
           <w:rFonts w:eastAsia="Calibri"/>
         </w:rPr>
-        <w:t>/kɪs æs/</w:t>
+        <w:t>/dræɡ ˈsʌmwʌn ˈɪntuː ə mɛs/</w:t>
       </w:r>
     </w:p>
     <w:p>
@@ -4283,7 +4283,7 @@
           <w:sz w:val="21"/>
           <w:rFonts w:eastAsia="맑은 고딕"/>
         </w:rPr>
-        <w:t>아첨하다, 아부하다 (매우 비격식적이고 다소 부정적인 의미)</w:t>
+        <w:t>누군가를 곤란한 상황에 끌어들이다</w:t>
       </w:r>
     </w:p>
     <w:p>
@@ -4310,7 +4310,7 @@
           <w:sz w:val="19"/>
           <w:rFonts w:eastAsia="Calibri"/>
         </w:rPr>
-        <w:t>"Ugh, what a kiss ass."</w:t>
+        <w:t>"(Phoebe stops her and drags her into the kitchen.)"</w:t>
       </w:r>
     </w:p>
     <w:p>
@@ -4337,7 +4337,7 @@
           <w:sz w:val="21"/>
           <w:rFonts w:eastAsia="Calibri"/>
         </w:rPr>
-        <w:t>He's always complimenting the boss; everyone thinks he's just trying to kiss ass.</w:t>
+        <w:t>I don't want to drag you into this mess, so I'll handle it myself.</w:t>
       </w:r>
     </w:p>
     <w:p>
@@ -4380,7 +4380,7 @@
           <w:sz w:val="28"/>
           <w:rFonts w:eastAsia="Calibri"/>
         </w:rPr>
-        <w:t>make a scene</w:t>
+        <w:t>be with someone</w:t>
       </w:r>
       <w:r>
         <w:rPr>
@@ -4417,7 +4417,7 @@
           <w:sz w:val="20"/>
           <w:rFonts w:eastAsia="Calibri"/>
         </w:rPr>
-        <w:t>/meɪk ə siːn/</w:t>
+        <w:t>/biː wɪð ˈsʌmwʌn/</w:t>
       </w:r>
     </w:p>
     <w:p>
@@ -4443,7 +4443,7 @@
           <w:sz w:val="21"/>
           <w:rFonts w:eastAsia="맑은 고딕"/>
         </w:rPr>
-        <w:t>공공장소에서 소란을 피우다, 시선을 끄는 행동을 하다</w:t>
+        <w:t>(말하는 것을) 이해하다, 동의하다</w:t>
       </w:r>
     </w:p>
     <w:p>
@@ -4470,7 +4470,7 @@
           <w:sz w:val="19"/>
           <w:rFonts w:eastAsia="Calibri"/>
         </w:rPr>
-        <w:t>"Wait a minute! She just made a scene in the middle of the ceremony!"</w:t>
+        <w:t>"OK, OK. I'm with you, Cheech."</w:t>
       </w:r>
     </w:p>
     <w:p>
@@ -4497,7 +4497,7 @@
           <w:sz w:val="21"/>
           <w:rFonts w:eastAsia="Calibri"/>
         </w:rPr>
-        <w:t>Please don't make a scene in the restaurant; let's discuss this calmly.</w:t>
+        <w:t>I think I'm with you now; that explanation makes more sense.</w:t>
       </w:r>
     </w:p>
     <w:p>
@@ -4540,7 +4540,7 @@
           <w:sz w:val="28"/>
           <w:rFonts w:eastAsia="Calibri"/>
         </w:rPr>
-        <w:t>give a speech</w:t>
+        <w:t>lose meaning</w:t>
       </w:r>
       <w:r>
         <w:rPr>
@@ -4577,7 +4577,7 @@
           <w:sz w:val="20"/>
           <w:rFonts w:eastAsia="Calibri"/>
         </w:rPr>
-        <w:t>/ɡɪv ə spiːtʃ/</w:t>
+        <w:t>/luːz ˈmiːnɪŋ/</w:t>
       </w:r>
     </w:p>
     <w:p>
@@ -4603,7 +4603,7 @@
           <w:sz w:val="21"/>
           <w:rFonts w:eastAsia="맑은 고딕"/>
         </w:rPr>
-        <w:t>연설을 하다</w:t>
+        <w:t>의미를 잃다</w:t>
       </w:r>
     </w:p>
     <w:p>
@@ -4630,7 +4630,7 @@
           <w:sz w:val="19"/>
           <w:rFonts w:eastAsia="Calibri"/>
         </w:rPr>
-        <w:t>"It is time for you to give your maid of honor speech."</w:t>
+        <w:t>"The word has lost all meaning."</w:t>
       </w:r>
     </w:p>
     <w:p>
@@ -4657,7 +4657,7 @@
           <w:sz w:val="21"/>
           <w:rFonts w:eastAsia="Calibri"/>
         </w:rPr>
-        <w:t>The CEO will give a speech at the annual company dinner next month.</w:t>
+        <w:t>After hearing it so many times, the phrase started to lose meaning.</w:t>
       </w:r>
     </w:p>
     <w:p>
@@ -4700,7 +4700,7 @@
           <w:sz w:val="28"/>
           <w:rFonts w:eastAsia="Calibri"/>
         </w:rPr>
-        <w:t>never mind</w:t>
+        <w:t>wave off</w:t>
       </w:r>
       <w:r>
         <w:rPr>
@@ -4711,7 +4711,7 @@
           <w:sz w:val="18"/>
           <w:rFonts w:eastAsia="Calibri"/>
         </w:rPr>
-        <w:t xml:space="preserve">   [IDIOM]</w:t>
+        <w:t xml:space="preserve">   [PHRASAL VERB]</w:t>
       </w:r>
     </w:p>
     <w:p>
@@ -4737,7 +4737,7 @@
           <w:sz w:val="20"/>
           <w:rFonts w:eastAsia="Calibri"/>
         </w:rPr>
-        <w:t>/ˈnɛvər maɪnd/</w:t>
+        <w:t>/weɪv ɒf/</w:t>
       </w:r>
     </w:p>
     <w:p>
@@ -4763,7 +4763,7 @@
           <w:sz w:val="21"/>
           <w:rFonts w:eastAsia="맑은 고딕"/>
         </w:rPr>
-        <w:t>신경 쓰지 마세요, 잊어버리세요, 상관 마세요</w:t>
+        <w:t>(생각, 제안 등을) 일축하다, (위험을) 물리치다</w:t>
       </w:r>
     </w:p>
     <w:p>
@@ -4790,7 +4790,7 @@
           <w:sz w:val="19"/>
           <w:rFonts w:eastAsia="Calibri"/>
         </w:rPr>
-        <w:t>"Okay!! Forget that! That sucks!! Okay, never mind! Forget it!"</w:t>
+        <w:t>"Monica waves it off as though she doesn't believe it."</w:t>
       </w:r>
     </w:p>
     <w:p>
@@ -4817,7 +4817,7 @@
           <w:sz w:val="21"/>
           <w:rFonts w:eastAsia="Calibri"/>
         </w:rPr>
-        <w:t>Oh, you found it? Never mind, I already bought a new one.</w:t>
+        <w:t>He tried to offer an excuse, but I just waved it off.</w:t>
       </w:r>
     </w:p>
     <w:p>
@@ -4860,7 +4860,7 @@
           <w:sz w:val="28"/>
           <w:rFonts w:eastAsia="Calibri"/>
         </w:rPr>
-        <w:t>raise one's glass</w:t>
+        <w:t>spoil an appetite</w:t>
       </w:r>
       <w:r>
         <w:rPr>
@@ -4897,7 +4897,7 @@
           <w:sz w:val="20"/>
           <w:rFonts w:eastAsia="Calibri"/>
         </w:rPr>
-        <w:t>/reɪz wʌnz ɡlɑːs/</w:t>
+        <w:t>/spɔɪl ən ˈæpɪtaɪt/</w:t>
       </w:r>
     </w:p>
     <w:p>
@@ -4923,7 +4923,7 @@
           <w:sz w:val="21"/>
           <w:rFonts w:eastAsia="맑은 고딕"/>
         </w:rPr>
-        <w:t>건배를 제의하며 잔을 들어 올리다</w:t>
+        <w:t>식욕을 떨어뜨리다</w:t>
       </w:r>
     </w:p>
     <w:p>
@@ -4950,7 +4950,7 @@
           <w:sz w:val="19"/>
           <w:rFonts w:eastAsia="Calibri"/>
         </w:rPr>
-        <w:t>"So I would like to raise my glass to Monica and Chandler and the beautiful adventure they are about to embark upon together."</w:t>
+        <w:t>"You don't want to spoil your appetite."</w:t>
       </w:r>
     </w:p>
     <w:p>
@@ -4977,7 +4977,7 @@
           <w:sz w:val="21"/>
           <w:rFonts w:eastAsia="Calibri"/>
         </w:rPr>
-        <w:t>At the reception, the best man raised his glass and offered a heartfelt toast to the happy couple.</w:t>
+        <w:t>Don't eat too much candy, you'll spoil your appetite for dinner.</w:t>
       </w:r>
     </w:p>
     <w:p>
@@ -5020,7 +5020,7 @@
           <w:sz w:val="28"/>
           <w:rFonts w:eastAsia="Calibri"/>
         </w:rPr>
-        <w:t>embark on/upon</w:t>
+        <w:t>bend down</w:t>
       </w:r>
       <w:r>
         <w:rPr>
@@ -5057,7 +5057,7 @@
           <w:sz w:val="20"/>
           <w:rFonts w:eastAsia="Calibri"/>
         </w:rPr>
-        <w:t>/ɪmˈbɑːrk ɒn/ /ɪmˈbɑːrk əˈpɒn/</w:t>
+        <w:t>/bɛnd daʊn/</w:t>
       </w:r>
     </w:p>
     <w:p>
@@ -5083,7 +5083,7 @@
           <w:sz w:val="21"/>
           <w:rFonts w:eastAsia="맑은 고딕"/>
         </w:rPr>
-        <w:t>새로운 일, 여행, 모험 등을 시작하다</w:t>
+        <w:t>몸을 숙이다, 허리를 굽히다</w:t>
       </w:r>
     </w:p>
     <w:p>
@@ -5110,7 +5110,7 @@
           <w:sz w:val="19"/>
           <w:rFonts w:eastAsia="Calibri"/>
         </w:rPr>
-        <w:t>"So I would like to raise my glass to Monica and Chandler and the beautiful adventure they are about to embark upon together."</w:t>
+        <w:t>"(When she bends down to pick it up he grabs a package of Gummi-bears)"</w:t>
       </w:r>
     </w:p>
     <w:p>
@@ -5137,7 +5137,7 @@
           <w:sz w:val="21"/>
           <w:rFonts w:eastAsia="Calibri"/>
         </w:rPr>
-        <w:t>After graduation, she decided to embark on a round-the-world trip.</w:t>
+        <w:t>He had to bend down to tie his shoelaces.</w:t>
       </w:r>
     </w:p>
     <w:p>
@@ -5180,7 +5180,7 @@
           <w:sz w:val="28"/>
           <w:rFonts w:eastAsia="Calibri"/>
         </w:rPr>
-        <w:t>be back in the game</w:t>
+        <w:t>pick up</w:t>
       </w:r>
       <w:r>
         <w:rPr>
@@ -5191,7 +5191,7 @@
           <w:sz w:val="18"/>
           <w:rFonts w:eastAsia="Calibri"/>
         </w:rPr>
-        <w:t xml:space="preserve">   [IDIOM]</w:t>
+        <w:t xml:space="preserve">   [PHRASAL VERB]</w:t>
       </w:r>
     </w:p>
     <w:p>
@@ -5217,7 +5217,7 @@
           <w:sz w:val="20"/>
           <w:rFonts w:eastAsia="Calibri"/>
         </w:rPr>
-        <w:t>/bi bæk ɪn ðə ɡeɪm/</w:t>
+        <w:t>/pɪk ʌp/</w:t>
       </w:r>
     </w:p>
     <w:p>
@@ -5243,7 +5243,7 @@
           <w:sz w:val="21"/>
           <w:rFonts w:eastAsia="맑은 고딕"/>
         </w:rPr>
-        <w:t>활동이나 경쟁에 다시 참여하다, 회복하여 다시 기회가 생기다</w:t>
+        <w:t>~을 집어 들다, (물건을) 줍다</w:t>
       </w:r>
     </w:p>
     <w:p>
@@ -5270,7 +5270,7 @@
           <w:sz w:val="19"/>
           <w:rFonts w:eastAsia="Calibri"/>
         </w:rPr>
-        <w:t>"Joey: And she’s back in the game."</w:t>
+        <w:t>"she bends down to pick it up"</w:t>
       </w:r>
     </w:p>
     <w:p>
@@ -5297,7 +5297,7 @@
           <w:sz w:val="21"/>
           <w:rFonts w:eastAsia="Calibri"/>
         </w:rPr>
-        <w:t>After recovering from his injury, the athlete is eager to be back in the game next season.</w:t>
+        <w:t>Could you pick up the dry cleaning on your way home?</w:t>
       </w:r>
     </w:p>
     <w:p>
@@ -5340,7 +5340,7 @@
           <w:sz w:val="28"/>
           <w:rFonts w:eastAsia="Calibri"/>
         </w:rPr>
-        <w:t>owe an apology</w:t>
+        <w:t>get something out of the way</w:t>
       </w:r>
       <w:r>
         <w:rPr>
@@ -5351,7 +5351,7 @@
           <w:sz w:val="18"/>
           <w:rFonts w:eastAsia="Calibri"/>
         </w:rPr>
-        <w:t xml:space="preserve">   [COLLOCATION]</w:t>
+        <w:t xml:space="preserve">   [IDIOM]</w:t>
       </w:r>
     </w:p>
     <w:p>
@@ -5377,7 +5377,7 @@
           <w:sz w:val="20"/>
           <w:rFonts w:eastAsia="Calibri"/>
         </w:rPr>
-        <w:t>/oʊ æn əˈpɒlədʒi/</w:t>
+        <w:t>/ɡɛt ˈsʌmθɪŋ aʊt əv ðə weɪ/</w:t>
       </w:r>
     </w:p>
     <w:p>
@@ -5403,7 +5403,7 @@
           <w:sz w:val="21"/>
           <w:rFonts w:eastAsia="맑은 고딕"/>
         </w:rPr>
-        <w:t>사과해야 할 의무가 있다, 사과할 일이 있다</w:t>
+        <w:t>성가신 일을 해치우다, 미리 처리하다</w:t>
       </w:r>
     </w:p>
     <w:p>
@@ -5430,7 +5430,7 @@
           <w:sz w:val="19"/>
           <w:rFonts w:eastAsia="Calibri"/>
         </w:rPr>
-        <w:t>"Ah, uh, I owe you a long overdue apology."</w:t>
+        <w:t>"I need to get this report out of the way before I can relax."</w:t>
       </w:r>
     </w:p>
     <w:p>
@@ -5457,7 +5457,7 @@
           <w:sz w:val="21"/>
           <w:rFonts w:eastAsia="Calibri"/>
         </w:rPr>
-        <w:t>I realized I was wrong, and I definitely owe him an apology for my behavior.</w:t>
+        <w:t>Let's get the difficult conversation out of the way first.</w:t>
       </w:r>
     </w:p>
     <w:p>
@@ -5500,7 +5500,7 @@
           <w:sz w:val="28"/>
           <w:rFonts w:eastAsia="Calibri"/>
         </w:rPr>
-        <w:t>demand a recount</w:t>
+        <w:t>go through the roof</w:t>
       </w:r>
       <w:r>
         <w:rPr>
@@ -5511,7 +5511,7 @@
           <w:sz w:val="18"/>
           <w:rFonts w:eastAsia="Calibri"/>
         </w:rPr>
-        <w:t xml:space="preserve">   [COLLOCATION]</w:t>
+        <w:t xml:space="preserve">   [IDIOM]</w:t>
       </w:r>
     </w:p>
     <w:p>
@@ -5537,7 +5537,7 @@
           <w:sz w:val="20"/>
           <w:rFonts w:eastAsia="Calibri"/>
         </w:rPr>
-        <w:t>/dɪˈmænd ə ˈriːkaʊnt/</w:t>
+        <w:t>/ɡoʊ θruː ðə ruːf/</w:t>
       </w:r>
     </w:p>
     <w:p>
@@ -5563,7 +5563,7 @@
           <w:sz w:val="21"/>
           <w:rFonts w:eastAsia="맑은 고딕"/>
         </w:rPr>
-        <w:t>재검표를 요구하다</w:t>
+        <w:t>(가격, 수치 등이) 최고조에 달하다, 급등하다; (화가 머리끝까지) 치밀어 오르다</w:t>
       </w:r>
     </w:p>
     <w:p>
@@ -5590,7 +5590,7 @@
           <w:sz w:val="19"/>
           <w:rFonts w:eastAsia="Calibri"/>
         </w:rPr>
-        <w:t>"Well then I demand a recount!"</w:t>
+        <w:t>"Demand for the new product has gone through the roof."</w:t>
       </w:r>
     </w:p>
     <w:p>
@@ -5617,7 +5617,7 @@
           <w:sz w:val="21"/>
           <w:rFonts w:eastAsia="Calibri"/>
         </w:rPr>
-        <w:t>The candidate, losing by a very narrow margin, immediately demanded a recount of the votes.</w:t>
+        <w:t>Rent prices in the city have gone through the roof recently.</w:t>
       </w:r>
     </w:p>
     <w:p>
@@ -5660,7 +5660,7 @@
           <w:sz w:val="28"/>
           <w:rFonts w:eastAsia="Calibri"/>
         </w:rPr>
-        <w:t>flip a coin</w:t>
+        <w:t>level the playing field</w:t>
       </w:r>
       <w:r>
         <w:rPr>
@@ -5671,7 +5671,7 @@
           <w:sz w:val="18"/>
           <w:rFonts w:eastAsia="Calibri"/>
         </w:rPr>
-        <w:t xml:space="preserve">   [COLLOCATION]</w:t>
+        <w:t xml:space="preserve">   [IDIOM]</w:t>
       </w:r>
     </w:p>
     <w:p>
@@ -5697,7 +5697,7 @@
           <w:sz w:val="20"/>
           <w:rFonts w:eastAsia="Calibri"/>
         </w:rPr>
-        <w:t>/flɪp ə kɔɪn/</w:t>
+        <w:t>/ˈlɛvl̩ ðə ˈpleɪɪŋ fiːld/</w:t>
       </w:r>
     </w:p>
     <w:p>
@@ -5723,7 +5723,7 @@
           <w:sz w:val="21"/>
           <w:rFonts w:eastAsia="맑은 고딕"/>
         </w:rPr>
-        <w:t>동전을 던져 결정하다, 운에 맡기다</w:t>
+        <w:t>경쟁 환경을 공정하게 만들다, 공평한 기회를 제공하다</w:t>
       </w:r>
     </w:p>
     <w:p>
@@ -5750,7 +5750,7 @@
           <w:sz w:val="19"/>
           <w:rFonts w:eastAsia="Calibri"/>
         </w:rPr>
-        <w:t>"We’re gonna flip a coin! All right?!"</w:t>
+        <w:t>"The new regulations are designed to level the playing field for all businesses."</w:t>
       </w:r>
     </w:p>
     <w:p>
@@ -5777,7 +5777,7 @@
           <w:sz w:val="21"/>
           <w:rFonts w:eastAsia="Calibri"/>
         </w:rPr>
-        <w:t>Since we can't agree, let's just flip a coin to decide who goes first.</w:t>
+        <w:t>Access to education helps level the playing field for children from all backgrounds.</w:t>
       </w:r>
     </w:p>
     <w:p>
@@ -5820,7 +5820,7 @@
           <w:sz w:val="28"/>
           <w:rFonts w:eastAsia="Calibri"/>
         </w:rPr>
-        <w:t>grunt in disgust</w:t>
+        <w:t>turn around</w:t>
       </w:r>
       <w:r>
         <w:rPr>
@@ -5831,7 +5831,7 @@
           <w:sz w:val="18"/>
           <w:rFonts w:eastAsia="Calibri"/>
         </w:rPr>
-        <w:t xml:space="preserve">   [COLLOCATION]</w:t>
+        <w:t xml:space="preserve">   [PHRASAL VERB]</w:t>
       </w:r>
     </w:p>
     <w:p>
@@ -5857,7 +5857,7 @@
           <w:sz w:val="20"/>
           <w:rFonts w:eastAsia="Calibri"/>
         </w:rPr>
-        <w:t>/ɡrʌnt ɪn dɪsˈɡʌst/</w:t>
+        <w:t>/tɜːrn əˈraʊnd/</w:t>
       </w:r>
     </w:p>
     <w:p>
@@ -5883,7 +5883,7 @@
           <w:sz w:val="21"/>
           <w:rFonts w:eastAsia="맑은 고딕"/>
         </w:rPr>
-        <w:t>혐오감이나 불쾌감을 표현하며 끙 소리를 내다</w:t>
+        <w:t>(상황, 회사 등을) 호전시키다, 개선하다</w:t>
       </w:r>
     </w:p>
     <w:p>
@@ -5910,7 +5910,7 @@
           <w:sz w:val="19"/>
           <w:rFonts w:eastAsia="Calibri"/>
         </w:rPr>
-        <w:t>"Looks at the coin and grunts in disgust."</w:t>
+        <w:t>"The new CEO was hired to turn around the struggling company."</w:t>
       </w:r>
     </w:p>
     <w:p>
@@ -5937,7 +5937,7 @@
           <w:sz w:val="21"/>
           <w:rFonts w:eastAsia="Calibri"/>
         </w:rPr>
-        <w:t>He grunted in disgust when he saw the mess his roommates had left in the kitchen.</w:t>
+        <w:t>It took a lot of effort to turn around the failing project.</w:t>
       </w:r>
     </w:p>
     <w:p>
@@ -5980,7 +5980,7 @@
           <w:sz w:val="28"/>
           <w:rFonts w:eastAsia="Calibri"/>
         </w:rPr>
-        <w:t>throw a shower</w:t>
+        <w:t>be up against</w:t>
       </w:r>
       <w:r>
         <w:rPr>
@@ -5991,7 +5991,7 @@
           <w:sz w:val="18"/>
           <w:rFonts w:eastAsia="Calibri"/>
         </w:rPr>
-        <w:t xml:space="preserve">   [COLLOCATION]</w:t>
+        <w:t xml:space="preserve">   [PHRASAL VERB]</w:t>
       </w:r>
     </w:p>
     <w:p>
@@ -6017,7 +6017,7 @@
           <w:sz w:val="20"/>
           <w:rFonts w:eastAsia="Calibri"/>
         </w:rPr>
-        <w:t>/θroʊ ə ˈʃaʊər/</w:t>
+        <w:t>/biː ʌp əˈɡɛnst/</w:t>
       </w:r>
     </w:p>
     <w:p>
@@ -6043,7 +6043,7 @@
           <w:sz w:val="21"/>
           <w:rFonts w:eastAsia="맑은 고딕"/>
         </w:rPr>
-        <w:t>아기나 신부를 위한 파티(베이비샤워/브라이덜샤워)를 열어주다</w:t>
+        <w:t>(어려움, 경쟁자 등에) 직면하다, 맞서다</w:t>
       </w:r>
     </w:p>
     <w:p>
@@ -6070,7 +6070,7 @@
           <w:sz w:val="19"/>
           <w:rFonts w:eastAsia="Calibri"/>
         </w:rPr>
-        <w:t>"I hope Monica forgives you after you throw her, her vegetarian, voodoo, goddess circley shower!"</w:t>
+        <w:t>"We're up against a tight deadline, so we need to work efficiently."</w:t>
       </w:r>
     </w:p>
     <w:p>
@@ -6097,7 +6097,7 @@
           <w:sz w:val="21"/>
           <w:rFonts w:eastAsia="Calibri"/>
         </w:rPr>
-        <w:t>Her friends are planning to throw her a surprise baby shower next month.</w:t>
+        <w:t>The new startup is up against some major established companies.</w:t>
       </w:r>
     </w:p>
     <w:p>
@@ -6140,7 +6140,7 @@
           <w:sz w:val="28"/>
           <w:rFonts w:eastAsia="Calibri"/>
         </w:rPr>
-        <w:t>be in the red/black</w:t>
+        <w:t>be out of line</w:t>
       </w:r>
       <w:r>
         <w:rPr>
@@ -6177,7 +6177,7 @@
           <w:sz w:val="20"/>
           <w:rFonts w:eastAsia="Calibri"/>
         </w:rPr>
-        <w:t>/bi ɪn ðə rɛd/ /bi ɪn ðə blæk/</w:t>
+        <w:t>/biː aʊt ɒv laɪn/</w:t>
       </w:r>
     </w:p>
     <w:p>
@@ -6203,7 +6203,7 @@
           <w:sz w:val="21"/>
           <w:rFonts w:eastAsia="맑은 고딕"/>
         </w:rPr>
-        <w:t>적자이다/흑자이다 (재정 상태를 나타냄)</w:t>
+        <w:t>도를 넘다, 무례하다, 부적절하다</w:t>
       </w:r>
     </w:p>
     <w:p>
@@ -6230,7 +6230,7 @@
           <w:sz w:val="19"/>
           <w:rFonts w:eastAsia="Calibri"/>
         </w:rPr>
-        <w:t>"After a difficult quarter, the company is finally in the black, showing a modest profit."</w:t>
+        <w:t>"His comments in the meeting were completely out of line."</w:t>
       </w:r>
     </w:p>
     <w:p>
@@ -6257,7 +6257,7 @@
           <w:sz w:val="21"/>
           <w:rFonts w:eastAsia="Calibri"/>
         </w:rPr>
-        <w:t>Many small businesses were in the red for months during the economic downturn.</w:t>
+        <w:t>You were out of line asking such personal questions.</w:t>
       </w:r>
     </w:p>
     <w:p>
@@ -6300,7 +6300,7 @@
           <w:sz w:val="28"/>
           <w:rFonts w:eastAsia="Calibri"/>
         </w:rPr>
-        <w:t>sign off on</w:t>
+        <w:t>back out</w:t>
       </w:r>
       <w:r>
         <w:rPr>
@@ -6337,7 +6337,7 @@
           <w:sz w:val="20"/>
           <w:rFonts w:eastAsia="Calibri"/>
         </w:rPr>
-        <w:t>/saɪn ɒf ɒn/</w:t>
+        <w:t>/bæk aʊt/</w:t>
       </w:r>
     </w:p>
     <w:p>
@@ -6363,7 +6363,7 @@
           <w:sz w:val="21"/>
           <w:rFonts w:eastAsia="맑은 고딕"/>
         </w:rPr>
-        <w:t>공식적으로 승인하다, 서명하여 허가하다</w:t>
+        <w:t>(약속, 계약 등에서) 발을 빼다, 취소하다</w:t>
       </w:r>
     </w:p>
     <w:p>
@@ -6390,7 +6390,7 @@
           <w:sz w:val="19"/>
           <w:rFonts w:eastAsia="Calibri"/>
         </w:rPr>
-        <w:t>"The manager needs to sign off on all major expenditures before they are processed."</w:t>
+        <w:t>"He promised to help, but he backed out at the last minute."</w:t>
       </w:r>
     </w:p>
     <w:p>
@@ -6417,7 +6417,7 @@
           <w:sz w:val="21"/>
           <w:rFonts w:eastAsia="Calibri"/>
         </w:rPr>
-        <w:t>Before we proceed, we need the client to sign off on the design proposal.</w:t>
+        <w:t>Don't back out of the deal now; we've come too far.</w:t>
       </w:r>
     </w:p>
     <w:p>
@@ -6460,7 +6460,7 @@
           <w:sz w:val="28"/>
           <w:rFonts w:eastAsia="Calibri"/>
         </w:rPr>
-        <w:t>get buy-in</w:t>
+        <w:t>bring up</w:t>
       </w:r>
       <w:r>
         <w:rPr>
@@ -6471,7 +6471,7 @@
           <w:sz w:val="18"/>
           <w:rFonts w:eastAsia="Calibri"/>
         </w:rPr>
-        <w:t xml:space="preserve">   [COLLOCATION]</w:t>
+        <w:t xml:space="preserve">   [PHRASAL VERB]</w:t>
       </w:r>
     </w:p>
     <w:p>
@@ -6497,7 +6497,7 @@
           <w:sz w:val="20"/>
           <w:rFonts w:eastAsia="Calibri"/>
         </w:rPr>
-        <w:t>/ɡɛt ˈbaɪ ɪn/</w:t>
+        <w:t>/brɪŋ ʌp/</w:t>
       </w:r>
     </w:p>
     <w:p>
@@ -6523,7 +6523,7 @@
           <w:sz w:val="21"/>
           <w:rFonts w:eastAsia="맑은 고딕"/>
         </w:rPr>
-        <w:t>지지나 동의를 얻다 (특히 중요한 결정이나 프로젝트에 대해)</w:t>
+        <w:t>(문제, 주제를) 제기하다, 꺼내다</w:t>
       </w:r>
     </w:p>
     <w:p>
@@ -6550,7 +6550,7 @@
           <w:sz w:val="19"/>
           <w:rFonts w:eastAsia="Calibri"/>
         </w:rPr>
-        <w:t>"It's crucial to get buy-in from all stakeholders before launching such a large-scale initiative."</w:t>
+        <w:t>"I didn't want to bring up the sensitive topic during dinner."</w:t>
       </w:r>
     </w:p>
     <w:p>
@@ -6577,7 +6577,7 @@
           <w:sz w:val="21"/>
           <w:rFonts w:eastAsia="Calibri"/>
         </w:rPr>
-        <w:t>We need to present a strong case to the team if we want to get their buy-in for this new strategy.</w:t>
+        <w:t>She decided to bring up her concerns at the staff meeting.</w:t>
       </w:r>
     </w:p>
     <w:p>
@@ -6620,7 +6620,7 @@
           <w:sz w:val="28"/>
           <w:rFonts w:eastAsia="Calibri"/>
         </w:rPr>
-        <w:t>table a motion/discussion</w:t>
+        <w:t>end up</w:t>
       </w:r>
       <w:r>
         <w:rPr>
@@ -6631,7 +6631,7 @@
           <w:sz w:val="18"/>
           <w:rFonts w:eastAsia="Calibri"/>
         </w:rPr>
-        <w:t xml:space="preserve">   [COLLOCATION]</w:t>
+        <w:t xml:space="preserve">   [PHRASAL VERB]</w:t>
       </w:r>
     </w:p>
     <w:p>
@@ -6657,7 +6657,7 @@
           <w:sz w:val="20"/>
           <w:rFonts w:eastAsia="Calibri"/>
         </w:rPr>
-        <w:t>/ˈteɪbl ə ˈmoʊʃən/ /dəˈskʌʃən/</w:t>
+        <w:t>/ɛnd ʌp/</w:t>
       </w:r>
     </w:p>
     <w:p>
@@ -6683,7 +6683,7 @@
           <w:sz w:val="21"/>
           <w:rFonts w:eastAsia="맑은 고딕"/>
         </w:rPr>
-        <w:t>논의를 나중으로 미루다 (영국 영어에서는 제안하다는 의미도 있음, 미국 영어에서는 보통 연기하다)</w:t>
+        <w:t>결국 ~하게 되다, ~로 끝나다</w:t>
       </w:r>
     </w:p>
     <w:p>
@@ -6710,7 +6710,7 @@
           <w:sz w:val="19"/>
           <w:rFonts w:eastAsia="Calibri"/>
         </w:rPr>
-        <w:t>"Due to time constraints, the committee decided to table the discussion until the next meeting."</w:t>
+        <w:t>"After all that planning, we ended up staying home anyway."</w:t>
       </w:r>
     </w:p>
     <w:p>
@@ -6737,7 +6737,7 @@
           <w:sz w:val="21"/>
           <w:rFonts w:eastAsia="Calibri"/>
         </w:rPr>
-        <w:t>I suggest we table this motion and revisit it after we gather more data.</w:t>
+        <w:t>If you don't study, you might end up failing the exam.</w:t>
       </w:r>
     </w:p>
     <w:p>
@@ -6780,7 +6780,7 @@
           <w:sz w:val="28"/>
           <w:rFonts w:eastAsia="Calibri"/>
         </w:rPr>
-        <w:t>put something on the back burner</w:t>
+        <w:t>hold off</w:t>
       </w:r>
       <w:r>
         <w:rPr>
@@ -6791,7 +6791,7 @@
           <w:sz w:val="18"/>
           <w:rFonts w:eastAsia="Calibri"/>
         </w:rPr>
-        <w:t xml:space="preserve">   [IDIOM]</w:t>
+        <w:t xml:space="preserve">   [PHRASAL VERB]</w:t>
       </w:r>
     </w:p>
     <w:p>
@@ -6817,7 +6817,7 @@
           <w:sz w:val="20"/>
           <w:rFonts w:eastAsia="Calibri"/>
         </w:rPr>
-        <w:t>/pʊt ˌsʌmθɪŋ ɒn ðə bæk ˈbɜːrnər/</w:t>
+        <w:t>/hoʊld ɒf/</w:t>
       </w:r>
     </w:p>
     <w:p>
@@ -6843,7 +6843,7 @@
           <w:sz w:val="21"/>
           <w:rFonts w:eastAsia="맑은 고딕"/>
         </w:rPr>
-        <w:t>덜 중요하거나 시급하지 않은 일로 미루다, 보류하다</w:t>
+        <w:t>~을 미루다, 보류하다</w:t>
       </w:r>
     </w:p>
     <w:p>
@@ -6870,7 +6870,7 @@
           <w:sz w:val="19"/>
           <w:rFonts w:eastAsia="Calibri"/>
         </w:rPr>
-        <w:t>"We had to put the new product development on the back burner to focus on our core business."</w:t>
+        <w:t>"Let's hold off making a decision until we have all the facts."</w:t>
       </w:r>
     </w:p>
     <w:p>
@@ -6897,7 +6897,7 @@
           <w:sz w:val="21"/>
           <w:rFonts w:eastAsia="Calibri"/>
         </w:rPr>
-        <w:t>My personal projects have been put on the back burner while I deal with urgent work.</w:t>
+        <w:t>They decided to hold off on their travel plans due to the bad weather.</w:t>
       </w:r>
     </w:p>
     <w:p>
@@ -6940,7 +6940,7 @@
           <w:sz w:val="28"/>
           <w:rFonts w:eastAsia="Calibri"/>
         </w:rPr>
-        <w:t>go public</w:t>
+        <w:t>look into</w:t>
       </w:r>
       <w:r>
         <w:rPr>
@@ -6951,7 +6951,7 @@
           <w:sz w:val="18"/>
           <w:rFonts w:eastAsia="Calibri"/>
         </w:rPr>
-        <w:t xml:space="preserve">   [COLLOCATION]</w:t>
+        <w:t xml:space="preserve">   [PHRASAL VERB]</w:t>
       </w:r>
     </w:p>
     <w:p>
@@ -6977,7 +6977,7 @@
           <w:sz w:val="20"/>
           <w:rFonts w:eastAsia="Calibri"/>
         </w:rPr>
-        <w:t>/ɡoʊ ˈpʌblɪk/</w:t>
+        <w:t>/lʊk ˈɪntuː/</w:t>
       </w:r>
     </w:p>
     <w:p>
@@ -7003,7 +7003,7 @@
           <w:sz w:val="21"/>
           <w:rFonts w:eastAsia="맑은 고딕"/>
         </w:rPr>
-        <w:t>회사 주식을 공개적으로 발행하여 상장하다</w:t>
+        <w:t>~을 조사하다, 검토하다</w:t>
       </w:r>
     </w:p>
     <w:p>
@@ -7030,7 +7030,7 @@
           <w:sz w:val="19"/>
           <w:rFonts w:eastAsia="Calibri"/>
         </w:rPr>
-        <w:t>"Many startups dream of the day they can go public and offer shares to the public."</w:t>
+        <w:t>"The company is looking into the possibility of expanding into new markets."</w:t>
       </w:r>
     </w:p>
     <w:p>
@@ -7057,7 +7057,7 @@
           <w:sz w:val="21"/>
           <w:rFonts w:eastAsia="Calibri"/>
         </w:rPr>
-        <w:t>After years of growth, the successful tech company decided to go public last month.</w:t>
+        <w:t>We're looking into the cause of the system error.</w:t>
       </w:r>
     </w:p>
     <w:p>
@@ -7100,7 +7100,7 @@
           <w:sz w:val="28"/>
           <w:rFonts w:eastAsia="Calibri"/>
         </w:rPr>
-        <w:t>crunch numbers</w:t>
+        <w:t>set up</w:t>
       </w:r>
       <w:r>
         <w:rPr>
@@ -7111,7 +7111,7 @@
           <w:sz w:val="18"/>
           <w:rFonts w:eastAsia="Calibri"/>
         </w:rPr>
-        <w:t xml:space="preserve">   [COLLOCATION]</w:t>
+        <w:t xml:space="preserve">   [PHRASAL VERB]</w:t>
       </w:r>
     </w:p>
     <w:p>
@@ -7137,7 +7137,7 @@
           <w:sz w:val="20"/>
           <w:rFonts w:eastAsia="Calibri"/>
         </w:rPr>
-        <w:t>/krʌntʃ ˈnʌmbərz/</w:t>
+        <w:t>/sɛt ʌp/</w:t>
       </w:r>
     </w:p>
     <w:p>
@@ -7163,7 +7163,7 @@
           <w:sz w:val="21"/>
           <w:rFonts w:eastAsia="맑은 고딕"/>
         </w:rPr>
-        <w:t>복잡한 계산을 하다, 데이터를 분석하다</w:t>
+        <w:t>~을 설치하다, 마련하다; (사업 등을) 시작하다</w:t>
       </w:r>
     </w:p>
     <w:p>
@@ -7190,7 +7190,7 @@
           <w:sz w:val="19"/>
           <w:rFonts w:eastAsia="Calibri"/>
         </w:rPr>
-        <w:t>"The finance department is busy crunching numbers to prepare the annual budget report."</w:t>
+        <w:t>"We need to set up a new meeting room for the presentation."</w:t>
       </w:r>
     </w:p>
     <w:p>
@@ -7217,7 +7217,7 @@
           <w:sz w:val="21"/>
           <w:rFonts w:eastAsia="Calibri"/>
         </w:rPr>
-        <w:t>She spends hours every day crunching numbers to identify market trends.</w:t>
+        <w:t>They plan to set up a new branch office in London.</w:t>
       </w:r>
     </w:p>
     <w:p>
@@ -7260,7 +7260,7 @@
           <w:sz w:val="28"/>
           <w:rFonts w:eastAsia="Calibri"/>
         </w:rPr>
-        <w:t>trim the fat</w:t>
+        <w:t>put up with</w:t>
       </w:r>
       <w:r>
         <w:rPr>
@@ -7271,7 +7271,7 @@
           <w:sz w:val="18"/>
           <w:rFonts w:eastAsia="Calibri"/>
         </w:rPr>
-        <w:t xml:space="preserve">   [IDIOM]</w:t>
+        <w:t xml:space="preserve">   [PHRASAL VERB]</w:t>
       </w:r>
     </w:p>
     <w:p>
@@ -7297,7 +7297,7 @@
           <w:sz w:val="20"/>
           <w:rFonts w:eastAsia="Calibri"/>
         </w:rPr>
-        <w:t>/trɪm ðə fæt/</w:t>
+        <w:t>/pʊt ʌp wɪð/</w:t>
       </w:r>
     </w:p>
     <w:p>
@@ -7323,7 +7323,7 @@
           <w:sz w:val="21"/>
           <w:rFonts w:eastAsia="맑은 고딕"/>
         </w:rPr>
-        <w:t>불필요한 비용이나 부분을 줄이다, 낭비를 없애다</w:t>
+        <w:t>~을 참다, 견디다</w:t>
       </w:r>
     </w:p>
     <w:p>
@@ -7350,7 +7350,7 @@
           <w:sz w:val="19"/>
           <w:rFonts w:eastAsia="Calibri"/>
         </w:rPr>
-        <w:t>"To improve profitability, the company needs to trim the fat from its operational budget."</w:t>
+        <w:t>"I don't know how she puts up with his constant complaining."</w:t>
       </w:r>
     </w:p>
     <w:p>
@@ -7377,7 +7377,7 @@
           <w:sz w:val="21"/>
           <w:rFonts w:eastAsia="Calibri"/>
         </w:rPr>
-        <w:t>We're trying to trim the fat from our monthly expenses so we can save more.</w:t>
+        <w:t>He had to put up with a lot of noise from his neighbors.</w:t>
       </w:r>
     </w:p>
     <w:p>
@@ -7420,7 +7420,7 @@
           <w:sz w:val="28"/>
           <w:rFonts w:eastAsia="Calibri"/>
         </w:rPr>
-        <w:t>be in a pickle</w:t>
+        <w:t>count on</w:t>
       </w:r>
       <w:r>
         <w:rPr>
@@ -7431,7 +7431,7 @@
           <w:sz w:val="18"/>
           <w:rFonts w:eastAsia="Calibri"/>
         </w:rPr>
-        <w:t xml:space="preserve">   [IDIOM]</w:t>
+        <w:t xml:space="preserve">   [PHRASAL VERB]</w:t>
       </w:r>
     </w:p>
     <w:p>
@@ -7457,7 +7457,7 @@
           <w:sz w:val="20"/>
           <w:rFonts w:eastAsia="Calibri"/>
         </w:rPr>
-        <w:t>/bi ɪn ə ˈpɪkl/</w:t>
+        <w:t>/kaʊnt ɒn/</w:t>
       </w:r>
     </w:p>
     <w:p>
@@ -7483,7 +7483,7 @@
           <w:sz w:val="21"/>
           <w:rFonts w:eastAsia="맑은 고딕"/>
         </w:rPr>
-        <w:t>곤란한 상황에 처하다, 궁지에 몰리다</w:t>
+        <w:t>~을 믿다, 의지하다</w:t>
       </w:r>
     </w:p>
     <w:p>
@@ -7510,7 +7510,7 @@
           <w:sz w:val="19"/>
           <w:rFonts w:eastAsia="Calibri"/>
         </w:rPr>
-        <w:t>"We're really in a pickle now that we missed the deadline and haven't finished the report."</w:t>
+        <w:t>"You can always count on me for support."</w:t>
       </w:r>
     </w:p>
     <w:p>
@@ -7537,7 +7537,7 @@
           <w:sz w:val="21"/>
           <w:rFonts w:eastAsia="Calibri"/>
         </w:rPr>
-        <w:t>If we don't find a solution soon, we're going to be in a real pickle.</w:t>
+        <w:t>I'm counting on you to help me with this project.</w:t>
       </w:r>
     </w:p>
     <w:p>
@@ -7580,7 +7580,7 @@
           <w:sz w:val="28"/>
           <w:rFonts w:eastAsia="Calibri"/>
         </w:rPr>
-        <w:t>pass with flying colors</w:t>
+        <w:t>look forward to</w:t>
       </w:r>
       <w:r>
         <w:rPr>
@@ -7591,7 +7591,7 @@
           <w:sz w:val="18"/>
           <w:rFonts w:eastAsia="Calibri"/>
         </w:rPr>
-        <w:t xml:space="preserve">   [IDIOM]</w:t>
+        <w:t xml:space="preserve">   [PHRASAL VERB]</w:t>
       </w:r>
     </w:p>
     <w:p>
@@ -7617,7 +7617,7 @@
           <w:sz w:val="20"/>
           <w:rFonts w:eastAsia="Calibri"/>
         </w:rPr>
-        <w:t>/pæs wɪð ˈflaɪɪŋ ˈkʌlərz/</w:t>
+        <w:t>/lʊk ˈfɔːrwərd tuː/</w:t>
       </w:r>
     </w:p>
     <w:p>
@@ -7643,7 +7643,7 @@
           <w:sz w:val="21"/>
           <w:rFonts w:eastAsia="맑은 고딕"/>
         </w:rPr>
-        <w:t>시험이나 과제를 아주 훌륭하게 통과하다, 성공적으로 해내다</w:t>
+        <w:t>~을 고대하다, 기대하다</w:t>
       </w:r>
     </w:p>
     <w:p>
@@ -7670,7 +7670,7 @@
           <w:sz w:val="19"/>
           <w:rFonts w:eastAsia="Calibri"/>
         </w:rPr>
-        <w:t>"She studied diligently for weeks and passed her final exams with flying colors."</w:t>
+        <w:t>"I'm really looking forward to seeing you next week."</w:t>
       </w:r>
     </w:p>
     <w:p>
@@ -7697,7 +7697,7 @@
           <w:sz w:val="21"/>
           <w:rFonts w:eastAsia="Calibri"/>
         </w:rPr>
-        <w:t>Despite the difficulty, he passed the driving test with flying colors on his first attempt.</w:t>
+        <w:t>We're looking forward to our summer vacation.</w:t>
       </w:r>
     </w:p>
     <w:p>
@@ -7740,7 +7740,7 @@
           <w:sz w:val="28"/>
           <w:rFonts w:eastAsia="Calibri"/>
         </w:rPr>
-        <w:t>pull oneself together</w:t>
+        <w:t>show up</w:t>
       </w:r>
       <w:r>
         <w:rPr>
@@ -7751,7 +7751,7 @@
           <w:sz w:val="18"/>
           <w:rFonts w:eastAsia="Calibri"/>
         </w:rPr>
-        <w:t xml:space="preserve">   [IDIOM]</w:t>
+        <w:t xml:space="preserve">   [PHRASAL VERB]</w:t>
       </w:r>
     </w:p>
     <w:p>
@@ -7777,7 +7777,7 @@
           <w:sz w:val="20"/>
           <w:rFonts w:eastAsia="Calibri"/>
         </w:rPr>
-        <w:t>/pʊl wʌnˈsɛlf təˈɡɛðər/</w:t>
+        <w:t>/ʃoʊ ʌp/</w:t>
       </w:r>
     </w:p>
     <w:p>
@@ -7803,7 +7803,7 @@
           <w:sz w:val="21"/>
           <w:rFonts w:eastAsia="맑은 고딕"/>
         </w:rPr>
-        <w:t>감정을 추스르다, 마음을 가다듬다</w:t>
+        <w:t>나타나다, 모습을 드러내다</w:t>
       </w:r>
     </w:p>
     <w:p>
@@ -7830,7 +7830,7 @@
           <w:sz w:val="19"/>
           <w:rFonts w:eastAsia="Calibri"/>
         </w:rPr>
-        <w:t>"After a brief moment of panic, she managed to pull herself together and solve the problem calmly."</w:t>
+        <w:t>"He said he would be here at 7, but he never showed up."</w:t>
       </w:r>
     </w:p>
     <w:p>
@@ -7857,7 +7857,7 @@
           <w:sz w:val="21"/>
           <w:rFonts w:eastAsia="Calibri"/>
         </w:rPr>
-        <w:t>Come on, pull yourself together! We need to focus on finding a solution.</w:t>
+        <w:t>I hope everyone shows up for the meeting on time.</w:t>
       </w:r>
     </w:p>
     <w:p>
@@ -7900,7 +7900,7 @@
           <w:sz w:val="28"/>
           <w:rFonts w:eastAsia="Calibri"/>
         </w:rPr>
-        <w:t>get a kick out of</w:t>
+        <w:t>work out</w:t>
       </w:r>
       <w:r>
         <w:rPr>
@@ -7911,7 +7911,7 @@
           <w:sz w:val="18"/>
           <w:rFonts w:eastAsia="Calibri"/>
         </w:rPr>
-        <w:t xml:space="preserve">   [IDIOM]</w:t>
+        <w:t xml:space="preserve">   [PHRASAL VERB]</w:t>
       </w:r>
     </w:p>
     <w:p>
@@ -7937,7 +7937,7 @@
           <w:sz w:val="20"/>
           <w:rFonts w:eastAsia="Calibri"/>
         </w:rPr>
-        <w:t>/ɡɛt ə kɪk aʊt ɒv/</w:t>
+        <w:t>/wɜːrk aʊt/</w:t>
       </w:r>
     </w:p>
     <w:p>
@@ -7963,7 +7963,7 @@
           <w:sz w:val="21"/>
           <w:rFonts w:eastAsia="맑은 고딕"/>
         </w:rPr>
-        <w:t>~로부터 큰 즐거움이나 흥분을 느끼다</w:t>
+        <w:t>잘 풀리다, 성공하다; 운동하다; (문제를) 해결하다</w:t>
       </w:r>
     </w:p>
     <w:p>
@@ -7990,7 +7990,7 @@
           <w:sz w:val="19"/>
           <w:rFonts w:eastAsia="Calibri"/>
         </w:rPr>
-        <w:t>"He really gets a kick out of surprising people with unexpected gifts."</w:t>
+        <w:t>"I hope everything works out for you."</w:t>
       </w:r>
     </w:p>
     <w:p>
@@ -8017,7 +8017,7 @@
           <w:sz w:val="21"/>
           <w:rFonts w:eastAsia="Calibri"/>
         </w:rPr>
-        <w:t>I always get a kick out of watching old comedy shows like Friends.</w:t>
+        <w:t>Don't worry, I'm sure it will all work out in the end.</w:t>
       </w:r>
     </w:p>
     <w:p>
@@ -8060,7 +8060,7 @@
           <w:sz w:val="28"/>
           <w:rFonts w:eastAsia="Calibri"/>
         </w:rPr>
-        <w:t>be glued to</w:t>
+        <w:t>break down</w:t>
       </w:r>
       <w:r>
         <w:rPr>
@@ -8071,7 +8071,7 @@
           <w:sz w:val="18"/>
           <w:rFonts w:eastAsia="Calibri"/>
         </w:rPr>
-        <w:t xml:space="preserve">   [COLLOCATION]</w:t>
+        <w:t xml:space="preserve">   [PHRASAL VERB]</w:t>
       </w:r>
     </w:p>
     <w:p>
@@ -8097,7 +8097,7 @@
           <w:sz w:val="20"/>
           <w:rFonts w:eastAsia="Calibri"/>
         </w:rPr>
-        <w:t>/bi ɡluːd tuː/</w:t>
+        <w:t>/breɪk daʊn/</w:t>
       </w:r>
     </w:p>
     <w:p>
@@ -8123,7 +8123,7 @@
           <w:sz w:val="21"/>
           <w:rFonts w:eastAsia="맑은 고딕"/>
         </w:rPr>
-        <w:t>어떤 것에 시선이나 주의를 고정시키다, 몰두하다</w:t>
+        <w:t>고장 나다; (협상 등이) 결렬되다; (울음을) 터뜨리다</w:t>
       </w:r>
     </w:p>
     <w:p>
@@ -8150,7 +8150,7 @@
           <w:sz w:val="19"/>
           <w:rFonts w:eastAsia="Calibri"/>
         </w:rPr>
-        <w:t>"Kids nowadays are constantly glued to their screens, whether it's a phone or a tablet."</w:t>
+        <w:t>"The car broke down on the highway, so we had to call for a tow."</w:t>
       </w:r>
     </w:p>
     <w:p>
@@ -8177,7 +8177,7 @@
           <w:sz w:val="21"/>
           <w:rFonts w:eastAsia="Calibri"/>
         </w:rPr>
-        <w:t>I was glued to the TV, watching the breaking news report about the rocket launch.</w:t>
+        <w:t>Negotiations between the two countries broke down without an agreement.</w:t>
       </w:r>
     </w:p>
     <w:p>
@@ -8220,7 +8220,7 @@
           <w:sz w:val="28"/>
           <w:rFonts w:eastAsia="Calibri"/>
         </w:rPr>
-        <w:t>hang in there</w:t>
+        <w:t>fill in</w:t>
       </w:r>
       <w:r>
         <w:rPr>
@@ -8257,7 +8257,7 @@
           <w:sz w:val="20"/>
           <w:rFonts w:eastAsia="Calibri"/>
         </w:rPr>
-        <w:t>/hæŋ ɪn ðɛər/</w:t>
+        <w:t>/fɪl ɪn/</w:t>
       </w:r>
     </w:p>
     <w:p>
@@ -8283,7 +8283,7 @@
           <w:sz w:val="21"/>
           <w:rFonts w:eastAsia="맑은 고딕"/>
         </w:rPr>
-        <w:t>어려운 상황에서도 포기하지 않고 버티다, 힘내다</w:t>
+        <w:t>(빈칸을) 채우다; (정보를) 알려주다</w:t>
       </w:r>
     </w:p>
     <w:p>
@@ -8310,7 +8310,7 @@
           <w:sz w:val="19"/>
           <w:rFonts w:eastAsia="Calibri"/>
         </w:rPr>
-        <w:t>"I know things are tough right now, but just hang in there; it'll get better."</w:t>
+        <w:t>"Can you fill me in on what I missed during the meeting?"</w:t>
       </w:r>
     </w:p>
     <w:p>
@@ -8337,7 +8337,7 @@
           <w:sz w:val="21"/>
           <w:rFonts w:eastAsia="Calibri"/>
         </w:rPr>
-        <w:t>Hang in there, you're almost done with this challenging project!</w:t>
+        <w:t>I'll fill you in on the details later.</w:t>
       </w:r>
     </w:p>
     <w:p>
@@ -8380,7 +8380,7 @@
           <w:sz w:val="28"/>
           <w:rFonts w:eastAsia="Calibri"/>
         </w:rPr>
-        <w:t>let someone off the hook</w:t>
+        <w:t>hold on</w:t>
       </w:r>
       <w:r>
         <w:rPr>
@@ -8391,7 +8391,7 @@
           <w:sz w:val="18"/>
           <w:rFonts w:eastAsia="Calibri"/>
         </w:rPr>
-        <w:t xml:space="preserve">   [IDIOM]</w:t>
+        <w:t xml:space="preserve">   [PHRASAL VERB]</w:t>
       </w:r>
     </w:p>
     <w:p>
@@ -8417,7 +8417,7 @@
           <w:sz w:val="20"/>
           <w:rFonts w:eastAsia="Calibri"/>
         </w:rPr>
-        <w:t>/lɛt ˌsʌmwʌn ɒf ðə hʊk/</w:t>
+        <w:t>/hoʊld ɒn/</w:t>
       </w:r>
     </w:p>
     <w:p>
@@ -8443,7 +8443,7 @@
           <w:sz w:val="21"/>
           <w:rFonts w:eastAsia="맑은 고딕"/>
         </w:rPr>
-        <w:t>누군가를 어려운 상황이나 처벌에서 벗어나게 해주다</w:t>
+        <w:t>기다리다; 버티다</w:t>
       </w:r>
     </w:p>
     <w:p>
@@ -8470,7 +8470,7 @@
           <w:sz w:val="19"/>
           <w:rFonts w:eastAsia="Calibri"/>
         </w:rPr>
-        <w:t>"Even though he broke the rules, the teacher decided to let him off the hook this time."</w:t>
+        <w:t>"Hold on a minute, I'll be right back."</w:t>
       </w:r>
     </w:p>
     <w:p>
@@ -8497,7 +8497,7 @@
           <w:sz w:val="21"/>
           <w:rFonts w:eastAsia="Calibri"/>
         </w:rPr>
-        <w:t>I'll let you off the hook for washing dishes tonight since you've had a long day.</w:t>
+        <w:t>Can you hold on for a moment while I check?</w:t>
       </w:r>
     </w:p>
     <w:p>
@@ -8540,7 +8540,7 @@
           <w:sz w:val="28"/>
           <w:rFonts w:eastAsia="Calibri"/>
         </w:rPr>
-        <w:t>ring a bell</w:t>
+        <w:t>put down</w:t>
       </w:r>
       <w:r>
         <w:rPr>
@@ -8551,7 +8551,7 @@
           <w:sz w:val="18"/>
           <w:rFonts w:eastAsia="Calibri"/>
         </w:rPr>
-        <w:t xml:space="preserve">   [IDIOM]</w:t>
+        <w:t xml:space="preserve">   [PHRASAL VERB]</w:t>
       </w:r>
     </w:p>
     <w:p>
@@ -8577,7 +8577,7 @@
           <w:sz w:val="20"/>
           <w:rFonts w:eastAsia="Calibri"/>
         </w:rPr>
-        <w:t>/rɪŋ ə bɛl/</w:t>
+        <w:t>/pʊt daʊn/</w:t>
       </w:r>
     </w:p>
     <w:p>
@@ -8603,7 +8603,7 @@
           <w:sz w:val="21"/>
           <w:rFonts w:eastAsia="맑은 고딕"/>
         </w:rPr>
-        <w:t>익숙하거나 들어본 적이 있는 것 같다, 기억나게 하다</w:t>
+        <w:t>~을 내려놓다; (누군가를) 비하하다, 폄하하다</w:t>
       </w:r>
     </w:p>
     <w:p>
@@ -8630,7 +8630,7 @@
           <w:sz w:val="19"/>
           <w:rFonts w:eastAsia="Calibri"/>
         </w:rPr>
-        <w:t>"His name rings a bell, but I can't quite remember where I know him from."</w:t>
+        <w:t>"Please put down your phone while we're talking."</w:t>
       </w:r>
     </w:p>
     <w:p>
@@ -8657,7 +8657,7 @@
           <w:sz w:val="21"/>
           <w:rFonts w:eastAsia="Calibri"/>
         </w:rPr>
-        <w:t>That song title sounds familiar; it definitely rings a bell.</w:t>
+        <w:t>It's not right to put down other people's ideas.</w:t>
       </w:r>
     </w:p>
     <w:p>
@@ -8700,7 +8700,7 @@
           <w:sz w:val="28"/>
           <w:rFonts w:eastAsia="Calibri"/>
         </w:rPr>
-        <w:t>see eye to eye</w:t>
+        <w:t>take apart</w:t>
       </w:r>
       <w:r>
         <w:rPr>
@@ -8711,7 +8711,7 @@
           <w:sz w:val="18"/>
           <w:rFonts w:eastAsia="Calibri"/>
         </w:rPr>
-        <w:t xml:space="preserve">   [IDIOM]</w:t>
+        <w:t xml:space="preserve">   [PHRASAL VERB]</w:t>
       </w:r>
     </w:p>
     <w:p>
@@ -8737,7 +8737,7 @@
           <w:sz w:val="20"/>
           <w:rFonts w:eastAsia="Calibri"/>
         </w:rPr>
-        <w:t>/siː aɪ tuː aɪ/</w:t>
+        <w:t>/teɪk əˈpɑːrt/</w:t>
       </w:r>
     </w:p>
     <w:p>
@@ -8763,7 +8763,7 @@
           <w:sz w:val="21"/>
           <w:rFonts w:eastAsia="맑은 고딕"/>
         </w:rPr>
-        <w:t>의견이 일치하다, 동의하다</w:t>
+        <w:t>~을 분해하다; (계획 등을) 철저히 분석하다</w:t>
       </w:r>
     </w:p>
     <w:p>
@@ -8790,7 +8790,7 @@
           <w:sz w:val="19"/>
           <w:rFonts w:eastAsia="Calibri"/>
         </w:rPr>
-        <w:t>"My brother and I rarely see eye to eye on political matters, but we respect each other's opinions."</w:t>
+        <w:t>"The engineer took apart the machine to find the fault."</w:t>
       </w:r>
     </w:p>
     <w:p>
@@ -8817,7 +8817,7 @@
           <w:sz w:val="21"/>
           <w:rFonts w:eastAsia="Calibri"/>
         </w:rPr>
-        <w:t>It's difficult to work with him because we just don't see eye to eye on anything.</w:t>
+        <w:t>We need to take apart the competitor's strategy to understand their success.</w:t>
       </w:r>
     </w:p>
     <w:p>
@@ -8860,7 +8860,7 @@
           <w:sz w:val="28"/>
           <w:rFonts w:eastAsia="Calibri"/>
         </w:rPr>
-        <w:t>brace oneself</w:t>
+        <w:t>turn up</w:t>
       </w:r>
       <w:r>
         <w:rPr>
@@ -8897,7 +8897,7 @@
           <w:sz w:val="20"/>
           <w:rFonts w:eastAsia="Calibri"/>
         </w:rPr>
-        <w:t>/breɪs wʌnˈsɛlf/</w:t>
+        <w:t>/tɜːrn ʌp/</w:t>
       </w:r>
     </w:p>
     <w:p>
@@ -8923,7 +8923,7 @@
           <w:sz w:val="21"/>
           <w:rFonts w:eastAsia="맑은 고딕"/>
         </w:rPr>
-        <w:t>힘든 일이나 충격에 대비하다, 마음의 준비를 하다</w:t>
+        <w:t>나타나다; (소리, 불빛 등을) 높이다; (예상치 않게) 발견되다</w:t>
       </w:r>
     </w:p>
     <w:p>
@@ -8950,7 +8950,7 @@
           <w:sz w:val="19"/>
           <w:rFonts w:eastAsia="Calibri"/>
         </w:rPr>
-        <w:t>"Everyone had to brace themselves for the severe storm expected to hit the coast."</w:t>
+        <w:t>"He finally turned up at the party after midnight."</w:t>
       </w:r>
     </w:p>
     <w:p>
@@ -8977,7 +8977,7 @@
           <w:sz w:val="21"/>
           <w:rFonts w:eastAsia="Calibri"/>
         </w:rPr>
-        <w:t>We need to brace ourselves for a challenging quarter with potentially lower sales.</w:t>
+        <w:t>Could you please turn up the volume?</w:t>
       </w:r>
     </w:p>
     <w:p>
@@ -9020,7 +9020,7 @@
           <w:sz w:val="28"/>
           <w:rFonts w:eastAsia="Calibri"/>
         </w:rPr>
-        <w:t>pat oneself on the back</w:t>
+        <w:t>break up</w:t>
       </w:r>
       <w:r>
         <w:rPr>
@@ -9031,7 +9031,7 @@
           <w:sz w:val="18"/>
           <w:rFonts w:eastAsia="Calibri"/>
         </w:rPr>
-        <w:t xml:space="preserve">   [IDIOM]</w:t>
+        <w:t xml:space="preserve">   [PHRASAL VERB]</w:t>
       </w:r>
     </w:p>
     <w:p>
@@ -9057,7 +9057,7 @@
           <w:sz w:val="20"/>
           <w:rFonts w:eastAsia="Calibri"/>
         </w:rPr>
-        <w:t>/pæt wʌnˈsɛlf ɒn ðə bæk/</w:t>
+        <w:t>/breɪk ʌp/</w:t>
       </w:r>
     </w:p>
     <w:p>
@@ -9083,7 +9083,7 @@
           <w:sz w:val="21"/>
           <w:rFonts w:eastAsia="맑은 고딕"/>
         </w:rPr>
-        <w:t>자신을 칭찬하다, 스스로에게 잘했다고 하다</w:t>
+        <w:t>(관계가) 끝나다, 헤어지다</w:t>
       </w:r>
     </w:p>
     <w:p>
@@ -9110,7 +9110,7 @@
           <w:sz w:val="19"/>
           <w:rFonts w:eastAsia="Calibri"/>
         </w:rPr>
-        <w:t>"After successfully completing the difficult project, the team could finally pat themselves on the back."</w:t>
+        <w:t>"They broke up after dating for five years."</w:t>
       </w:r>
     </w:p>
     <w:p>
@@ -9137,7 +9137,7 @@
           <w:sz w:val="21"/>
           <w:rFonts w:eastAsia="Calibri"/>
         </w:rPr>
-        <w:t>You did a fantastic job on that presentation; you should definitely pat yourself on the back.</w:t>
+        <w:t>It's always sad when a band breaks up.</w:t>
       </w:r>
     </w:p>
     <w:p>
@@ -9180,7 +9180,7 @@
           <w:sz w:val="28"/>
           <w:rFonts w:eastAsia="Calibri"/>
         </w:rPr>
-        <w:t>knock it out of the park</w:t>
+        <w:t>get away with</w:t>
       </w:r>
       <w:r>
         <w:rPr>
@@ -9191,7 +9191,7 @@
           <w:sz w:val="18"/>
           <w:rFonts w:eastAsia="Calibri"/>
         </w:rPr>
-        <w:t xml:space="preserve">   [IDIOM]</w:t>
+        <w:t xml:space="preserve">   [PHRASAL VERB]</w:t>
       </w:r>
     </w:p>
     <w:p>
@@ -9217,7 +9217,7 @@
           <w:sz w:val="20"/>
           <w:rFonts w:eastAsia="Calibri"/>
         </w:rPr>
-        <w:t>/nɒk ɪt aʊt ɒv ðə pɑːrk/</w:t>
+        <w:t>/ɡɛt əˈweɪ wɪð/</w:t>
       </w:r>
     </w:p>
     <w:p>
@@ -9243,7 +9243,7 @@
           <w:sz w:val="21"/>
           <w:rFonts w:eastAsia="맑은 고딕"/>
         </w:rPr>
-        <w:t>기대 이상으로 아주 잘 해내다, 대성공을 거두다 (야구 용어에서 유래)</w:t>
+        <w:t>(처벌 없이) ~을 모면하다</w:t>
       </w:r>
     </w:p>
     <w:p>
@@ -9270,7 +9270,7 @@
           <w:sz w:val="19"/>
           <w:rFonts w:eastAsia="Calibri"/>
         </w:rPr>
-        <w:t>"Her performance in the play was truly exceptional; she really knocked it out of the park."</w:t>
+        <w:t>"He cheated on the exam and got away with it."</w:t>
       </w:r>
     </w:p>
     <w:p>
@@ -9297,7 +9297,7 @@
           <w:sz w:val="21"/>
           <w:rFonts w:eastAsia="Calibri"/>
         </w:rPr>
-        <w:t>I'm confident the sales team will knock it out of the park with this new product.</w:t>
+        <w:t>You can't just break the rules and expect to get away with it.</w:t>
       </w:r>
     </w:p>
     <w:p>
@@ -9340,7 +9340,7 @@
           <w:sz w:val="28"/>
           <w:rFonts w:eastAsia="Calibri"/>
         </w:rPr>
-        <w:t>get on board</w:t>
+        <w:t>keep up with</w:t>
       </w:r>
       <w:r>
         <w:rPr>
@@ -9351,7 +9351,7 @@
           <w:sz w:val="18"/>
           <w:rFonts w:eastAsia="Calibri"/>
         </w:rPr>
-        <w:t xml:space="preserve">   [IDIOM]</w:t>
+        <w:t xml:space="preserve">   [PHRASAL VERB]</w:t>
       </w:r>
     </w:p>
     <w:p>
@@ -9377,7 +9377,7 @@
           <w:sz w:val="20"/>
           <w:rFonts w:eastAsia="Calibri"/>
         </w:rPr>
-        <w:t>/ɡɛt ɒn bɔːrd/</w:t>
+        <w:t>/kiːp ʌp wɪð/</w:t>
       </w:r>
     </w:p>
     <w:p>
@@ -9403,7 +9403,7 @@
           <w:sz w:val="21"/>
           <w:rFonts w:eastAsia="맑은 고딕"/>
         </w:rPr>
-        <w:t>어떤 계획, 아이디어 등에 동의하거나 참여하다</w:t>
+        <w:t>~에 뒤처지지 않다, ~을 따라잡다</w:t>
       </w:r>
     </w:p>
     <w:p>
@@ -9430,7 +9430,7 @@
           <w:sz w:val="19"/>
           <w:rFonts w:eastAsia="Calibri"/>
         </w:rPr>
-        <w:t>"It was difficult to get all the team members on board with the radical new proposal."</w:t>
+        <w:t>"It's hard to keep up with all the latest technology."</w:t>
       </w:r>
     </w:p>
     <w:p>
@@ -9457,7 +9457,7 @@
           <w:sz w:val="21"/>
           <w:rFonts w:eastAsia="Calibri"/>
         </w:rPr>
-        <w:t>We need everyone to get on board with this new initiative if we want it to succeed.</w:t>
+        <w:t>She studies hard to keep up with her classmates.</w:t>
       </w:r>
     </w:p>
     <w:p>
@@ -9500,7 +9500,7 @@
           <w:sz w:val="28"/>
           <w:rFonts w:eastAsia="Calibri"/>
         </w:rPr>
-        <w:t>put one's cards on the table</w:t>
+        <w:t>look out for</w:t>
       </w:r>
       <w:r>
         <w:rPr>
@@ -9511,7 +9511,7 @@
           <w:sz w:val="18"/>
           <w:rFonts w:eastAsia="Calibri"/>
         </w:rPr>
-        <w:t xml:space="preserve">   [IDIOM]</w:t>
+        <w:t xml:space="preserve">   [PHRASAL VERB]</w:t>
       </w:r>
     </w:p>
     <w:p>
@@ -9537,7 +9537,7 @@
           <w:sz w:val="20"/>
           <w:rFonts w:eastAsia="Calibri"/>
         </w:rPr>
-        <w:t>/pʊt wʌnz kɑːrdz ɒn ðə ˈteɪbl/</w:t>
+        <w:t>/lʊk aʊt fɔːr/</w:t>
       </w:r>
     </w:p>
     <w:p>
@@ -9563,7 +9563,7 @@
           <w:sz w:val="21"/>
           <w:rFonts w:eastAsia="맑은 고딕"/>
         </w:rPr>
-        <w:t>자신의 계획이나 의도를 솔직하게 밝히다</w:t>
+        <w:t>~을 조심하다; ~을 찾아주다, 보살피다</w:t>
       </w:r>
     </w:p>
     <w:p>
@@ -9590,7 +9590,7 @@
           <w:sz w:val="19"/>
           <w:rFonts w:eastAsia="Calibri"/>
         </w:rPr>
-        <w:t>"During the negotiation, both sides agreed to put their cards on the table to find a fair solution."</w:t>
+        <w:t>"Look out for pickpockets in crowded areas."</w:t>
       </w:r>
     </w:p>
     <w:p>
@@ -9617,7 +9617,7 @@
           <w:sz w:val="21"/>
           <w:rFonts w:eastAsia="Calibri"/>
         </w:rPr>
-        <w:t>Let's put our cards on the table and discuss our expectations openly.</w:t>
+        <w:t>Could you look out for my luggage while I get a coffee?</w:t>
       </w:r>
     </w:p>
     <w:p>
@@ -9660,7 +9660,7 @@
           <w:sz w:val="28"/>
           <w:rFonts w:eastAsia="Calibri"/>
         </w:rPr>
-        <w:t>nip something in the bud</w:t>
+        <w:t>pull through</w:t>
       </w:r>
       <w:r>
         <w:rPr>
@@ -9671,7 +9671,7 @@
           <w:sz w:val="18"/>
           <w:rFonts w:eastAsia="Calibri"/>
         </w:rPr>
-        <w:t xml:space="preserve">   [IDIOM]</w:t>
+        <w:t xml:space="preserve">   [PHRASAL VERB]</w:t>
       </w:r>
     </w:p>
     <w:p>
@@ -9697,7 +9697,7 @@
           <w:sz w:val="20"/>
           <w:rFonts w:eastAsia="Calibri"/>
         </w:rPr>
-        <w:t>/nɪp ˌsʌmθɪŋ ɪn ðə bʌd/</w:t>
+        <w:t>/pʊl θruː/</w:t>
       </w:r>
     </w:p>
     <w:p>
@@ -9723,7 +9723,7 @@
           <w:sz w:val="21"/>
           <w:rFonts w:eastAsia="맑은 고딕"/>
         </w:rPr>
-        <w:t>문제나 나쁜 상황이 더 커지기 전에 미리 막다</w:t>
+        <w:t>(병, 어려움 등을) 극복하다, 이겨내다</w:t>
       </w:r>
     </w:p>
     <w:p>
@@ -9750,7 +9750,7 @@
           <w:sz w:val="19"/>
           <w:rFonts w:eastAsia="Calibri"/>
         </w:rPr>
-        <w:t>"It's important to nip bad habits in the bud before they become ingrained."</w:t>
+        <w:t>"We were worried, but she managed to pull through her illness."</w:t>
       </w:r>
     </w:p>
     <w:p>
@@ -9777,7 +9777,7 @@
           <w:sz w:val="21"/>
           <w:rFonts w:eastAsia="Calibri"/>
         </w:rPr>
-        <w:t>The manager intervened quickly to nip the disagreement in the bud before it escalated.</w:t>
+        <w:t>The company managed to pull through the financial crisis.</w:t>
       </w:r>
     </w:p>
     <w:p>
@@ -9820,7 +9820,7 @@
           <w:sz w:val="28"/>
           <w:rFonts w:eastAsia="Calibri"/>
         </w:rPr>
-        <w:t>pay through the nose</w:t>
+        <w:t>run out</w:t>
       </w:r>
       <w:r>
         <w:rPr>
@@ -9831,7 +9831,7 @@
           <w:sz w:val="18"/>
           <w:rFonts w:eastAsia="Calibri"/>
         </w:rPr>
-        <w:t xml:space="preserve">   [IDIOM]</w:t>
+        <w:t xml:space="preserve">   [PHRASAL VERB]</w:t>
       </w:r>
     </w:p>
     <w:p>
@@ -9857,7 +9857,7 @@
           <w:sz w:val="20"/>
           <w:rFonts w:eastAsia="Calibri"/>
         </w:rPr>
-        <w:t>/peɪ θruː ðə noʊz/</w:t>
+        <w:t>/rʌn aʊt/</w:t>
       </w:r>
     </w:p>
     <w:p>
@@ -9883,7 +9883,7 @@
           <w:sz w:val="21"/>
           <w:rFonts w:eastAsia="맑은 고딕"/>
         </w:rPr>
-        <w:t>터무니없이 비싼 값을 지불하다, 바가지를 쓰다</w:t>
+        <w:t>(시간, 공급 등이) 다 되다, 소진되다</w:t>
       </w:r>
     </w:p>
     <w:p>
@@ -9910,7 +9910,7 @@
           <w:sz w:val="19"/>
           <w:rFonts w:eastAsia="Calibri"/>
         </w:rPr>
-        <w:t>"I hate having to pay through the nose for basic necessities like groceries these days."</w:t>
+        <w:t>"Time is running out, so we need to make a decision soon."</w:t>
       </w:r>
     </w:p>
     <w:p>
@@ -9937,7 +9937,7 @@
           <w:sz w:val="21"/>
           <w:rFonts w:eastAsia="Calibri"/>
         </w:rPr>
-        <w:t>We had to pay through the nose for tickets to the concert because we bought them last minute.</w:t>
+        <w:t>We've almost run out of patience with their excuses.</w:t>
       </w:r>
     </w:p>
     <w:p>
@@ -9980,7 +9980,7 @@
           <w:sz w:val="28"/>
           <w:rFonts w:eastAsia="Calibri"/>
         </w:rPr>
-        <w:t>word of mouth</w:t>
+        <w:t>walk out</w:t>
       </w:r>
       <w:r>
         <w:rPr>
@@ -9991,7 +9991,7 @@
           <w:sz w:val="18"/>
           <w:rFonts w:eastAsia="Calibri"/>
         </w:rPr>
-        <w:t xml:space="preserve">   [COLLOCATION]</w:t>
+        <w:t xml:space="preserve">   [PHRASAL VERB]</w:t>
       </w:r>
     </w:p>
     <w:p>
@@ -10017,7 +10017,7 @@
           <w:sz w:val="20"/>
           <w:rFonts w:eastAsia="Calibri"/>
         </w:rPr>
-        <w:t>/wɜːrd ɒv maʊθ/</w:t>
+        <w:t>/wɔːk aʊt/</w:t>
       </w:r>
     </w:p>
     <w:p>
@@ -10043,7 +10043,7 @@
           <w:sz w:val="21"/>
           <w:rFonts w:eastAsia="맑은 고딕"/>
         </w:rPr>
-        <w:t>입소문, 구전</w:t>
+        <w:t>떠나다, (시위하며) 퇴장하다</w:t>
       </w:r>
     </w:p>
     <w:p>
@@ -10070,7 +10070,7 @@
           <w:sz w:val="19"/>
           <w:rFonts w:eastAsia="Calibri"/>
         </w:rPr>
-        <w:t>"Most of our new customers come to us through word of mouth referrals."</w:t>
+        <w:t>"The employees threatened to walk out if their demands were not met."</w:t>
       </w:r>
     </w:p>
     <w:p>
@@ -10097,7 +10097,7 @@
           <w:sz w:val="21"/>
           <w:rFonts w:eastAsia="Calibri"/>
         </w:rPr>
-        <w:t>The restaurant became popular largely through positive word of mouth from local food bloggers.</w:t>
+        <w:t>She was so angry she just walked out of the room.</w:t>
       </w:r>
     </w:p>
     <w:p>
@@ -10140,7 +10140,7 @@
           <w:sz w:val="28"/>
           <w:rFonts w:eastAsia="Calibri"/>
         </w:rPr>
-        <w:t>keep one's options open</w:t>
+        <w:t>on track</w:t>
       </w:r>
       <w:r>
         <w:rPr>
@@ -10177,7 +10177,7 @@
           <w:sz w:val="20"/>
           <w:rFonts w:eastAsia="Calibri"/>
         </w:rPr>
-        <w:t>/kiːp wʌnz ˈɒpʃənz ˈoʊpən/</w:t>
+        <w:t>/ɑn træk/</w:t>
       </w:r>
     </w:p>
     <w:p>
@@ -10203,7 +10203,7 @@
           <w:sz w:val="21"/>
           <w:rFonts w:eastAsia="맑은 고딕"/>
         </w:rPr>
-        <w:t>결정을 내리지 않고 여러 가능성을 열어두다</w:t>
+        <w:t>순조롭게 진행 중인, 예정대로</w:t>
       </w:r>
     </w:p>
     <w:p>
@@ -10230,7 +10230,7 @@
           <w:sz w:val="19"/>
           <w:rFonts w:eastAsia="Calibri"/>
         </w:rPr>
-        <w:t>"It's wise to keep your options open when you're looking for a new job."</w:t>
+        <w:t>"it is on track to hit the regulator Ofcom's reduced targets"</w:t>
       </w:r>
     </w:p>
     <w:p>
@@ -10257,7 +10257,7 @@
           <w:sz w:val="21"/>
           <w:rFonts w:eastAsia="Calibri"/>
         </w:rPr>
-        <w:t>I'm applying to several universities to keep my options open.</w:t>
+        <w:t>The construction project is on track to be completed by next month.</w:t>
       </w:r>
     </w:p>
     <w:p>
@@ -10300,7 +10300,7 @@
           <w:sz w:val="28"/>
           <w:rFonts w:eastAsia="Calibri"/>
         </w:rPr>
-        <w:t>be up to scratch</w:t>
+        <w:t>face job shortage</w:t>
       </w:r>
       <w:r>
         <w:rPr>
@@ -10311,7 +10311,7 @@
           <w:sz w:val="18"/>
           <w:rFonts w:eastAsia="Calibri"/>
         </w:rPr>
-        <w:t xml:space="preserve">   [IDIOM]</w:t>
+        <w:t xml:space="preserve">   [COLLOCATION]</w:t>
       </w:r>
     </w:p>
     <w:p>
@@ -10337,7 +10337,7 @@
           <w:sz w:val="20"/>
           <w:rFonts w:eastAsia="Calibri"/>
         </w:rPr>
-        <w:t>/bi ʌp tuː skrætʃ/</w:t>
+        <w:t>/feɪs dʒɑb ˈʃɔrtɪdʒ/</w:t>
       </w:r>
     </w:p>
     <w:p>
@@ -10363,7 +10363,7 @@
           <w:sz w:val="21"/>
           <w:rFonts w:eastAsia="맑은 고딕"/>
         </w:rPr>
-        <w:t>기대에 부응하다, 필요한 수준에 미치다 (주로 부정문에 사용)</w:t>
+        <w:t>일자리 부족에 직면하다</w:t>
       </w:r>
     </w:p>
     <w:p>
@@ -10390,7 +10390,7 @@
           <w:sz w:val="19"/>
           <w:rFonts w:eastAsia="Calibri"/>
         </w:rPr>
-        <w:t>"His recent work hasn't been up to scratch, so he needs to improve."</w:t>
+        <w:t>"how young people are facing the job shortage"</w:t>
       </w:r>
     </w:p>
     <w:p>
@@ -10417,7 +10417,7 @@
           <w:sz w:val="21"/>
           <w:rFonts w:eastAsia="Calibri"/>
         </w:rPr>
-        <w:t>The quality of the product wasn't up to scratch, so we returned it.</w:t>
+        <w:t>In some rural areas, residents often face job shortage due to limited industries.</w:t>
       </w:r>
     </w:p>
     <w:p>
@@ -10460,7 +10460,7 @@
           <w:sz w:val="28"/>
           <w:rFonts w:eastAsia="Calibri"/>
         </w:rPr>
-        <w:t>blow something out of proportion</w:t>
+        <w:t>north of the border</w:t>
       </w:r>
       <w:r>
         <w:rPr>
@@ -10497,7 +10497,7 @@
           <w:sz w:val="20"/>
           <w:rFonts w:eastAsia="Calibri"/>
         </w:rPr>
-        <w:t>/bloʊ ˌsʌmθɪŋ aʊt ɒv prəˈpɔːrʃən/</w:t>
+        <w:t>/nɔrθ əv ðə ˈbɔrdər/</w:t>
       </w:r>
     </w:p>
     <w:p>
@@ -10523,7 +10523,7 @@
           <w:sz w:val="21"/>
           <w:rFonts w:eastAsia="맑은 고딕"/>
         </w:rPr>
-        <w:t>사소한 일을 과장하다, 침소봉대하다</w:t>
+        <w:t>국경 북쪽에서 (주로 캐나다와 미국 사이에서 쓰임), (비유적으로) 특정 기준 이상</w:t>
       </w:r>
     </w:p>
     <w:p>
@@ -10550,7 +10550,7 @@
           <w:sz w:val="19"/>
           <w:rFonts w:eastAsia="Calibri"/>
         </w:rPr>
-        <w:t>"It was just a minor disagreement, but she blew it out of proportion and made a huge fuss."</w:t>
+        <w:t>"had plummetted north of the border"</w:t>
       </w:r>
     </w:p>
     <w:p>
@@ -10577,7 +10577,7 @@
           <w:sz w:val="21"/>
           <w:rFonts w:eastAsia="Calibri"/>
         </w:rPr>
-        <w:t>Don't blow this small mistake out of proportion; it's easily fixable.</w:t>
+        <w:t>Many Canadians travel south for shopping, but some prefer to find unique items north of the border.</w:t>
       </w:r>
     </w:p>
     <w:p>
@@ -10620,7 +10620,7 @@
           <w:sz w:val="28"/>
           <w:rFonts w:eastAsia="Calibri"/>
         </w:rPr>
-        <w:t>butter someone up</w:t>
+        <w:t>rush to explain</w:t>
       </w:r>
       <w:r>
         <w:rPr>
@@ -10631,7 +10631,7 @@
           <w:sz w:val="18"/>
           <w:rFonts w:eastAsia="Calibri"/>
         </w:rPr>
-        <w:t xml:space="preserve">   [PHRASAL VERB]</w:t>
+        <w:t xml:space="preserve">   [COLLOCATION]</w:t>
       </w:r>
     </w:p>
     <w:p>
@@ -10657,7 +10657,7 @@
           <w:sz w:val="20"/>
           <w:rFonts w:eastAsia="Calibri"/>
         </w:rPr>
-        <w:t>/ˈbʌtər ˌsʌmwʌn ʌp/</w:t>
+        <w:t>/rʌʃ tu ɪkˈspleɪn/</w:t>
       </w:r>
     </w:p>
     <w:p>
@@ -10683,7 +10683,7 @@
           <w:sz w:val="21"/>
           <w:rFonts w:eastAsia="맑은 고딕"/>
         </w:rPr>
-        <w:t>누군가에게 아첨하다, 환심을 사려고 노력하다</w:t>
+        <w:t>급하게 설명하다</w:t>
       </w:r>
     </w:p>
     <w:p>
@@ -10710,7 +10710,7 @@
           <w:sz w:val="19"/>
           <w:rFonts w:eastAsia="Calibri"/>
         </w:rPr>
-        <w:t>"He tried to butter up his boss before asking for a raise."</w:t>
+        <w:t>"Ross: (rushing to explain) Funny story!"</w:t>
       </w:r>
     </w:p>
     <w:p>
@@ -10737,7 +10737,7 @@
           <w:sz w:val="21"/>
           <w:rFonts w:eastAsia="Calibri"/>
         </w:rPr>
-        <w:t>She's always buttering up her professors to get better grades.</w:t>
+        <w:t>When he realized his mistake, he rushed to explain the situation to his boss.</w:t>
       </w:r>
     </w:p>
     <w:p>
@@ -10780,7 +10780,7 @@
           <w:sz w:val="28"/>
           <w:rFonts w:eastAsia="Calibri"/>
         </w:rPr>
-        <w:t>in the blink of an eye</w:t>
+        <w:t>overhear a conversation</w:t>
       </w:r>
       <w:r>
         <w:rPr>
@@ -10791,7 +10791,7 @@
           <w:sz w:val="18"/>
           <w:rFonts w:eastAsia="Calibri"/>
         </w:rPr>
-        <w:t xml:space="preserve">   [IDIOM]</w:t>
+        <w:t xml:space="preserve">   [COLLOCATION]</w:t>
       </w:r>
     </w:p>
     <w:p>
@@ -10817,7 +10817,7 @@
           <w:sz w:val="20"/>
           <w:rFonts w:eastAsia="Calibri"/>
         </w:rPr>
-        <w:t>/ɪn ðə blɪŋk ɒv æn aɪ/</w:t>
+        <w:t>/ˌoʊvərˈhɪər ə ˌkɑnvərˈseɪʃən/</w:t>
       </w:r>
     </w:p>
     <w:p>
@@ -10843,7 +10843,7 @@
           <w:sz w:val="21"/>
           <w:rFonts w:eastAsia="맑은 고딕"/>
         </w:rPr>
-        <w:t>눈 깜짝할 사이에, 순식간에</w:t>
+        <w:t>대화를 엿듣다, 우연히 듣다</w:t>
       </w:r>
     </w:p>
     <w:p>
@@ -10870,7 +10870,7 @@
           <w:sz w:val="19"/>
           <w:rFonts w:eastAsia="Calibri"/>
         </w:rPr>
-        <w:t>"The entire building was engulfed in flames in the blink of an eye."</w:t>
+        <w:t>"Rachel walks in and overhears the conversation."</w:t>
       </w:r>
     </w:p>
     <w:p>
@@ -10897,7 +10897,7 @@
           <w:sz w:val="21"/>
           <w:rFonts w:eastAsia="Calibri"/>
         </w:rPr>
-        <w:t>The car disappeared around the corner in the blink of an eye.</w:t>
+        <w:t>I accidentally overheard a conversation between my neighbors about their vacation plans.</w:t>
       </w:r>
     </w:p>
     <w:p>
@@ -10940,7 +10940,7 @@
           <w:sz w:val="28"/>
           <w:rFonts w:eastAsia="Calibri"/>
         </w:rPr>
-        <w:t>jump to conclusions</w:t>
+        <w:t>have a deal</w:t>
       </w:r>
       <w:r>
         <w:rPr>
@@ -10951,7 +10951,7 @@
           <w:sz w:val="18"/>
           <w:rFonts w:eastAsia="Calibri"/>
         </w:rPr>
-        <w:t xml:space="preserve">   [IDIOM]</w:t>
+        <w:t xml:space="preserve">   [COLLOCATION]</w:t>
       </w:r>
     </w:p>
     <w:p>
@@ -10977,7 +10977,7 @@
           <w:sz w:val="20"/>
           <w:rFonts w:eastAsia="Calibri"/>
         </w:rPr>
-        <w:t>/dʒʌmp tuː kənˈkluːʒənz/</w:t>
+        <w:t>/hæv ə dil/</w:t>
       </w:r>
     </w:p>
     <w:p>
@@ -11003,7 +11003,7 @@
           <w:sz w:val="21"/>
           <w:rFonts w:eastAsia="맑은 고딕"/>
         </w:rPr>
-        <w:t>성급하게 결론을 내리다, 속단하다</w:t>
+        <w:t>합의가 되다, 거래가 성사되다</w:t>
       </w:r>
     </w:p>
     <w:p>
@@ -11030,7 +11030,7 @@
           <w:sz w:val="19"/>
           <w:rFonts w:eastAsia="Calibri"/>
         </w:rPr>
-        <w:t>"Don't jump to conclusions; let's wait for all the facts before making a judgment."</w:t>
+        <w:t>"Wendy, we had a deal!"</w:t>
       </w:r>
     </w:p>
     <w:p>
@@ -11057,7 +11057,7 @@
           <w:sz w:val="21"/>
           <w:rFonts w:eastAsia="Calibri"/>
         </w:rPr>
-        <w:t>I know you're upset, but try not to jump to conclusions about what happened.</w:t>
+        <w:t>After weeks of discussion, we finally have a deal on the new contract.</w:t>
       </w:r>
     </w:p>
     <w:p>
@@ -11100,7 +11100,7 @@
           <w:sz w:val="28"/>
           <w:rFonts w:eastAsia="Calibri"/>
         </w:rPr>
-        <w:t>live and learn</w:t>
+        <w:t>hang up</w:t>
       </w:r>
       <w:r>
         <w:rPr>
@@ -11111,7 +11111,7 @@
           <w:sz w:val="18"/>
           <w:rFonts w:eastAsia="Calibri"/>
         </w:rPr>
-        <w:t xml:space="preserve">   [IDIOM]</w:t>
+        <w:t xml:space="preserve">   [PHRASAL VERB]</w:t>
       </w:r>
     </w:p>
     <w:p>
@@ -11137,7 +11137,7 @@
           <w:sz w:val="20"/>
           <w:rFonts w:eastAsia="Calibri"/>
         </w:rPr>
-        <w:t>/lɪv ænd lɜːrn/</w:t>
+        <w:t>/hæŋ ʌp/</w:t>
       </w:r>
     </w:p>
     <w:p>
@@ -11163,7 +11163,7 @@
           <w:sz w:val="21"/>
           <w:rFonts w:eastAsia="맑은 고딕"/>
         </w:rPr>
-        <w:t>실수를 통해 배우다, 경험을 통해 성장하다</w:t>
+        <w:t>(전화를) 끊다</w:t>
       </w:r>
     </w:p>
     <w:p>
@@ -11190,7 +11190,7 @@
           <w:sz w:val="19"/>
           <w:rFonts w:eastAsia="Calibri"/>
         </w:rPr>
-        <w:t>"I made a big mistake, but I guess you live and learn."</w:t>
+        <w:t>"(hangs up)"</w:t>
       </w:r>
     </w:p>
     <w:p>
@@ -11217,7 +11217,7 @@
           <w:sz w:val="21"/>
           <w:rFonts w:eastAsia="Calibri"/>
         </w:rPr>
-        <w:t>I accidentally booked flights for the wrong date, but hey, live and learn.</w:t>
+        <w:t>Please don't hang up, I need to tell you something important.</w:t>
       </w:r>
     </w:p>
     <w:p>
@@ -11260,7 +11260,7 @@
           <w:sz w:val="28"/>
           <w:rFonts w:eastAsia="Calibri"/>
         </w:rPr>
-        <w:t>pull strings</w:t>
+        <w:t>drag someone into</w:t>
       </w:r>
       <w:r>
         <w:rPr>
@@ -11271,7 +11271,7 @@
           <w:sz w:val="18"/>
           <w:rFonts w:eastAsia="Calibri"/>
         </w:rPr>
-        <w:t xml:space="preserve">   [IDIOM]</w:t>
+        <w:t xml:space="preserve">   [PHRASAL VERB]</w:t>
       </w:r>
     </w:p>
     <w:p>
@@ -11297,7 +11297,7 @@
           <w:sz w:val="20"/>
           <w:rFonts w:eastAsia="Calibri"/>
         </w:rPr>
-        <w:t>/pʊl strɪŋz/</w:t>
+        <w:t>/dræɡ ˈsʌmˌwʌn ˈɪntu/</w:t>
       </w:r>
     </w:p>
     <w:p>
@@ -11323,7 +11323,7 @@
           <w:sz w:val="21"/>
           <w:rFonts w:eastAsia="맑은 고딕"/>
         </w:rPr>
-        <w:t>뒷배경을 이용하다, 인맥을 동원하다 (주로 부정적 의미)</w:t>
+        <w:t>(~을) 강제로 끌어들이다, 억지로 참여시키다</w:t>
       </w:r>
     </w:p>
     <w:p>
@@ -11350,7 +11350,7 @@
           <w:sz w:val="19"/>
           <w:rFonts w:eastAsia="Calibri"/>
         </w:rPr>
-        <w:t>"He managed to get that exclusive invitation by pulling some strings with influential people."</w:t>
+        <w:t>"Phoebe stops her and drags her into the kitchen."</w:t>
       </w:r>
     </w:p>
     <w:p>
@@ -11377,7 +11377,7 @@
           <w:sz w:val="21"/>
           <w:rFonts w:eastAsia="Calibri"/>
         </w:rPr>
-        <w:t>She had to pull some strings to get her son into that prestigious school.</w:t>
+        <w:t>He didn't want to get involved, but his friends dragged him into the argument.</w:t>
       </w:r>
     </w:p>
     <w:p>
@@ -11420,7 +11420,7 @@
           <w:sz w:val="28"/>
           <w:rFonts w:eastAsia="Calibri"/>
         </w:rPr>
-        <w:t>rags to riches</w:t>
+        <w:t>on the way over</w:t>
       </w:r>
       <w:r>
         <w:rPr>
@@ -11457,7 +11457,7 @@
           <w:sz w:val="20"/>
           <w:rFonts w:eastAsia="Calibri"/>
         </w:rPr>
-        <w:t>/ræɡz tuː ˈrɪtʃɪz/</w:t>
+        <w:t>/ɑn ðə weɪ ˈoʊvər/</w:t>
       </w:r>
     </w:p>
     <w:p>
@@ -11483,7 +11483,7 @@
           <w:sz w:val="21"/>
           <w:rFonts w:eastAsia="맑은 고딕"/>
         </w:rPr>
-        <w:t>극빈층에서 부유층으로 성공하다, 자수성가하다</w:t>
+        <w:t>오는 길에, (어떤 곳으로) 가는 도중에</w:t>
       </w:r>
     </w:p>
     <w:p>
@@ -11510,7 +11510,7 @@
           <w:sz w:val="19"/>
           <w:rFonts w:eastAsia="Calibri"/>
         </w:rPr>
-        <w:t>"His rags to riches story is an inspiration to many aspiring entrepreneurs."</w:t>
+        <w:t>"In the cab, on the way over, Steve blazed up a doobie."</w:t>
       </w:r>
     </w:p>
     <w:p>
@@ -11537,7 +11537,7 @@
           <w:sz w:val="21"/>
           <w:rFonts w:eastAsia="Calibri"/>
         </w:rPr>
-        <w:t>Many successful entrepreneurs have a rags to riches story.</w:t>
+        <w:t>I'll pick up some snacks on the way over to your place.</w:t>
       </w:r>
     </w:p>
     <w:p>
@@ -11580,7 +11580,7 @@
           <w:sz w:val="28"/>
           <w:rFonts w:eastAsia="Calibri"/>
         </w:rPr>
-        <w:t>red tape</w:t>
+        <w:t>blaze up</w:t>
       </w:r>
       <w:r>
         <w:rPr>
@@ -11591,7 +11591,7 @@
           <w:sz w:val="18"/>
           <w:rFonts w:eastAsia="Calibri"/>
         </w:rPr>
-        <w:t xml:space="preserve">   [COLLOCATION]</w:t>
+        <w:t xml:space="preserve">   [PHRASAL VERB]</w:t>
       </w:r>
     </w:p>
     <w:p>
@@ -11617,7 +11617,7 @@
           <w:sz w:val="20"/>
           <w:rFonts w:eastAsia="Calibri"/>
         </w:rPr>
-        <w:t>/rɛd teɪp/</w:t>
+        <w:t>/bleɪz ʌp/</w:t>
       </w:r>
     </w:p>
     <w:p>
@@ -11643,7 +11643,7 @@
           <w:sz w:val="21"/>
           <w:rFonts w:eastAsia="맑은 고딕"/>
         </w:rPr>
-        <w:t>불필요하게 복잡하고 관료적인 절차, 관료주의</w:t>
+        <w:t>(담배, 특히 마리화나를) 피우다</w:t>
       </w:r>
     </w:p>
     <w:p>
@@ -11670,7 +11670,7 @@
           <w:sz w:val="19"/>
           <w:rFonts w:eastAsia="Calibri"/>
         </w:rPr>
-        <w:t>"It took months to get the permits due to excessive red tape and bureaucratic hurdles."</w:t>
+        <w:t>"Steve blazed up a doobie."</w:t>
       </w:r>
     </w:p>
     <w:p>
@@ -11697,7 +11697,7 @@
           <w:sz w:val="21"/>
           <w:rFonts w:eastAsia="Calibri"/>
         </w:rPr>
-        <w:t>Dealing with all the government red tape for a small business loan was frustrating.</w:t>
+        <w:t>He tried to blaze up a cigarette discreetly in the alley.</w:t>
       </w:r>
     </w:p>
     <w:p>
@@ -11740,7 +11740,7 @@
           <w:sz w:val="28"/>
           <w:rFonts w:eastAsia="Calibri"/>
         </w:rPr>
-        <w:t>up to par</w:t>
+        <w:t>light a bone</w:t>
       </w:r>
       <w:r>
         <w:rPr>
@@ -11777,7 +11777,7 @@
           <w:sz w:val="20"/>
           <w:rFonts w:eastAsia="Calibri"/>
         </w:rPr>
-        <w:t>/ʌp tuː pɑːr/</w:t>
+        <w:t>/laɪt ə boʊn/</w:t>
       </w:r>
     </w:p>
     <w:p>
@@ -11803,7 +11803,7 @@
           <w:sz w:val="21"/>
           <w:rFonts w:eastAsia="맑은 고딕"/>
         </w:rPr>
-        <w:t>기대하는 수준에 미치다, 보통 수준에 달하다</w:t>
+        <w:t>(마리화나) 한 대 피우다 (속어)</w:t>
       </w:r>
     </w:p>
     <w:p>
@@ -11830,7 +11830,7 @@
           <w:sz w:val="19"/>
           <w:rFonts w:eastAsia="Calibri"/>
         </w:rPr>
-        <w:t>"His performance hasn't been up to par recently, and he needs to improve."</w:t>
+        <w:t>"You know, lit a bone?"</w:t>
       </w:r>
     </w:p>
     <w:p>
@@ -11857,7 +11857,7 @@
           <w:sz w:val="21"/>
           <w:rFonts w:eastAsia="Calibri"/>
         </w:rPr>
-        <w:t>The new restaurant's service wasn't quite up to par yet.</w:t>
+        <w:t>After a long day, some people might want to light a bone to relax.</w:t>
       </w:r>
     </w:p>
     <w:p>
@@ -11900,7 +11900,7 @@
           <w:sz w:val="28"/>
           <w:rFonts w:eastAsia="Calibri"/>
         </w:rPr>
-        <w:t>win-win situation</w:t>
+        <w:t>bring over</w:t>
       </w:r>
       <w:r>
         <w:rPr>
@@ -11911,7 +11911,7 @@
           <w:sz w:val="18"/>
           <w:rFonts w:eastAsia="Calibri"/>
         </w:rPr>
-        <w:t xml:space="preserve">   [COLLOCATION]</w:t>
+        <w:t xml:space="preserve">   [PHRASAL VERB]</w:t>
       </w:r>
     </w:p>
     <w:p>
@@ -11937,7 +11937,7 @@
           <w:sz w:val="20"/>
           <w:rFonts w:eastAsia="Calibri"/>
         </w:rPr>
-        <w:t>/wɪn wɪn ˌsɪtʃuˈeɪʃən/</w:t>
+        <w:t>/brɪŋ ˈoʊvər/</w:t>
       </w:r>
     </w:p>
     <w:p>
@@ -11963,7 +11963,7 @@
           <w:sz w:val="21"/>
           <w:rFonts w:eastAsia="맑은 고딕"/>
         </w:rPr>
-        <w:t>모두에게 이득이 되는 상황, 상생 관계</w:t>
+        <w:t>(~을) 가져오다, 데려오다</w:t>
       </w:r>
     </w:p>
     <w:p>
@@ -11990,7 +11990,7 @@
           <w:sz w:val="19"/>
           <w:rFonts w:eastAsia="Calibri"/>
         </w:rPr>
-        <w:t>"The new partnership is a win-win situation for both companies involved."</w:t>
+        <w:t>"Monica brings over a tray"</w:t>
       </w:r>
     </w:p>
     <w:p>
@@ -12017,7 +12017,7 @@
           <w:sz w:val="21"/>
           <w:rFonts w:eastAsia="Calibri"/>
         </w:rPr>
-        <w:t>Working from home is a win-win situation for both employees and employers.</w:t>
+        <w:t>Can you bring over the documents I left on my desk?</w:t>
       </w:r>
     </w:p>
     <w:p>
@@ -12060,7 +12060,7 @@
           <w:sz w:val="28"/>
           <w:rFonts w:eastAsia="Calibri"/>
         </w:rPr>
-        <w:t>call it a night</w:t>
+        <w:t>one by one</w:t>
       </w:r>
       <w:r>
         <w:rPr>
@@ -12097,7 +12097,7 @@
           <w:sz w:val="20"/>
           <w:rFonts w:eastAsia="Calibri"/>
         </w:rPr>
-        <w:t>/kɔːl ɪt ə naɪt/</w:t>
+        <w:t>/wʌn baɪ wʌn/</w:t>
       </w:r>
     </w:p>
     <w:p>
@@ -12123,7 +12123,7 @@
           <w:sz w:val="21"/>
           <w:rFonts w:eastAsia="맑은 고딕"/>
         </w:rPr>
-        <w:t>그날 밤의 활동을 끝내다, 귀가하다</w:t>
+        <w:t>하나씩, 차례로</w:t>
       </w:r>
     </w:p>
     <w:p>
@@ -12150,7 +12150,7 @@
           <w:sz w:val="19"/>
           <w:rFonts w:eastAsia="Calibri"/>
         </w:rPr>
-        <w:t>"It's late, so let's call it a night and pick this up tomorrow."</w:t>
+        <w:t>"Steve starts to eat them one by one, quickly"</w:t>
       </w:r>
     </w:p>
     <w:p>
@@ -12177,7 +12177,7 @@
           <w:sz w:val="21"/>
           <w:rFonts w:eastAsia="Calibri"/>
         </w:rPr>
-        <w:t>After a long evening out, we decided to call it a night.</w:t>
+        <w:t>The children opened their presents one by one on Christmas morning.</w:t>
       </w:r>
     </w:p>
     <w:p>
@@ -12220,7 +12220,7 @@
           <w:sz w:val="28"/>
           <w:rFonts w:eastAsia="Calibri"/>
         </w:rPr>
-        <w:t>come rain or shine</w:t>
+        <w:t>with a touch of</w:t>
       </w:r>
       <w:r>
         <w:rPr>
@@ -12231,7 +12231,7 @@
           <w:sz w:val="18"/>
           <w:rFonts w:eastAsia="Calibri"/>
         </w:rPr>
-        <w:t xml:space="preserve">   [IDIOM]</w:t>
+        <w:t xml:space="preserve">   [COLLOCATION]</w:t>
       </w:r>
     </w:p>
     <w:p>
@@ -12257,7 +12257,7 @@
           <w:sz w:val="20"/>
           <w:rFonts w:eastAsia="Calibri"/>
         </w:rPr>
-        <w:t>/kʌm reɪn ɔːr ʃaɪn/</w:t>
+        <w:t>/wɪð ə tʌtʃ əv/</w:t>
       </w:r>
     </w:p>
     <w:p>
@@ -12283,7 +12283,7 @@
           <w:sz w:val="21"/>
           <w:rFonts w:eastAsia="맑은 고딕"/>
         </w:rPr>
-        <w:t>날씨가 어떻든, 어떤 어려움이 있든 상관없이, 무슨 일이 있어도</w:t>
+        <w:t>약간의 (~을 곁들여), 조금의 (~을 더해)</w:t>
       </w:r>
     </w:p>
     <w:p>
@@ -12310,7 +12310,7 @@
           <w:sz w:val="19"/>
           <w:rFonts w:eastAsia="Calibri"/>
         </w:rPr>
-        <w:t>"I'll be there for you, come rain or shine, no matter what happens."</w:t>
+        <w:t>"with just a touch of mints"</w:t>
       </w:r>
     </w:p>
     <w:p>
@@ -12337,7 +12337,7 @@
           <w:sz w:val="21"/>
           <w:rFonts w:eastAsia="Calibri"/>
         </w:rPr>
-        <w:t>The outdoor festival will proceed come rain or shine.</w:t>
+        <w:t>The dish was perfect, with a touch of garlic and fresh herbs.</w:t>
       </w:r>
     </w:p>
     <w:p>
@@ -12380,7 +12380,7 @@
           <w:sz w:val="28"/>
           <w:rFonts w:eastAsia="Calibri"/>
         </w:rPr>
-        <w:t>down to earth</w:t>
+        <w:t>get someone's attention</w:t>
       </w:r>
       <w:r>
         <w:rPr>
@@ -12391,7 +12391,7 @@
           <w:sz w:val="18"/>
           <w:rFonts w:eastAsia="Calibri"/>
         </w:rPr>
-        <w:t xml:space="preserve">   [IDIOM]</w:t>
+        <w:t xml:space="preserve">   [COLLOCATION]</w:t>
       </w:r>
     </w:p>
     <w:p>
@@ -12417,7 +12417,7 @@
           <w:sz w:val="20"/>
           <w:rFonts w:eastAsia="Calibri"/>
         </w:rPr>
-        <w:t>/daʊn tuː ɜːrθ/</w:t>
+        <w:t>/ɡɛt ˈsʌmˌwʌnz əˈtɛnʃən/</w:t>
       </w:r>
     </w:p>
     <w:p>
@@ -12443,7 +12443,7 @@
           <w:sz w:val="21"/>
           <w:rFonts w:eastAsia="맑은 고딕"/>
         </w:rPr>
-        <w:t>현실적인, 실용적인, 소탈한</w:t>
+        <w:t>(~의) 주의를 끌다</w:t>
       </w:r>
     </w:p>
     <w:p>
@@ -12470,7 +12470,7 @@
           <w:sz w:val="19"/>
           <w:rFonts w:eastAsia="Calibri"/>
         </w:rPr>
-        <w:t>"Despite her fame, she's very down to earth and easy to talk to."</w:t>
+        <w:t>"Rachel tries to get Monica's attention"</w:t>
       </w:r>
     </w:p>
     <w:p>
@@ -12497,7 +12497,7 @@
           <w:sz w:val="21"/>
           <w:rFonts w:eastAsia="Calibri"/>
         </w:rPr>
-        <w:t>I appreciate his down to earth approach to problem-solving.</w:t>
+        <w:t>She tried waving her hands to get the waiter's attention.</w:t>
       </w:r>
     </w:p>
     <w:p>
@@ -12540,7 +12540,7 @@
           <w:sz w:val="28"/>
           <w:rFonts w:eastAsia="Calibri"/>
         </w:rPr>
-        <w:t>easy come, easy go</w:t>
+        <w:t>drag on a joint</w:t>
       </w:r>
       <w:r>
         <w:rPr>
@@ -12551,7 +12551,7 @@
           <w:sz w:val="18"/>
           <w:rFonts w:eastAsia="Calibri"/>
         </w:rPr>
-        <w:t xml:space="preserve">   [IDIOM]</w:t>
+        <w:t xml:space="preserve">   [COLLOCATION]</w:t>
       </w:r>
     </w:p>
     <w:p>
@@ -12577,7 +12577,7 @@
           <w:sz w:val="20"/>
           <w:rFonts w:eastAsia="Calibri"/>
         </w:rPr>
-        <w:t>/ˈiːzi kʌm ˈiːzi ɡoʊ/</w:t>
+        <w:t>/dræɡ ɑn ə dʒɔɪnt/</w:t>
       </w:r>
     </w:p>
     <w:p>
@@ -12603,7 +12603,7 @@
           <w:sz w:val="21"/>
           <w:rFonts w:eastAsia="맑은 고딕"/>
         </w:rPr>
-        <w:t>쉽게 얻은 것은 쉽게 사라진다</w:t>
+        <w:t>(마리화나) 한 모금 피우다 (속어)</w:t>
       </w:r>
     </w:p>
     <w:p>
@@ -12630,7 +12630,7 @@
           <w:sz w:val="19"/>
           <w:rFonts w:eastAsia="Calibri"/>
         </w:rPr>
-        <w:t>"He won a large sum of money but spent it all quickly. Easy come, easy go."</w:t>
+        <w:t>"She pretends to drag on a joint"</w:t>
       </w:r>
     </w:p>
     <w:p>
@@ -12657,7 +12657,7 @@
           <w:sz w:val="21"/>
           <w:rFonts w:eastAsia="Calibri"/>
         </w:rPr>
-        <w:t>I lost my lottery winnings quickly; easy come, easy go, I suppose.</w:t>
+        <w:t>He quietly took a drag on his cigarette before going inside.</w:t>
       </w:r>
     </w:p>
     <w:p>
@@ -12700,7 +12700,7 @@
           <w:sz w:val="28"/>
           <w:rFonts w:eastAsia="Calibri"/>
         </w:rPr>
-        <w:t>get wind of</w:t>
+        <w:t>give the OK signal</w:t>
       </w:r>
       <w:r>
         <w:rPr>
@@ -12711,7 +12711,7 @@
           <w:sz w:val="18"/>
           <w:rFonts w:eastAsia="Calibri"/>
         </w:rPr>
-        <w:t xml:space="preserve">   [IDIOM]</w:t>
+        <w:t xml:space="preserve">   [COLLOCATION]</w:t>
       </w:r>
     </w:p>
     <w:p>
@@ -12737,7 +12737,7 @@
           <w:sz w:val="20"/>
           <w:rFonts w:eastAsia="Calibri"/>
         </w:rPr>
-        <w:t>/ɡɛt wɪnd ɒv/</w:t>
+        <w:t>/ɡɪv ðɪ oʊˈkeɪ ˈsɪɡnəl/</w:t>
       </w:r>
     </w:p>
     <w:p>
@@ -12763,7 +12763,7 @@
           <w:sz w:val="21"/>
           <w:rFonts w:eastAsia="맑은 고딕"/>
         </w:rPr>
-        <w:t>소문을 듣다, ~에 대해 알게 되다</w:t>
+        <w:t>승인 신호를 주다, 괜찮다는 신호를 보내다</w:t>
       </w:r>
     </w:p>
     <w:p>
@@ -12790,7 +12790,7 @@
           <w:sz w:val="19"/>
           <w:rFonts w:eastAsia="Calibri"/>
         </w:rPr>
-        <w:t>"The competitors got wind of our new product launch plans."</w:t>
+        <w:t>"Monica thinks she's giving her the 'OK' signal."</w:t>
       </w:r>
     </w:p>
     <w:p>
@@ -12817,2407 +12817,7 @@
           <w:sz w:val="21"/>
           <w:rFonts w:eastAsia="Calibri"/>
         </w:rPr>
-        <w:t>The press got wind of the scandal before the official announcement.</w:t>
-      </w:r>
-    </w:p>
-    <w:p>
-      <w:pPr>
-        <w:spacing w:before="120" w:after="0"/>
-      </w:pPr>
-      <w:r>
-        <w:rPr>
-          <w:rFonts w:ascii="맑은 고딕" w:hAnsi="맑은 고딕"/>
-          <w:b w:val="0"/>
-          <w:i w:val="0"/>
-          <w:color w:val="C8C8C8"/>
-          <w:sz w:val="14"/>
-          <w:rFonts w:eastAsia="맑은 고딕"/>
-        </w:rPr>
-        <w:t>────────────────────────────────────────────────────────────</w:t>
-      </w:r>
-    </w:p>
-    <w:p>
-      <w:pPr>
-        <w:spacing w:before="200" w:after="40"/>
-      </w:pPr>
-      <w:r>
-        <w:rPr>
-          <w:rFonts w:ascii="맑은 고딕" w:hAnsi="맑은 고딕"/>
-          <w:b w:val="0"/>
-          <w:i w:val="0"/>
-          <w:color w:val="969696"/>
-          <w:sz w:val="20"/>
-          <w:rFonts w:eastAsia="맑은 고딕"/>
-        </w:rPr>
-        <w:t xml:space="preserve">081.  </w:t>
-      </w:r>
-      <w:r>
-        <w:rPr>
-          <w:rFonts w:ascii="Calibri" w:hAnsi="Calibri"/>
-          <w:b/>
-          <w:i w:val="0"/>
-          <w:color w:val="143CB4"/>
-          <w:sz w:val="28"/>
-          <w:rFonts w:eastAsia="Calibri"/>
-        </w:rPr>
-        <w:t>in a nutshell</w:t>
-      </w:r>
-      <w:r>
-        <w:rPr>
-          <w:rFonts w:ascii="Calibri" w:hAnsi="Calibri"/>
-          <w:b w:val="0"/>
-          <w:i w:val="0"/>
-          <w:color w:val="787878"/>
-          <w:sz w:val="18"/>
-          <w:rFonts w:eastAsia="Calibri"/>
-        </w:rPr>
-        <w:t xml:space="preserve">   [IDIOM]</w:t>
-      </w:r>
-    </w:p>
-    <w:p>
-      <w:pPr>
-        <w:spacing w:before="0" w:after="40"/>
-      </w:pPr>
-      <w:r>
-        <w:rPr>
-          <w:rFonts w:ascii="맑은 고딕" w:hAnsi="맑은 고딕"/>
-          <w:b w:val="0"/>
-          <w:i w:val="0"/>
-          <w:sz w:val="20"/>
-          <w:rFonts w:eastAsia="맑은 고딕"/>
-        </w:rPr>
-        <w:t xml:space="preserve">🔊 </w:t>
-      </w:r>
-      <w:r>
-        <w:rPr>
-          <w:rFonts w:ascii="Calibri" w:hAnsi="Calibri"/>
-          <w:b w:val="0"/>
-          <w:i/>
-          <w:color w:val="505050"/>
-          <w:sz w:val="20"/>
-          <w:rFonts w:eastAsia="Calibri"/>
-        </w:rPr>
-        <w:t>/ɪn ə ˈnʌtʃɛl/</w:t>
-      </w:r>
-    </w:p>
-    <w:p>
-      <w:pPr>
-        <w:spacing w:before="0" w:after="60"/>
-      </w:pPr>
-      <w:r>
-        <w:rPr>
-          <w:rFonts w:ascii="맑은 고딕" w:hAnsi="맑은 고딕"/>
-          <w:b/>
-          <w:i w:val="0"/>
-          <w:color w:val="282828"/>
-          <w:sz w:val="20"/>
-          <w:rFonts w:eastAsia="맑은 고딕"/>
-        </w:rPr>
-        <w:t xml:space="preserve">💡 의미  </w:t>
-      </w:r>
-      <w:r>
-        <w:rPr>
-          <w:rFonts w:ascii="맑은 고딕" w:hAnsi="맑은 고딕"/>
-          <w:b w:val="0"/>
-          <w:i w:val="0"/>
-          <w:sz w:val="21"/>
-          <w:rFonts w:eastAsia="맑은 고딕"/>
-        </w:rPr>
-        <w:t>아주 간단히 말해서, 요약하자면</w:t>
-      </w:r>
-    </w:p>
-    <w:p>
-      <w:pPr>
-        <w:spacing w:before="0" w:after="40"/>
-      </w:pPr>
-      <w:r>
-        <w:rPr>
-          <w:rFonts w:ascii="맑은 고딕" w:hAnsi="맑은 고딕"/>
-          <w:b/>
-          <w:i w:val="0"/>
-          <w:color w:val="646464"/>
-          <w:sz w:val="19"/>
-          <w:rFonts w:eastAsia="맑은 고딕"/>
-        </w:rPr>
-        <w:t xml:space="preserve">📌 원문  </w:t>
-      </w:r>
-      <w:r>
-        <w:rPr>
-          <w:rFonts w:ascii="Calibri" w:hAnsi="Calibri"/>
-          <w:b w:val="0"/>
-          <w:i/>
-          <w:color w:val="5A5A5A"/>
-          <w:sz w:val="19"/>
-          <w:rFonts w:eastAsia="Calibri"/>
-        </w:rPr>
-        <w:t>"In a nutshell, the company is facing financial difficulties due to mismanagement."</w:t>
-      </w:r>
-    </w:p>
-    <w:p>
-      <w:pPr>
-        <w:spacing w:before="40" w:after="40"/>
-      </w:pPr>
-      <w:r>
-        <w:rPr>
-          <w:rFonts w:ascii="맑은 고딕" w:hAnsi="맑은 고딕"/>
-          <w:b/>
-          <w:i w:val="0"/>
-          <w:color w:val="007850"/>
-          <w:sz w:val="20"/>
-          <w:rFonts w:eastAsia="맑은 고딕"/>
-        </w:rPr>
-        <w:t xml:space="preserve">✏️ 예문  </w:t>
-      </w:r>
-      <w:r>
-        <w:rPr>
-          <w:rFonts w:ascii="Calibri" w:hAnsi="Calibri"/>
-          <w:b/>
-          <w:i w:val="0"/>
-          <w:color w:val="00643C"/>
-          <w:sz w:val="21"/>
-          <w:rFonts w:eastAsia="Calibri"/>
-        </w:rPr>
-        <w:t>In a nutshell, we need to increase sales and reduce costs.</w:t>
-      </w:r>
-    </w:p>
-    <w:p>
-      <w:pPr>
-        <w:spacing w:before="120" w:after="0"/>
-      </w:pPr>
-      <w:r>
-        <w:rPr>
-          <w:rFonts w:ascii="맑은 고딕" w:hAnsi="맑은 고딕"/>
-          <w:b w:val="0"/>
-          <w:i w:val="0"/>
-          <w:color w:val="C8C8C8"/>
-          <w:sz w:val="14"/>
-          <w:rFonts w:eastAsia="맑은 고딕"/>
-        </w:rPr>
-        <w:t>────────────────────────────────────────────────────────────</w:t>
-      </w:r>
-    </w:p>
-    <w:p>
-      <w:pPr>
-        <w:spacing w:before="200" w:after="40"/>
-      </w:pPr>
-      <w:r>
-        <w:rPr>
-          <w:rFonts w:ascii="맑은 고딕" w:hAnsi="맑은 고딕"/>
-          <w:b w:val="0"/>
-          <w:i w:val="0"/>
-          <w:color w:val="969696"/>
-          <w:sz w:val="20"/>
-          <w:rFonts w:eastAsia="맑은 고딕"/>
-        </w:rPr>
-        <w:t xml:space="preserve">082.  </w:t>
-      </w:r>
-      <w:r>
-        <w:rPr>
-          <w:rFonts w:ascii="Calibri" w:hAnsi="Calibri"/>
-          <w:b/>
-          <w:i w:val="0"/>
-          <w:color w:val="143CB4"/>
-          <w:sz w:val="28"/>
-          <w:rFonts w:eastAsia="Calibri"/>
-        </w:rPr>
-        <w:t>it's not rocket science</w:t>
-      </w:r>
-      <w:r>
-        <w:rPr>
-          <w:rFonts w:ascii="Calibri" w:hAnsi="Calibri"/>
-          <w:b w:val="0"/>
-          <w:i w:val="0"/>
-          <w:color w:val="787878"/>
-          <w:sz w:val="18"/>
-          <w:rFonts w:eastAsia="Calibri"/>
-        </w:rPr>
-        <w:t xml:space="preserve">   [IDIOM]</w:t>
-      </w:r>
-    </w:p>
-    <w:p>
-      <w:pPr>
-        <w:spacing w:before="0" w:after="40"/>
-      </w:pPr>
-      <w:r>
-        <w:rPr>
-          <w:rFonts w:ascii="맑은 고딕" w:hAnsi="맑은 고딕"/>
-          <w:b w:val="0"/>
-          <w:i w:val="0"/>
-          <w:sz w:val="20"/>
-          <w:rFonts w:eastAsia="맑은 고딕"/>
-        </w:rPr>
-        <w:t xml:space="preserve">🔊 </w:t>
-      </w:r>
-      <w:r>
-        <w:rPr>
-          <w:rFonts w:ascii="Calibri" w:hAnsi="Calibri"/>
-          <w:b w:val="0"/>
-          <w:i/>
-          <w:color w:val="505050"/>
-          <w:sz w:val="20"/>
-          <w:rFonts w:eastAsia="Calibri"/>
-        </w:rPr>
-        <w:t>/ɪts nɒt ˈrɒkɪt ˈsaɪəns/</w:t>
-      </w:r>
-    </w:p>
-    <w:p>
-      <w:pPr>
-        <w:spacing w:before="0" w:after="60"/>
-      </w:pPr>
-      <w:r>
-        <w:rPr>
-          <w:rFonts w:ascii="맑은 고딕" w:hAnsi="맑은 고딕"/>
-          <w:b/>
-          <w:i w:val="0"/>
-          <w:color w:val="282828"/>
-          <w:sz w:val="20"/>
-          <w:rFonts w:eastAsia="맑은 고딕"/>
-        </w:rPr>
-        <w:t xml:space="preserve">💡 의미  </w:t>
-      </w:r>
-      <w:r>
-        <w:rPr>
-          <w:rFonts w:ascii="맑은 고딕" w:hAnsi="맑은 고딕"/>
-          <w:b w:val="0"/>
-          <w:i w:val="0"/>
-          <w:sz w:val="21"/>
-          <w:rFonts w:eastAsia="맑은 고딕"/>
-        </w:rPr>
-        <w:t>그리 어려운 일이 아니다 (로켓 과학처럼 복잡하지 않다는 뜻)</w:t>
-      </w:r>
-    </w:p>
-    <w:p>
-      <w:pPr>
-        <w:spacing w:before="0" w:after="40"/>
-      </w:pPr>
-      <w:r>
-        <w:rPr>
-          <w:rFonts w:ascii="맑은 고딕" w:hAnsi="맑은 고딕"/>
-          <w:b/>
-          <w:i w:val="0"/>
-          <w:color w:val="646464"/>
-          <w:sz w:val="19"/>
-          <w:rFonts w:eastAsia="맑은 고딕"/>
-        </w:rPr>
-        <w:t xml:space="preserve">📌 원문  </w:t>
-      </w:r>
-      <w:r>
-        <w:rPr>
-          <w:rFonts w:ascii="Calibri" w:hAnsi="Calibri"/>
-          <w:b w:val="0"/>
-          <w:i/>
-          <w:color w:val="5A5A5A"/>
-          <w:sz w:val="19"/>
-          <w:rFonts w:eastAsia="Calibri"/>
-        </w:rPr>
-        <w:t>"Learning to use this new software is not rocket science; anyone can do it."</w:t>
-      </w:r>
-    </w:p>
-    <w:p>
-      <w:pPr>
-        <w:spacing w:before="40" w:after="40"/>
-      </w:pPr>
-      <w:r>
-        <w:rPr>
-          <w:rFonts w:ascii="맑은 고딕" w:hAnsi="맑은 고딕"/>
-          <w:b/>
-          <w:i w:val="0"/>
-          <w:color w:val="007850"/>
-          <w:sz w:val="20"/>
-          <w:rFonts w:eastAsia="맑은 고딕"/>
-        </w:rPr>
-        <w:t xml:space="preserve">✏️ 예문  </w:t>
-      </w:r>
-      <w:r>
-        <w:rPr>
-          <w:rFonts w:ascii="Calibri" w:hAnsi="Calibri"/>
-          <w:b/>
-          <w:i w:val="0"/>
-          <w:color w:val="00643C"/>
-          <w:sz w:val="21"/>
-          <w:rFonts w:eastAsia="Calibri"/>
-        </w:rPr>
-        <w:t>Figuring out how to use the coffee machine is not rocket science.</w:t>
-      </w:r>
-    </w:p>
-    <w:p>
-      <w:pPr>
-        <w:spacing w:before="120" w:after="0"/>
-      </w:pPr>
-      <w:r>
-        <w:rPr>
-          <w:rFonts w:ascii="맑은 고딕" w:hAnsi="맑은 고딕"/>
-          <w:b w:val="0"/>
-          <w:i w:val="0"/>
-          <w:color w:val="C8C8C8"/>
-          <w:sz w:val="14"/>
-          <w:rFonts w:eastAsia="맑은 고딕"/>
-        </w:rPr>
-        <w:t>────────────────────────────────────────────────────────────</w:t>
-      </w:r>
-    </w:p>
-    <w:p>
-      <w:pPr>
-        <w:spacing w:before="200" w:after="40"/>
-      </w:pPr>
-      <w:r>
-        <w:rPr>
-          <w:rFonts w:ascii="맑은 고딕" w:hAnsi="맑은 고딕"/>
-          <w:b w:val="0"/>
-          <w:i w:val="0"/>
-          <w:color w:val="969696"/>
-          <w:sz w:val="20"/>
-          <w:rFonts w:eastAsia="맑은 고딕"/>
-        </w:rPr>
-        <w:t xml:space="preserve">083.  </w:t>
-      </w:r>
-      <w:r>
-        <w:rPr>
-          <w:rFonts w:ascii="Calibri" w:hAnsi="Calibri"/>
-          <w:b/>
-          <w:i w:val="0"/>
-          <w:color w:val="143CB4"/>
-          <w:sz w:val="28"/>
-          <w:rFonts w:eastAsia="Calibri"/>
-        </w:rPr>
-        <w:t>know something like the back of one's hand</w:t>
-      </w:r>
-      <w:r>
-        <w:rPr>
-          <w:rFonts w:ascii="Calibri" w:hAnsi="Calibri"/>
-          <w:b w:val="0"/>
-          <w:i w:val="0"/>
-          <w:color w:val="787878"/>
-          <w:sz w:val="18"/>
-          <w:rFonts w:eastAsia="Calibri"/>
-        </w:rPr>
-        <w:t xml:space="preserve">   [IDIOM]</w:t>
-      </w:r>
-    </w:p>
-    <w:p>
-      <w:pPr>
-        <w:spacing w:before="0" w:after="40"/>
-      </w:pPr>
-      <w:r>
-        <w:rPr>
-          <w:rFonts w:ascii="맑은 고딕" w:hAnsi="맑은 고딕"/>
-          <w:b w:val="0"/>
-          <w:i w:val="0"/>
-          <w:sz w:val="20"/>
-          <w:rFonts w:eastAsia="맑은 고딕"/>
-        </w:rPr>
-        <w:t xml:space="preserve">🔊 </w:t>
-      </w:r>
-      <w:r>
-        <w:rPr>
-          <w:rFonts w:ascii="Calibri" w:hAnsi="Calibri"/>
-          <w:b w:val="0"/>
-          <w:i/>
-          <w:color w:val="505050"/>
-          <w:sz w:val="20"/>
-          <w:rFonts w:eastAsia="Calibri"/>
-        </w:rPr>
-        <w:t>/noʊ ˌsʌmθɪŋ laɪk ðə bæk ɒv wʌnz hænd/</w:t>
-      </w:r>
-    </w:p>
-    <w:p>
-      <w:pPr>
-        <w:spacing w:before="0" w:after="60"/>
-      </w:pPr>
-      <w:r>
-        <w:rPr>
-          <w:rFonts w:ascii="맑은 고딕" w:hAnsi="맑은 고딕"/>
-          <w:b/>
-          <w:i w:val="0"/>
-          <w:color w:val="282828"/>
-          <w:sz w:val="20"/>
-          <w:rFonts w:eastAsia="맑은 고딕"/>
-        </w:rPr>
-        <w:t xml:space="preserve">💡 의미  </w:t>
-      </w:r>
-      <w:r>
-        <w:rPr>
-          <w:rFonts w:ascii="맑은 고딕" w:hAnsi="맑은 고딕"/>
-          <w:b w:val="0"/>
-          <w:i w:val="0"/>
-          <w:sz w:val="21"/>
-          <w:rFonts w:eastAsia="맑은 고딕"/>
-        </w:rPr>
-        <w:t>무언가를 아주 잘 알다, 꿰뚫어보다</w:t>
-      </w:r>
-    </w:p>
-    <w:p>
-      <w:pPr>
-        <w:spacing w:before="0" w:after="40"/>
-      </w:pPr>
-      <w:r>
-        <w:rPr>
-          <w:rFonts w:ascii="맑은 고딕" w:hAnsi="맑은 고딕"/>
-          <w:b/>
-          <w:i w:val="0"/>
-          <w:color w:val="646464"/>
-          <w:sz w:val="19"/>
-          <w:rFonts w:eastAsia="맑은 고딕"/>
-        </w:rPr>
-        <w:t xml:space="preserve">📌 원문  </w:t>
-      </w:r>
-      <w:r>
-        <w:rPr>
-          <w:rFonts w:ascii="Calibri" w:hAnsi="Calibri"/>
-          <w:b w:val="0"/>
-          <w:i/>
-          <w:color w:val="5A5A5A"/>
-          <w:sz w:val="19"/>
-          <w:rFonts w:eastAsia="Calibri"/>
-        </w:rPr>
-        <w:t>"She's lived in this city her whole life, so she knows it like the back of her hand."</w:t>
-      </w:r>
-    </w:p>
-    <w:p>
-      <w:pPr>
-        <w:spacing w:before="40" w:after="40"/>
-      </w:pPr>
-      <w:r>
-        <w:rPr>
-          <w:rFonts w:ascii="맑은 고딕" w:hAnsi="맑은 고딕"/>
-          <w:b/>
-          <w:i w:val="0"/>
-          <w:color w:val="007850"/>
-          <w:sz w:val="20"/>
-          <w:rFonts w:eastAsia="맑은 고딕"/>
-        </w:rPr>
-        <w:t xml:space="preserve">✏️ 예문  </w:t>
-      </w:r>
-      <w:r>
-        <w:rPr>
-          <w:rFonts w:ascii="Calibri" w:hAnsi="Calibri"/>
-          <w:b/>
-          <w:i w:val="0"/>
-          <w:color w:val="00643C"/>
-          <w:sz w:val="21"/>
-          <w:rFonts w:eastAsia="Calibri"/>
-        </w:rPr>
-        <w:t>I've worked in this department for years; I know this system like the back of my hand.</w:t>
-      </w:r>
-    </w:p>
-    <w:p>
-      <w:pPr>
-        <w:spacing w:before="120" w:after="0"/>
-      </w:pPr>
-      <w:r>
-        <w:rPr>
-          <w:rFonts w:ascii="맑은 고딕" w:hAnsi="맑은 고딕"/>
-          <w:b w:val="0"/>
-          <w:i w:val="0"/>
-          <w:color w:val="C8C8C8"/>
-          <w:sz w:val="14"/>
-          <w:rFonts w:eastAsia="맑은 고딕"/>
-        </w:rPr>
-        <w:t>────────────────────────────────────────────────────────────</w:t>
-      </w:r>
-    </w:p>
-    <w:p>
-      <w:pPr>
-        <w:spacing w:before="200" w:after="40"/>
-      </w:pPr>
-      <w:r>
-        <w:rPr>
-          <w:rFonts w:ascii="맑은 고딕" w:hAnsi="맑은 고딕"/>
-          <w:b w:val="0"/>
-          <w:i w:val="0"/>
-          <w:color w:val="969696"/>
-          <w:sz w:val="20"/>
-          <w:rFonts w:eastAsia="맑은 고딕"/>
-        </w:rPr>
-        <w:t xml:space="preserve">084.  </w:t>
-      </w:r>
-      <w:r>
-        <w:rPr>
-          <w:rFonts w:ascii="Calibri" w:hAnsi="Calibri"/>
-          <w:b/>
-          <w:i w:val="0"/>
-          <w:color w:val="143CB4"/>
-          <w:sz w:val="28"/>
-          <w:rFonts w:eastAsia="Calibri"/>
-        </w:rPr>
-        <w:t>on the ball</w:t>
-      </w:r>
-      <w:r>
-        <w:rPr>
-          <w:rFonts w:ascii="Calibri" w:hAnsi="Calibri"/>
-          <w:b w:val="0"/>
-          <w:i w:val="0"/>
-          <w:color w:val="787878"/>
-          <w:sz w:val="18"/>
-          <w:rFonts w:eastAsia="Calibri"/>
-        </w:rPr>
-        <w:t xml:space="preserve">   [IDIOM]</w:t>
-      </w:r>
-    </w:p>
-    <w:p>
-      <w:pPr>
-        <w:spacing w:before="0" w:after="40"/>
-      </w:pPr>
-      <w:r>
-        <w:rPr>
-          <w:rFonts w:ascii="맑은 고딕" w:hAnsi="맑은 고딕"/>
-          <w:b w:val="0"/>
-          <w:i w:val="0"/>
-          <w:sz w:val="20"/>
-          <w:rFonts w:eastAsia="맑은 고딕"/>
-        </w:rPr>
-        <w:t xml:space="preserve">🔊 </w:t>
-      </w:r>
-      <w:r>
-        <w:rPr>
-          <w:rFonts w:ascii="Calibri" w:hAnsi="Calibri"/>
-          <w:b w:val="0"/>
-          <w:i/>
-          <w:color w:val="505050"/>
-          <w:sz w:val="20"/>
-          <w:rFonts w:eastAsia="Calibri"/>
-        </w:rPr>
-        <w:t>/ɒn ðə bɔːl/</w:t>
-      </w:r>
-    </w:p>
-    <w:p>
-      <w:pPr>
-        <w:spacing w:before="0" w:after="60"/>
-      </w:pPr>
-      <w:r>
-        <w:rPr>
-          <w:rFonts w:ascii="맑은 고딕" w:hAnsi="맑은 고딕"/>
-          <w:b/>
-          <w:i w:val="0"/>
-          <w:color w:val="282828"/>
-          <w:sz w:val="20"/>
-          <w:rFonts w:eastAsia="맑은 고딕"/>
-        </w:rPr>
-        <w:t xml:space="preserve">💡 의미  </w:t>
-      </w:r>
-      <w:r>
-        <w:rPr>
-          <w:rFonts w:ascii="맑은 고딕" w:hAnsi="맑은 고딕"/>
-          <w:b w:val="0"/>
-          <w:i w:val="0"/>
-          <w:sz w:val="21"/>
-          <w:rFonts w:eastAsia="맑은 고딕"/>
-        </w:rPr>
-        <w:t>유능한, 기민한, 상황을 잘 파악하고 있는</w:t>
-      </w:r>
-    </w:p>
-    <w:p>
-      <w:pPr>
-        <w:spacing w:before="0" w:after="40"/>
-      </w:pPr>
-      <w:r>
-        <w:rPr>
-          <w:rFonts w:ascii="맑은 고딕" w:hAnsi="맑은 고딕"/>
-          <w:b/>
-          <w:i w:val="0"/>
-          <w:color w:val="646464"/>
-          <w:sz w:val="19"/>
-          <w:rFonts w:eastAsia="맑은 고딕"/>
-        </w:rPr>
-        <w:t xml:space="preserve">📌 원문  </w:t>
-      </w:r>
-      <w:r>
-        <w:rPr>
-          <w:rFonts w:ascii="Calibri" w:hAnsi="Calibri"/>
-          <w:b w:val="0"/>
-          <w:i/>
-          <w:color w:val="5A5A5A"/>
-          <w:sz w:val="19"/>
-          <w:rFonts w:eastAsia="Calibri"/>
-        </w:rPr>
-        <w:t>"You need to be on the ball to succeed in a fast-paced environment like this."</w:t>
-      </w:r>
-    </w:p>
-    <w:p>
-      <w:pPr>
-        <w:spacing w:before="40" w:after="40"/>
-      </w:pPr>
-      <w:r>
-        <w:rPr>
-          <w:rFonts w:ascii="맑은 고딕" w:hAnsi="맑은 고딕"/>
-          <w:b/>
-          <w:i w:val="0"/>
-          <w:color w:val="007850"/>
-          <w:sz w:val="20"/>
-          <w:rFonts w:eastAsia="맑은 고딕"/>
-        </w:rPr>
-        <w:t xml:space="preserve">✏️ 예문  </w:t>
-      </w:r>
-      <w:r>
-        <w:rPr>
-          <w:rFonts w:ascii="Calibri" w:hAnsi="Calibri"/>
-          <w:b/>
-          <w:i w:val="0"/>
-          <w:color w:val="00643C"/>
-          <w:sz w:val="21"/>
-          <w:rFonts w:eastAsia="Calibri"/>
-        </w:rPr>
-        <w:t>Our new project manager is really on the ball; nothing gets past her.</w:t>
-      </w:r>
-    </w:p>
-    <w:p>
-      <w:pPr>
-        <w:spacing w:before="120" w:after="0"/>
-      </w:pPr>
-      <w:r>
-        <w:rPr>
-          <w:rFonts w:ascii="맑은 고딕" w:hAnsi="맑은 고딕"/>
-          <w:b w:val="0"/>
-          <w:i w:val="0"/>
-          <w:color w:val="C8C8C8"/>
-          <w:sz w:val="14"/>
-          <w:rFonts w:eastAsia="맑은 고딕"/>
-        </w:rPr>
-        <w:t>────────────────────────────────────────────────────────────</w:t>
-      </w:r>
-    </w:p>
-    <w:p>
-      <w:pPr>
-        <w:spacing w:before="200" w:after="40"/>
-      </w:pPr>
-      <w:r>
-        <w:rPr>
-          <w:rFonts w:ascii="맑은 고딕" w:hAnsi="맑은 고딕"/>
-          <w:b w:val="0"/>
-          <w:i w:val="0"/>
-          <w:color w:val="969696"/>
-          <w:sz w:val="20"/>
-          <w:rFonts w:eastAsia="맑은 고딕"/>
-        </w:rPr>
-        <w:t xml:space="preserve">085.  </w:t>
-      </w:r>
-      <w:r>
-        <w:rPr>
-          <w:rFonts w:ascii="Calibri" w:hAnsi="Calibri"/>
-          <w:b/>
-          <w:i w:val="0"/>
-          <w:color w:val="143CB4"/>
-          <w:sz w:val="28"/>
-          <w:rFonts w:eastAsia="Calibri"/>
-        </w:rPr>
-        <w:t>the big picture</w:t>
-      </w:r>
-      <w:r>
-        <w:rPr>
-          <w:rFonts w:ascii="Calibri" w:hAnsi="Calibri"/>
-          <w:b w:val="0"/>
-          <w:i w:val="0"/>
-          <w:color w:val="787878"/>
-          <w:sz w:val="18"/>
-          <w:rFonts w:eastAsia="Calibri"/>
-        </w:rPr>
-        <w:t xml:space="preserve">   [COLLOCATION]</w:t>
-      </w:r>
-    </w:p>
-    <w:p>
-      <w:pPr>
-        <w:spacing w:before="0" w:after="40"/>
-      </w:pPr>
-      <w:r>
-        <w:rPr>
-          <w:rFonts w:ascii="맑은 고딕" w:hAnsi="맑은 고딕"/>
-          <w:b w:val="0"/>
-          <w:i w:val="0"/>
-          <w:sz w:val="20"/>
-          <w:rFonts w:eastAsia="맑은 고딕"/>
-        </w:rPr>
-        <w:t xml:space="preserve">🔊 </w:t>
-      </w:r>
-      <w:r>
-        <w:rPr>
-          <w:rFonts w:ascii="Calibri" w:hAnsi="Calibri"/>
-          <w:b w:val="0"/>
-          <w:i/>
-          <w:color w:val="505050"/>
-          <w:sz w:val="20"/>
-          <w:rFonts w:eastAsia="Calibri"/>
-        </w:rPr>
-        <w:t>/ðə bɪɡ ˈpɪktʃər/</w:t>
-      </w:r>
-    </w:p>
-    <w:p>
-      <w:pPr>
-        <w:spacing w:before="0" w:after="60"/>
-      </w:pPr>
-      <w:r>
-        <w:rPr>
-          <w:rFonts w:ascii="맑은 고딕" w:hAnsi="맑은 고딕"/>
-          <w:b/>
-          <w:i w:val="0"/>
-          <w:color w:val="282828"/>
-          <w:sz w:val="20"/>
-          <w:rFonts w:eastAsia="맑은 고딕"/>
-        </w:rPr>
-        <w:t xml:space="preserve">💡 의미  </w:t>
-      </w:r>
-      <w:r>
-        <w:rPr>
-          <w:rFonts w:ascii="맑은 고딕" w:hAnsi="맑은 고딕"/>
-          <w:b w:val="0"/>
-          <w:i w:val="0"/>
-          <w:sz w:val="21"/>
-          <w:rFonts w:eastAsia="맑은 고딕"/>
-        </w:rPr>
-        <w:t>전체적인 상황, 전체적인 그림</w:t>
-      </w:r>
-    </w:p>
-    <w:p>
-      <w:pPr>
-        <w:spacing w:before="0" w:after="40"/>
-      </w:pPr>
-      <w:r>
-        <w:rPr>
-          <w:rFonts w:ascii="맑은 고딕" w:hAnsi="맑은 고딕"/>
-          <w:b/>
-          <w:i w:val="0"/>
-          <w:color w:val="646464"/>
-          <w:sz w:val="19"/>
-          <w:rFonts w:eastAsia="맑은 고딕"/>
-        </w:rPr>
-        <w:t xml:space="preserve">📌 원문  </w:t>
-      </w:r>
-      <w:r>
-        <w:rPr>
-          <w:rFonts w:ascii="Calibri" w:hAnsi="Calibri"/>
-          <w:b w:val="0"/>
-          <w:i/>
-          <w:color w:val="5A5A5A"/>
-          <w:sz w:val="19"/>
-          <w:rFonts w:eastAsia="Calibri"/>
-        </w:rPr>
-        <w:t>"Don't get too caught up in the details; try to look at the big picture."</w:t>
-      </w:r>
-    </w:p>
-    <w:p>
-      <w:pPr>
-        <w:spacing w:before="40" w:after="40"/>
-      </w:pPr>
-      <w:r>
-        <w:rPr>
-          <w:rFonts w:ascii="맑은 고딕" w:hAnsi="맑은 고딕"/>
-          <w:b/>
-          <w:i w:val="0"/>
-          <w:color w:val="007850"/>
-          <w:sz w:val="20"/>
-          <w:rFonts w:eastAsia="맑은 고딕"/>
-        </w:rPr>
-        <w:t xml:space="preserve">✏️ 예문  </w:t>
-      </w:r>
-      <w:r>
-        <w:rPr>
-          <w:rFonts w:ascii="Calibri" w:hAnsi="Calibri"/>
-          <w:b/>
-          <w:i w:val="0"/>
-          <w:color w:val="00643C"/>
-          <w:sz w:val="21"/>
-          <w:rFonts w:eastAsia="Calibri"/>
-        </w:rPr>
-        <w:t>He's good at seeing the big picture and understanding how all the parts fit together.</w:t>
-      </w:r>
-    </w:p>
-    <w:p>
-      <w:pPr>
-        <w:spacing w:before="120" w:after="0"/>
-      </w:pPr>
-      <w:r>
-        <w:rPr>
-          <w:rFonts w:ascii="맑은 고딕" w:hAnsi="맑은 고딕"/>
-          <w:b w:val="0"/>
-          <w:i w:val="0"/>
-          <w:color w:val="C8C8C8"/>
-          <w:sz w:val="14"/>
-          <w:rFonts w:eastAsia="맑은 고딕"/>
-        </w:rPr>
-        <w:t>────────────────────────────────────────────────────────────</w:t>
-      </w:r>
-    </w:p>
-    <w:p>
-      <w:pPr>
-        <w:spacing w:before="200" w:after="40"/>
-      </w:pPr>
-      <w:r>
-        <w:rPr>
-          <w:rFonts w:ascii="맑은 고딕" w:hAnsi="맑은 고딕"/>
-          <w:b w:val="0"/>
-          <w:i w:val="0"/>
-          <w:color w:val="969696"/>
-          <w:sz w:val="20"/>
-          <w:rFonts w:eastAsia="맑은 고딕"/>
-        </w:rPr>
-        <w:t xml:space="preserve">086.  </w:t>
-      </w:r>
-      <w:r>
-        <w:rPr>
-          <w:rFonts w:ascii="Calibri" w:hAnsi="Calibri"/>
-          <w:b/>
-          <w:i w:val="0"/>
-          <w:color w:val="143CB4"/>
-          <w:sz w:val="28"/>
-          <w:rFonts w:eastAsia="Calibri"/>
-        </w:rPr>
-        <w:t>work one's fingers to the bone</w:t>
-      </w:r>
-      <w:r>
-        <w:rPr>
-          <w:rFonts w:ascii="Calibri" w:hAnsi="Calibri"/>
-          <w:b w:val="0"/>
-          <w:i w:val="0"/>
-          <w:color w:val="787878"/>
-          <w:sz w:val="18"/>
-          <w:rFonts w:eastAsia="Calibri"/>
-        </w:rPr>
-        <w:t xml:space="preserve">   [IDIOM]</w:t>
-      </w:r>
-    </w:p>
-    <w:p>
-      <w:pPr>
-        <w:spacing w:before="0" w:after="40"/>
-      </w:pPr>
-      <w:r>
-        <w:rPr>
-          <w:rFonts w:ascii="맑은 고딕" w:hAnsi="맑은 고딕"/>
-          <w:b w:val="0"/>
-          <w:i w:val="0"/>
-          <w:sz w:val="20"/>
-          <w:rFonts w:eastAsia="맑은 고딕"/>
-        </w:rPr>
-        <w:t xml:space="preserve">🔊 </w:t>
-      </w:r>
-      <w:r>
-        <w:rPr>
-          <w:rFonts w:ascii="Calibri" w:hAnsi="Calibri"/>
-          <w:b w:val="0"/>
-          <w:i/>
-          <w:color w:val="505050"/>
-          <w:sz w:val="20"/>
-          <w:rFonts w:eastAsia="Calibri"/>
-        </w:rPr>
-        <w:t>/wɜːrk wʌnz ˈfɪŋɡərz tuː ðə boʊn/</w:t>
-      </w:r>
-    </w:p>
-    <w:p>
-      <w:pPr>
-        <w:spacing w:before="0" w:after="60"/>
-      </w:pPr>
-      <w:r>
-        <w:rPr>
-          <w:rFonts w:ascii="맑은 고딕" w:hAnsi="맑은 고딕"/>
-          <w:b/>
-          <w:i w:val="0"/>
-          <w:color w:val="282828"/>
-          <w:sz w:val="20"/>
-          <w:rFonts w:eastAsia="맑은 고딕"/>
-        </w:rPr>
-        <w:t xml:space="preserve">💡 의미  </w:t>
-      </w:r>
-      <w:r>
-        <w:rPr>
-          <w:rFonts w:ascii="맑은 고딕" w:hAnsi="맑은 고딕"/>
-          <w:b w:val="0"/>
-          <w:i w:val="0"/>
-          <w:sz w:val="21"/>
-          <w:rFonts w:eastAsia="맑은 고딕"/>
-        </w:rPr>
-        <w:t>뼈 빠지게 일하다, 매우 열심히 일하다</w:t>
-      </w:r>
-    </w:p>
-    <w:p>
-      <w:pPr>
-        <w:spacing w:before="0" w:after="40"/>
-      </w:pPr>
-      <w:r>
-        <w:rPr>
-          <w:rFonts w:ascii="맑은 고딕" w:hAnsi="맑은 고딕"/>
-          <w:b/>
-          <w:i w:val="0"/>
-          <w:color w:val="646464"/>
-          <w:sz w:val="19"/>
-          <w:rFonts w:eastAsia="맑은 고딕"/>
-        </w:rPr>
-        <w:t xml:space="preserve">📌 원문  </w:t>
-      </w:r>
-      <w:r>
-        <w:rPr>
-          <w:rFonts w:ascii="Calibri" w:hAnsi="Calibri"/>
-          <w:b w:val="0"/>
-          <w:i/>
-          <w:color w:val="5A5A5A"/>
-          <w:sz w:val="19"/>
-          <w:rFonts w:eastAsia="Calibri"/>
-        </w:rPr>
-        <w:t>"She worked her fingers to the bone to provide for her family."</w:t>
-      </w:r>
-    </w:p>
-    <w:p>
-      <w:pPr>
-        <w:spacing w:before="40" w:after="40"/>
-      </w:pPr>
-      <w:r>
-        <w:rPr>
-          <w:rFonts w:ascii="맑은 고딕" w:hAnsi="맑은 고딕"/>
-          <w:b/>
-          <w:i w:val="0"/>
-          <w:color w:val="007850"/>
-          <w:sz w:val="20"/>
-          <w:rFonts w:eastAsia="맑은 고딕"/>
-        </w:rPr>
-        <w:t xml:space="preserve">✏️ 예문  </w:t>
-      </w:r>
-      <w:r>
-        <w:rPr>
-          <w:rFonts w:ascii="Calibri" w:hAnsi="Calibri"/>
-          <w:b/>
-          <w:i w:val="0"/>
-          <w:color w:val="00643C"/>
-          <w:sz w:val="21"/>
-          <w:rFonts w:eastAsia="Calibri"/>
-        </w:rPr>
-        <w:t>Many entrepreneurs work their fingers to the bone to get their businesses off the ground.</w:t>
-      </w:r>
-    </w:p>
-    <w:p>
-      <w:pPr>
-        <w:spacing w:before="120" w:after="0"/>
-      </w:pPr>
-      <w:r>
-        <w:rPr>
-          <w:rFonts w:ascii="맑은 고딕" w:hAnsi="맑은 고딕"/>
-          <w:b w:val="0"/>
-          <w:i w:val="0"/>
-          <w:color w:val="C8C8C8"/>
-          <w:sz w:val="14"/>
-          <w:rFonts w:eastAsia="맑은 고딕"/>
-        </w:rPr>
-        <w:t>────────────────────────────────────────────────────────────</w:t>
-      </w:r>
-    </w:p>
-    <w:p>
-      <w:pPr>
-        <w:spacing w:before="200" w:after="40"/>
-      </w:pPr>
-      <w:r>
-        <w:rPr>
-          <w:rFonts w:ascii="맑은 고딕" w:hAnsi="맑은 고딕"/>
-          <w:b w:val="0"/>
-          <w:i w:val="0"/>
-          <w:color w:val="969696"/>
-          <w:sz w:val="20"/>
-          <w:rFonts w:eastAsia="맑은 고딕"/>
-        </w:rPr>
-        <w:t xml:space="preserve">087.  </w:t>
-      </w:r>
-      <w:r>
-        <w:rPr>
-          <w:rFonts w:ascii="Calibri" w:hAnsi="Calibri"/>
-          <w:b/>
-          <w:i w:val="0"/>
-          <w:color w:val="143CB4"/>
-          <w:sz w:val="28"/>
-          <w:rFonts w:eastAsia="Calibri"/>
-        </w:rPr>
-        <w:t>make a determination</w:t>
-      </w:r>
-      <w:r>
-        <w:rPr>
-          <w:rFonts w:ascii="Calibri" w:hAnsi="Calibri"/>
-          <w:b w:val="0"/>
-          <w:i w:val="0"/>
-          <w:color w:val="787878"/>
-          <w:sz w:val="18"/>
-          <w:rFonts w:eastAsia="Calibri"/>
-        </w:rPr>
-        <w:t xml:space="preserve">   [COLLOCATION]</w:t>
-      </w:r>
-    </w:p>
-    <w:p>
-      <w:pPr>
-        <w:spacing w:before="0" w:after="40"/>
-      </w:pPr>
-      <w:r>
-        <w:rPr>
-          <w:rFonts w:ascii="맑은 고딕" w:hAnsi="맑은 고딕"/>
-          <w:b w:val="0"/>
-          <w:i w:val="0"/>
-          <w:sz w:val="20"/>
-          <w:rFonts w:eastAsia="맑은 고딕"/>
-        </w:rPr>
-        <w:t xml:space="preserve">🔊 </w:t>
-      </w:r>
-      <w:r>
-        <w:rPr>
-          <w:rFonts w:ascii="Calibri" w:hAnsi="Calibri"/>
-          <w:b w:val="0"/>
-          <w:i/>
-          <w:color w:val="505050"/>
-          <w:sz w:val="20"/>
-          <w:rFonts w:eastAsia="Calibri"/>
-        </w:rPr>
-        <w:t>/meɪk ə dɪˌtɜːrmɪˈneɪʃən/</w:t>
-      </w:r>
-    </w:p>
-    <w:p>
-      <w:pPr>
-        <w:spacing w:before="0" w:after="60"/>
-      </w:pPr>
-      <w:r>
-        <w:rPr>
-          <w:rFonts w:ascii="맑은 고딕" w:hAnsi="맑은 고딕"/>
-          <w:b/>
-          <w:i w:val="0"/>
-          <w:color w:val="282828"/>
-          <w:sz w:val="20"/>
-          <w:rFonts w:eastAsia="맑은 고딕"/>
-        </w:rPr>
-        <w:t xml:space="preserve">💡 의미  </w:t>
-      </w:r>
-      <w:r>
-        <w:rPr>
-          <w:rFonts w:ascii="맑은 고딕" w:hAnsi="맑은 고딕"/>
-          <w:b w:val="0"/>
-          <w:i w:val="0"/>
-          <w:sz w:val="21"/>
-          <w:rFonts w:eastAsia="맑은 고딕"/>
-        </w:rPr>
-        <w:t>결정을 내리다, 확정하다</w:t>
-      </w:r>
-    </w:p>
-    <w:p>
-      <w:pPr>
-        <w:spacing w:before="0" w:after="40"/>
-      </w:pPr>
-      <w:r>
-        <w:rPr>
-          <w:rFonts w:ascii="맑은 고딕" w:hAnsi="맑은 고딕"/>
-          <w:b/>
-          <w:i w:val="0"/>
-          <w:color w:val="646464"/>
-          <w:sz w:val="19"/>
-          <w:rFonts w:eastAsia="맑은 고딕"/>
-        </w:rPr>
-        <w:t xml:space="preserve">📌 원문  </w:t>
-      </w:r>
-      <w:r>
-        <w:rPr>
-          <w:rFonts w:ascii="Calibri" w:hAnsi="Calibri"/>
-          <w:b w:val="0"/>
-          <w:i/>
-          <w:color w:val="5A5A5A"/>
-          <w:sz w:val="19"/>
-          <w:rFonts w:eastAsia="Calibri"/>
-        </w:rPr>
-        <w:t>"Trump lays out Iran deal demands, says he's about to make 'final determination'"</w:t>
-      </w:r>
-    </w:p>
-    <w:p>
-      <w:pPr>
-        <w:spacing w:before="40" w:after="40"/>
-      </w:pPr>
-      <w:r>
-        <w:rPr>
-          <w:rFonts w:ascii="맑은 고딕" w:hAnsi="맑은 고딕"/>
-          <w:b/>
-          <w:i w:val="0"/>
-          <w:color w:val="007850"/>
-          <w:sz w:val="20"/>
-          <w:rFonts w:eastAsia="맑은 고딕"/>
-        </w:rPr>
-        <w:t xml:space="preserve">✏️ 예문  </w:t>
-      </w:r>
-      <w:r>
-        <w:rPr>
-          <w:rFonts w:ascii="Calibri" w:hAnsi="Calibri"/>
-          <w:b/>
-          <w:i w:val="0"/>
-          <w:color w:val="00643C"/>
-          <w:sz w:val="21"/>
-          <w:rFonts w:eastAsia="Calibri"/>
-        </w:rPr>
-        <w:t>The committee will make a final determination on the proposal next week.</w:t>
-      </w:r>
-    </w:p>
-    <w:p>
-      <w:pPr>
-        <w:spacing w:before="120" w:after="0"/>
-      </w:pPr>
-      <w:r>
-        <w:rPr>
-          <w:rFonts w:ascii="맑은 고딕" w:hAnsi="맑은 고딕"/>
-          <w:b w:val="0"/>
-          <w:i w:val="0"/>
-          <w:color w:val="C8C8C8"/>
-          <w:sz w:val="14"/>
-          <w:rFonts w:eastAsia="맑은 고딕"/>
-        </w:rPr>
-        <w:t>────────────────────────────────────────────────────────────</w:t>
-      </w:r>
-    </w:p>
-    <w:p>
-      <w:pPr>
-        <w:spacing w:before="200" w:after="40"/>
-      </w:pPr>
-      <w:r>
-        <w:rPr>
-          <w:rFonts w:ascii="맑은 고딕" w:hAnsi="맑은 고딕"/>
-          <w:b w:val="0"/>
-          <w:i w:val="0"/>
-          <w:color w:val="969696"/>
-          <w:sz w:val="20"/>
-          <w:rFonts w:eastAsia="맑은 고딕"/>
-        </w:rPr>
-        <w:t xml:space="preserve">088.  </w:t>
-      </w:r>
-      <w:r>
-        <w:rPr>
-          <w:rFonts w:ascii="Calibri" w:hAnsi="Calibri"/>
-          <w:b/>
-          <w:i w:val="0"/>
-          <w:color w:val="143CB4"/>
-          <w:sz w:val="28"/>
-          <w:rFonts w:eastAsia="Calibri"/>
-        </w:rPr>
-        <w:t>cover expenses</w:t>
-      </w:r>
-      <w:r>
-        <w:rPr>
-          <w:rFonts w:ascii="Calibri" w:hAnsi="Calibri"/>
-          <w:b w:val="0"/>
-          <w:i w:val="0"/>
-          <w:color w:val="787878"/>
-          <w:sz w:val="18"/>
-          <w:rFonts w:eastAsia="Calibri"/>
-        </w:rPr>
-        <w:t xml:space="preserve">   [COLLOCATION]</w:t>
-      </w:r>
-    </w:p>
-    <w:p>
-      <w:pPr>
-        <w:spacing w:before="0" w:after="40"/>
-      </w:pPr>
-      <w:r>
-        <w:rPr>
-          <w:rFonts w:ascii="맑은 고딕" w:hAnsi="맑은 고딕"/>
-          <w:b w:val="0"/>
-          <w:i w:val="0"/>
-          <w:sz w:val="20"/>
-          <w:rFonts w:eastAsia="맑은 고딕"/>
-        </w:rPr>
-        <w:t xml:space="preserve">🔊 </w:t>
-      </w:r>
-      <w:r>
-        <w:rPr>
-          <w:rFonts w:ascii="Calibri" w:hAnsi="Calibri"/>
-          <w:b w:val="0"/>
-          <w:i/>
-          <w:color w:val="505050"/>
-          <w:sz w:val="20"/>
-          <w:rFonts w:eastAsia="Calibri"/>
-        </w:rPr>
-        <w:t>/ˈkʌvər ɪkˈspɛnsɪz/</w:t>
-      </w:r>
-    </w:p>
-    <w:p>
-      <w:pPr>
-        <w:spacing w:before="0" w:after="60"/>
-      </w:pPr>
-      <w:r>
-        <w:rPr>
-          <w:rFonts w:ascii="맑은 고딕" w:hAnsi="맑은 고딕"/>
-          <w:b/>
-          <w:i w:val="0"/>
-          <w:color w:val="282828"/>
-          <w:sz w:val="20"/>
-          <w:rFonts w:eastAsia="맑은 고딕"/>
-        </w:rPr>
-        <w:t xml:space="preserve">💡 의미  </w:t>
-      </w:r>
-      <w:r>
-        <w:rPr>
-          <w:rFonts w:ascii="맑은 고딕" w:hAnsi="맑은 고딕"/>
-          <w:b w:val="0"/>
-          <w:i w:val="0"/>
-          <w:sz w:val="21"/>
-          <w:rFonts w:eastAsia="맑은 고딕"/>
-        </w:rPr>
-        <w:t>비용을 충당하다</w:t>
-      </w:r>
-    </w:p>
-    <w:p>
-      <w:pPr>
-        <w:spacing w:before="0" w:after="40"/>
-      </w:pPr>
-      <w:r>
-        <w:rPr>
-          <w:rFonts w:ascii="맑은 고딕" w:hAnsi="맑은 고딕"/>
-          <w:b/>
-          <w:i w:val="0"/>
-          <w:color w:val="646464"/>
-          <w:sz w:val="19"/>
-          <w:rFonts w:eastAsia="맑은 고딕"/>
-        </w:rPr>
-        <w:t xml:space="preserve">📌 원문  </w:t>
-      </w:r>
-      <w:r>
-        <w:rPr>
-          <w:rFonts w:ascii="Calibri" w:hAnsi="Calibri"/>
-          <w:b w:val="0"/>
-          <w:i/>
-          <w:color w:val="5A5A5A"/>
-          <w:sz w:val="19"/>
-          <w:rFonts w:eastAsia="Calibri"/>
-        </w:rPr>
-        <w:t>"Higher energy costs can force consumers to raid their savings and lean more into debt to cover expenses."</w:t>
-      </w:r>
-    </w:p>
-    <w:p>
-      <w:pPr>
-        <w:spacing w:before="40" w:after="40"/>
-      </w:pPr>
-      <w:r>
-        <w:rPr>
-          <w:rFonts w:ascii="맑은 고딕" w:hAnsi="맑은 고딕"/>
-          <w:b/>
-          <w:i w:val="0"/>
-          <w:color w:val="007850"/>
-          <w:sz w:val="20"/>
-          <w:rFonts w:eastAsia="맑은 고딕"/>
-        </w:rPr>
-        <w:t xml:space="preserve">✏️ 예문  </w:t>
-      </w:r>
-      <w:r>
-        <w:rPr>
-          <w:rFonts w:ascii="Calibri" w:hAnsi="Calibri"/>
-          <w:b/>
-          <w:i w:val="0"/>
-          <w:color w:val="00643C"/>
-          <w:sz w:val="21"/>
-          <w:rFonts w:eastAsia="Calibri"/>
-        </w:rPr>
-        <w:t>Many students work part-time jobs to cover their living expenses.</w:t>
-      </w:r>
-    </w:p>
-    <w:p>
-      <w:pPr>
-        <w:spacing w:before="120" w:after="0"/>
-      </w:pPr>
-      <w:r>
-        <w:rPr>
-          <w:rFonts w:ascii="맑은 고딕" w:hAnsi="맑은 고딕"/>
-          <w:b w:val="0"/>
-          <w:i w:val="0"/>
-          <w:color w:val="C8C8C8"/>
-          <w:sz w:val="14"/>
-          <w:rFonts w:eastAsia="맑은 고딕"/>
-        </w:rPr>
-        <w:t>────────────────────────────────────────────────────────────</w:t>
-      </w:r>
-    </w:p>
-    <w:p>
-      <w:pPr>
-        <w:spacing w:before="200" w:after="40"/>
-      </w:pPr>
-      <w:r>
-        <w:rPr>
-          <w:rFonts w:ascii="맑은 고딕" w:hAnsi="맑은 고딕"/>
-          <w:b w:val="0"/>
-          <w:i w:val="0"/>
-          <w:color w:val="969696"/>
-          <w:sz w:val="20"/>
-          <w:rFonts w:eastAsia="맑은 고딕"/>
-        </w:rPr>
-        <w:t xml:space="preserve">089.  </w:t>
-      </w:r>
-      <w:r>
-        <w:rPr>
-          <w:rFonts w:ascii="Calibri" w:hAnsi="Calibri"/>
-          <w:b/>
-          <w:i w:val="0"/>
-          <w:color w:val="143CB4"/>
-          <w:sz w:val="28"/>
-          <w:rFonts w:eastAsia="Calibri"/>
-        </w:rPr>
-        <w:t>pace of growth</w:t>
-      </w:r>
-      <w:r>
-        <w:rPr>
-          <w:rFonts w:ascii="Calibri" w:hAnsi="Calibri"/>
-          <w:b w:val="0"/>
-          <w:i w:val="0"/>
-          <w:color w:val="787878"/>
-          <w:sz w:val="18"/>
-          <w:rFonts w:eastAsia="Calibri"/>
-        </w:rPr>
-        <w:t xml:space="preserve">   [COLLOCATION]</w:t>
-      </w:r>
-    </w:p>
-    <w:p>
-      <w:pPr>
-        <w:spacing w:before="0" w:after="40"/>
-      </w:pPr>
-      <w:r>
-        <w:rPr>
-          <w:rFonts w:ascii="맑은 고딕" w:hAnsi="맑은 고딕"/>
-          <w:b w:val="0"/>
-          <w:i w:val="0"/>
-          <w:sz w:val="20"/>
-          <w:rFonts w:eastAsia="맑은 고딕"/>
-        </w:rPr>
-        <w:t xml:space="preserve">🔊 </w:t>
-      </w:r>
-      <w:r>
-        <w:rPr>
-          <w:rFonts w:ascii="Calibri" w:hAnsi="Calibri"/>
-          <w:b w:val="0"/>
-          <w:i/>
-          <w:color w:val="505050"/>
-          <w:sz w:val="20"/>
-          <w:rFonts w:eastAsia="Calibri"/>
-        </w:rPr>
-        <w:t>/peɪs əv ɡroʊθ/</w:t>
-      </w:r>
-    </w:p>
-    <w:p>
-      <w:pPr>
-        <w:spacing w:before="0" w:after="60"/>
-      </w:pPr>
-      <w:r>
-        <w:rPr>
-          <w:rFonts w:ascii="맑은 고딕" w:hAnsi="맑은 고딕"/>
-          <w:b/>
-          <w:i w:val="0"/>
-          <w:color w:val="282828"/>
-          <w:sz w:val="20"/>
-          <w:rFonts w:eastAsia="맑은 고딕"/>
-        </w:rPr>
-        <w:t xml:space="preserve">💡 의미  </w:t>
-      </w:r>
-      <w:r>
-        <w:rPr>
-          <w:rFonts w:ascii="맑은 고딕" w:hAnsi="맑은 고딕"/>
-          <w:b w:val="0"/>
-          <w:i w:val="0"/>
-          <w:sz w:val="21"/>
-          <w:rFonts w:eastAsia="맑은 고딕"/>
-        </w:rPr>
-        <w:t>성장 속도</w:t>
-      </w:r>
-    </w:p>
-    <w:p>
-      <w:pPr>
-        <w:spacing w:before="0" w:after="40"/>
-      </w:pPr>
-      <w:r>
-        <w:rPr>
-          <w:rFonts w:ascii="맑은 고딕" w:hAnsi="맑은 고딕"/>
-          <w:b/>
-          <w:i w:val="0"/>
-          <w:color w:val="646464"/>
-          <w:sz w:val="19"/>
-          <w:rFonts w:eastAsia="맑은 고딕"/>
-        </w:rPr>
-        <w:t xml:space="preserve">📌 원문  </w:t>
-      </w:r>
-      <w:r>
-        <w:rPr>
-          <w:rFonts w:ascii="Calibri" w:hAnsi="Calibri"/>
-          <w:b w:val="0"/>
-          <w:i/>
-          <w:color w:val="5A5A5A"/>
-          <w:sz w:val="19"/>
-          <w:rFonts w:eastAsia="Calibri"/>
-        </w:rPr>
-        <w:t>"Dell reported its fastest pace of revenue growth since returning to the public market in 2018, with AI server revenue soaring 757% over last year."</w:t>
-      </w:r>
-    </w:p>
-    <w:p>
-      <w:pPr>
-        <w:spacing w:before="40" w:after="40"/>
-      </w:pPr>
-      <w:r>
-        <w:rPr>
-          <w:rFonts w:ascii="맑은 고딕" w:hAnsi="맑은 고딕"/>
-          <w:b/>
-          <w:i w:val="0"/>
-          <w:color w:val="007850"/>
-          <w:sz w:val="20"/>
-          <w:rFonts w:eastAsia="맑은 고딕"/>
-        </w:rPr>
-        <w:t xml:space="preserve">✏️ 예문  </w:t>
-      </w:r>
-      <w:r>
-        <w:rPr>
-          <w:rFonts w:ascii="Calibri" w:hAnsi="Calibri"/>
-          <w:b/>
-          <w:i w:val="0"/>
-          <w:color w:val="00643C"/>
-          <w:sz w:val="21"/>
-          <w:rFonts w:eastAsia="Calibri"/>
-        </w:rPr>
-        <w:t>The company needs to maintain a high pace of growth to attract investors.</w:t>
-      </w:r>
-    </w:p>
-    <w:p>
-      <w:pPr>
-        <w:spacing w:before="120" w:after="0"/>
-      </w:pPr>
-      <w:r>
-        <w:rPr>
-          <w:rFonts w:ascii="맑은 고딕" w:hAnsi="맑은 고딕"/>
-          <w:b w:val="0"/>
-          <w:i w:val="0"/>
-          <w:color w:val="C8C8C8"/>
-          <w:sz w:val="14"/>
-          <w:rFonts w:eastAsia="맑은 고딕"/>
-        </w:rPr>
-        <w:t>────────────────────────────────────────────────────────────</w:t>
-      </w:r>
-    </w:p>
-    <w:p>
-      <w:pPr>
-        <w:spacing w:before="200" w:after="40"/>
-      </w:pPr>
-      <w:r>
-        <w:rPr>
-          <w:rFonts w:ascii="맑은 고딕" w:hAnsi="맑은 고딕"/>
-          <w:b w:val="0"/>
-          <w:i w:val="0"/>
-          <w:color w:val="969696"/>
-          <w:sz w:val="20"/>
-          <w:rFonts w:eastAsia="맑은 고딕"/>
-        </w:rPr>
-        <w:t xml:space="preserve">090.  </w:t>
-      </w:r>
-      <w:r>
-        <w:rPr>
-          <w:rFonts w:ascii="Calibri" w:hAnsi="Calibri"/>
-          <w:b/>
-          <w:i w:val="0"/>
-          <w:color w:val="143CB4"/>
-          <w:sz w:val="28"/>
-          <w:rFonts w:eastAsia="Calibri"/>
-        </w:rPr>
-        <w:t>file for renewal</w:t>
-      </w:r>
-      <w:r>
-        <w:rPr>
-          <w:rFonts w:ascii="Calibri" w:hAnsi="Calibri"/>
-          <w:b w:val="0"/>
-          <w:i w:val="0"/>
-          <w:color w:val="787878"/>
-          <w:sz w:val="18"/>
-          <w:rFonts w:eastAsia="Calibri"/>
-        </w:rPr>
-        <w:t xml:space="preserve">   [COLLOCATION]</w:t>
-      </w:r>
-    </w:p>
-    <w:p>
-      <w:pPr>
-        <w:spacing w:before="0" w:after="40"/>
-      </w:pPr>
-      <w:r>
-        <w:rPr>
-          <w:rFonts w:ascii="맑은 고딕" w:hAnsi="맑은 고딕"/>
-          <w:b w:val="0"/>
-          <w:i w:val="0"/>
-          <w:sz w:val="20"/>
-          <w:rFonts w:eastAsia="맑은 고딕"/>
-        </w:rPr>
-        <w:t xml:space="preserve">🔊 </w:t>
-      </w:r>
-      <w:r>
-        <w:rPr>
-          <w:rFonts w:ascii="Calibri" w:hAnsi="Calibri"/>
-          <w:b w:val="0"/>
-          <w:i/>
-          <w:color w:val="505050"/>
-          <w:sz w:val="20"/>
-          <w:rFonts w:eastAsia="Calibri"/>
-        </w:rPr>
-        <w:t>/faɪl fɔːr rɪˈnuːəl/</w:t>
-      </w:r>
-    </w:p>
-    <w:p>
-      <w:pPr>
-        <w:spacing w:before="0" w:after="60"/>
-      </w:pPr>
-      <w:r>
-        <w:rPr>
-          <w:rFonts w:ascii="맑은 고딕" w:hAnsi="맑은 고딕"/>
-          <w:b/>
-          <w:i w:val="0"/>
-          <w:color w:val="282828"/>
-          <w:sz w:val="20"/>
-          <w:rFonts w:eastAsia="맑은 고딕"/>
-        </w:rPr>
-        <w:t xml:space="preserve">💡 의미  </w:t>
-      </w:r>
-      <w:r>
-        <w:rPr>
-          <w:rFonts w:ascii="맑은 고딕" w:hAnsi="맑은 고딕"/>
-          <w:b w:val="0"/>
-          <w:i w:val="0"/>
-          <w:sz w:val="21"/>
-          <w:rFonts w:eastAsia="맑은 고딕"/>
-        </w:rPr>
-        <w:t>갱신 신청을 하다</w:t>
-      </w:r>
-    </w:p>
-    <w:p>
-      <w:pPr>
-        <w:spacing w:before="0" w:after="40"/>
-      </w:pPr>
-      <w:r>
-        <w:rPr>
-          <w:rFonts w:ascii="맑은 고딕" w:hAnsi="맑은 고딕"/>
-          <w:b/>
-          <w:i w:val="0"/>
-          <w:color w:val="646464"/>
-          <w:sz w:val="19"/>
-          <w:rFonts w:eastAsia="맑은 고딕"/>
-        </w:rPr>
-        <w:t xml:space="preserve">📌 원문  </w:t>
-      </w:r>
-      <w:r>
-        <w:rPr>
-          <w:rFonts w:ascii="Calibri" w:hAnsi="Calibri"/>
-          <w:b w:val="0"/>
-          <w:i/>
-          <w:color w:val="5A5A5A"/>
-          <w:sz w:val="19"/>
-          <w:rFonts w:eastAsia="Calibri"/>
-        </w:rPr>
-        <w:t>"Disney's ABC files early broadcast licenses renewal. FCC Chair vows to 'follow the facts'"</w:t>
-      </w:r>
-    </w:p>
-    <w:p>
-      <w:pPr>
-        <w:spacing w:before="40" w:after="40"/>
-      </w:pPr>
-      <w:r>
-        <w:rPr>
-          <w:rFonts w:ascii="맑은 고딕" w:hAnsi="맑은 고딕"/>
-          <w:b/>
-          <w:i w:val="0"/>
-          <w:color w:val="007850"/>
-          <w:sz w:val="20"/>
-          <w:rFonts w:eastAsia="맑은 고딕"/>
-        </w:rPr>
-        <w:t xml:space="preserve">✏️ 예문  </w:t>
-      </w:r>
-      <w:r>
-        <w:rPr>
-          <w:rFonts w:ascii="Calibri" w:hAnsi="Calibri"/>
-          <w:b/>
-          <w:i w:val="0"/>
-          <w:color w:val="00643C"/>
-          <w:sz w:val="21"/>
-          <w:rFonts w:eastAsia="Calibri"/>
-        </w:rPr>
-        <w:t>You must file for renewal of your passport before it expires.</w:t>
-      </w:r>
-    </w:p>
-    <w:p>
-      <w:pPr>
-        <w:spacing w:before="120" w:after="0"/>
-      </w:pPr>
-      <w:r>
-        <w:rPr>
-          <w:rFonts w:ascii="맑은 고딕" w:hAnsi="맑은 고딕"/>
-          <w:b w:val="0"/>
-          <w:i w:val="0"/>
-          <w:color w:val="C8C8C8"/>
-          <w:sz w:val="14"/>
-          <w:rFonts w:eastAsia="맑은 고딕"/>
-        </w:rPr>
-        <w:t>────────────────────────────────────────────────────────────</w:t>
-      </w:r>
-    </w:p>
-    <w:p>
-      <w:pPr>
-        <w:spacing w:before="200" w:after="40"/>
-      </w:pPr>
-      <w:r>
-        <w:rPr>
-          <w:rFonts w:ascii="맑은 고딕" w:hAnsi="맑은 고딕"/>
-          <w:b w:val="0"/>
-          <w:i w:val="0"/>
-          <w:color w:val="969696"/>
-          <w:sz w:val="20"/>
-          <w:rFonts w:eastAsia="맑은 고딕"/>
-        </w:rPr>
-        <w:t xml:space="preserve">091.  </w:t>
-      </w:r>
-      <w:r>
-        <w:rPr>
-          <w:rFonts w:ascii="Calibri" w:hAnsi="Calibri"/>
-          <w:b/>
-          <w:i w:val="0"/>
-          <w:color w:val="143CB4"/>
-          <w:sz w:val="28"/>
-          <w:rFonts w:eastAsia="Calibri"/>
-        </w:rPr>
-        <w:t>follow the facts</w:t>
-      </w:r>
-      <w:r>
-        <w:rPr>
-          <w:rFonts w:ascii="Calibri" w:hAnsi="Calibri"/>
-          <w:b w:val="0"/>
-          <w:i w:val="0"/>
-          <w:color w:val="787878"/>
-          <w:sz w:val="18"/>
-          <w:rFonts w:eastAsia="Calibri"/>
-        </w:rPr>
-        <w:t xml:space="preserve">   [COLLOCATION]</w:t>
-      </w:r>
-    </w:p>
-    <w:p>
-      <w:pPr>
-        <w:spacing w:before="0" w:after="40"/>
-      </w:pPr>
-      <w:r>
-        <w:rPr>
-          <w:rFonts w:ascii="맑은 고딕" w:hAnsi="맑은 고딕"/>
-          <w:b w:val="0"/>
-          <w:i w:val="0"/>
-          <w:sz w:val="20"/>
-          <w:rFonts w:eastAsia="맑은 고딕"/>
-        </w:rPr>
-        <w:t xml:space="preserve">🔊 </w:t>
-      </w:r>
-      <w:r>
-        <w:rPr>
-          <w:rFonts w:ascii="Calibri" w:hAnsi="Calibri"/>
-          <w:b w:val="0"/>
-          <w:i/>
-          <w:color w:val="505050"/>
-          <w:sz w:val="20"/>
-          <w:rFonts w:eastAsia="Calibri"/>
-        </w:rPr>
-        <w:t>/ˈfɑːloʊ ðə fækts/</w:t>
-      </w:r>
-    </w:p>
-    <w:p>
-      <w:pPr>
-        <w:spacing w:before="0" w:after="60"/>
-      </w:pPr>
-      <w:r>
-        <w:rPr>
-          <w:rFonts w:ascii="맑은 고딕" w:hAnsi="맑은 고딕"/>
-          <w:b/>
-          <w:i w:val="0"/>
-          <w:color w:val="282828"/>
-          <w:sz w:val="20"/>
-          <w:rFonts w:eastAsia="맑은 고딕"/>
-        </w:rPr>
-        <w:t xml:space="preserve">💡 의미  </w:t>
-      </w:r>
-      <w:r>
-        <w:rPr>
-          <w:rFonts w:ascii="맑은 고딕" w:hAnsi="맑은 고딕"/>
-          <w:b w:val="0"/>
-          <w:i w:val="0"/>
-          <w:sz w:val="21"/>
-          <w:rFonts w:eastAsia="맑은 고딕"/>
-        </w:rPr>
-        <w:t>사실에 입각하다, 사실을 따르다</w:t>
-      </w:r>
-    </w:p>
-    <w:p>
-      <w:pPr>
-        <w:spacing w:before="0" w:after="40"/>
-      </w:pPr>
-      <w:r>
-        <w:rPr>
-          <w:rFonts w:ascii="맑은 고딕" w:hAnsi="맑은 고딕"/>
-          <w:b/>
-          <w:i w:val="0"/>
-          <w:color w:val="646464"/>
-          <w:sz w:val="19"/>
-          <w:rFonts w:eastAsia="맑은 고딕"/>
-        </w:rPr>
-        <w:t xml:space="preserve">📌 원문  </w:t>
-      </w:r>
-      <w:r>
-        <w:rPr>
-          <w:rFonts w:ascii="Calibri" w:hAnsi="Calibri"/>
-          <w:b w:val="0"/>
-          <w:i/>
-          <w:color w:val="5A5A5A"/>
-          <w:sz w:val="19"/>
-          <w:rFonts w:eastAsia="Calibri"/>
-        </w:rPr>
-        <w:t>"Disney's ABC files early broadcast licenses renewal. FCC Chair vows to 'follow the facts'"</w:t>
-      </w:r>
-    </w:p>
-    <w:p>
-      <w:pPr>
-        <w:spacing w:before="40" w:after="40"/>
-      </w:pPr>
-      <w:r>
-        <w:rPr>
-          <w:rFonts w:ascii="맑은 고딕" w:hAnsi="맑은 고딕"/>
-          <w:b/>
-          <w:i w:val="0"/>
-          <w:color w:val="007850"/>
-          <w:sz w:val="20"/>
-          <w:rFonts w:eastAsia="맑은 고딕"/>
-        </w:rPr>
-        <w:t xml:space="preserve">✏️ 예문  </w:t>
-      </w:r>
-      <w:r>
-        <w:rPr>
-          <w:rFonts w:ascii="Calibri" w:hAnsi="Calibri"/>
-          <w:b/>
-          <w:i w:val="0"/>
-          <w:color w:val="00643C"/>
-          <w:sz w:val="21"/>
-          <w:rFonts w:eastAsia="Calibri"/>
-        </w:rPr>
-        <w:t>It's crucial for journalists to follow the facts and report objectively.</w:t>
-      </w:r>
-    </w:p>
-    <w:p>
-      <w:pPr>
-        <w:spacing w:before="120" w:after="0"/>
-      </w:pPr>
-      <w:r>
-        <w:rPr>
-          <w:rFonts w:ascii="맑은 고딕" w:hAnsi="맑은 고딕"/>
-          <w:b w:val="0"/>
-          <w:i w:val="0"/>
-          <w:color w:val="C8C8C8"/>
-          <w:sz w:val="14"/>
-          <w:rFonts w:eastAsia="맑은 고딕"/>
-        </w:rPr>
-        <w:t>────────────────────────────────────────────────────────────</w:t>
-      </w:r>
-    </w:p>
-    <w:p>
-      <w:pPr>
-        <w:spacing w:before="200" w:after="40"/>
-      </w:pPr>
-      <w:r>
-        <w:rPr>
-          <w:rFonts w:ascii="맑은 고딕" w:hAnsi="맑은 고딕"/>
-          <w:b w:val="0"/>
-          <w:i w:val="0"/>
-          <w:color w:val="969696"/>
-          <w:sz w:val="20"/>
-          <w:rFonts w:eastAsia="맑은 고딕"/>
-        </w:rPr>
-        <w:t xml:space="preserve">092.  </w:t>
-      </w:r>
-      <w:r>
-        <w:rPr>
-          <w:rFonts w:ascii="Calibri" w:hAnsi="Calibri"/>
-          <w:b/>
-          <w:i w:val="0"/>
-          <w:color w:val="143CB4"/>
-          <w:sz w:val="28"/>
-          <w:rFonts w:eastAsia="Calibri"/>
-        </w:rPr>
-        <w:t>file under protest</w:t>
-      </w:r>
-      <w:r>
-        <w:rPr>
-          <w:rFonts w:ascii="Calibri" w:hAnsi="Calibri"/>
-          <w:b w:val="0"/>
-          <w:i w:val="0"/>
-          <w:color w:val="787878"/>
-          <w:sz w:val="18"/>
-          <w:rFonts w:eastAsia="Calibri"/>
-        </w:rPr>
-        <w:t xml:space="preserve">   [IDIOM]</w:t>
-      </w:r>
-    </w:p>
-    <w:p>
-      <w:pPr>
-        <w:spacing w:before="0" w:after="40"/>
-      </w:pPr>
-      <w:r>
-        <w:rPr>
-          <w:rFonts w:ascii="맑은 고딕" w:hAnsi="맑은 고딕"/>
-          <w:b w:val="0"/>
-          <w:i w:val="0"/>
-          <w:sz w:val="20"/>
-          <w:rFonts w:eastAsia="맑은 고딕"/>
-        </w:rPr>
-        <w:t xml:space="preserve">🔊 </w:t>
-      </w:r>
-      <w:r>
-        <w:rPr>
-          <w:rFonts w:ascii="Calibri" w:hAnsi="Calibri"/>
-          <w:b w:val="0"/>
-          <w:i/>
-          <w:color w:val="505050"/>
-          <w:sz w:val="20"/>
-          <w:rFonts w:eastAsia="Calibri"/>
-        </w:rPr>
-        <w:t>/faɪl ˈʌndər ˈproʊtɛst/</w:t>
-      </w:r>
-    </w:p>
-    <w:p>
-      <w:pPr>
-        <w:spacing w:before="0" w:after="60"/>
-      </w:pPr>
-      <w:r>
-        <w:rPr>
-          <w:rFonts w:ascii="맑은 고딕" w:hAnsi="맑은 고딕"/>
-          <w:b/>
-          <w:i w:val="0"/>
-          <w:color w:val="282828"/>
-          <w:sz w:val="20"/>
-          <w:rFonts w:eastAsia="맑은 고딕"/>
-        </w:rPr>
-        <w:t xml:space="preserve">💡 의미  </w:t>
-      </w:r>
-      <w:r>
-        <w:rPr>
-          <w:rFonts w:ascii="맑은 고딕" w:hAnsi="맑은 고딕"/>
-          <w:b w:val="0"/>
-          <w:i w:val="0"/>
-          <w:sz w:val="21"/>
-          <w:rFonts w:eastAsia="맑은 고딕"/>
-        </w:rPr>
-        <w:t>이의를 제기하며 제출하다</w:t>
-      </w:r>
-    </w:p>
-    <w:p>
-      <w:pPr>
-        <w:spacing w:before="0" w:after="40"/>
-      </w:pPr>
-      <w:r>
-        <w:rPr>
-          <w:rFonts w:ascii="맑은 고딕" w:hAnsi="맑은 고딕"/>
-          <w:b/>
-          <w:i w:val="0"/>
-          <w:color w:val="646464"/>
-          <w:sz w:val="19"/>
-          <w:rFonts w:eastAsia="맑은 고딕"/>
-        </w:rPr>
-        <w:t xml:space="preserve">📌 원문  </w:t>
-      </w:r>
-      <w:r>
-        <w:rPr>
-          <w:rFonts w:ascii="Calibri" w:hAnsi="Calibri"/>
-          <w:b w:val="0"/>
-          <w:i/>
-          <w:color w:val="5A5A5A"/>
-          <w:sz w:val="19"/>
-          <w:rFonts w:eastAsia="Calibri"/>
-        </w:rPr>
-        <w:t>"Disney said it filed renewals for eight broadcast station licenses 'under protest,' after the FCC launched an early review years ahead of schedule."</w:t>
-      </w:r>
-    </w:p>
-    <w:p>
-      <w:pPr>
-        <w:spacing w:before="40" w:after="40"/>
-      </w:pPr>
-      <w:r>
-        <w:rPr>
-          <w:rFonts w:ascii="맑은 고딕" w:hAnsi="맑은 고딕"/>
-          <w:b/>
-          <w:i w:val="0"/>
-          <w:color w:val="007850"/>
-          <w:sz w:val="20"/>
-          <w:rFonts w:eastAsia="맑은 고딕"/>
-        </w:rPr>
-        <w:t xml:space="preserve">✏️ 예문  </w:t>
-      </w:r>
-      <w:r>
-        <w:rPr>
-          <w:rFonts w:ascii="Calibri" w:hAnsi="Calibri"/>
-          <w:b/>
-          <w:i w:val="0"/>
-          <w:color w:val="00643C"/>
-          <w:sz w:val="21"/>
-          <w:rFonts w:eastAsia="Calibri"/>
-        </w:rPr>
-        <w:t>The company decided to file the tax return under protest, reserving its right to challenge the assessment.</w:t>
-      </w:r>
-    </w:p>
-    <w:p>
-      <w:pPr>
-        <w:spacing w:before="120" w:after="0"/>
-      </w:pPr>
-      <w:r>
-        <w:rPr>
-          <w:rFonts w:ascii="맑은 고딕" w:hAnsi="맑은 고딕"/>
-          <w:b w:val="0"/>
-          <w:i w:val="0"/>
-          <w:color w:val="C8C8C8"/>
-          <w:sz w:val="14"/>
-          <w:rFonts w:eastAsia="맑은 고딕"/>
-        </w:rPr>
-        <w:t>────────────────────────────────────────────────────────────</w:t>
-      </w:r>
-    </w:p>
-    <w:p>
-      <w:pPr>
-        <w:spacing w:before="200" w:after="40"/>
-      </w:pPr>
-      <w:r>
-        <w:rPr>
-          <w:rFonts w:ascii="맑은 고딕" w:hAnsi="맑은 고딕"/>
-          <w:b w:val="0"/>
-          <w:i w:val="0"/>
-          <w:color w:val="969696"/>
-          <w:sz w:val="20"/>
-          <w:rFonts w:eastAsia="맑은 고딕"/>
-        </w:rPr>
-        <w:t xml:space="preserve">093.  </w:t>
-      </w:r>
-      <w:r>
-        <w:rPr>
-          <w:rFonts w:ascii="Calibri" w:hAnsi="Calibri"/>
-          <w:b/>
-          <w:i w:val="0"/>
-          <w:color w:val="143CB4"/>
-          <w:sz w:val="28"/>
-          <w:rFonts w:eastAsia="Calibri"/>
-        </w:rPr>
-        <w:t>repay debt</w:t>
-      </w:r>
-      <w:r>
-        <w:rPr>
-          <w:rFonts w:ascii="Calibri" w:hAnsi="Calibri"/>
-          <w:b w:val="0"/>
-          <w:i w:val="0"/>
-          <w:color w:val="787878"/>
-          <w:sz w:val="18"/>
-          <w:rFonts w:eastAsia="Calibri"/>
-        </w:rPr>
-        <w:t xml:space="preserve">   [COLLOCATION]</w:t>
-      </w:r>
-    </w:p>
-    <w:p>
-      <w:pPr>
-        <w:spacing w:before="0" w:after="40"/>
-      </w:pPr>
-      <w:r>
-        <w:rPr>
-          <w:rFonts w:ascii="맑은 고딕" w:hAnsi="맑은 고딕"/>
-          <w:b w:val="0"/>
-          <w:i w:val="0"/>
-          <w:sz w:val="20"/>
-          <w:rFonts w:eastAsia="맑은 고딕"/>
-        </w:rPr>
-        <w:t xml:space="preserve">🔊 </w:t>
-      </w:r>
-      <w:r>
-        <w:rPr>
-          <w:rFonts w:ascii="Calibri" w:hAnsi="Calibri"/>
-          <w:b w:val="0"/>
-          <w:i/>
-          <w:color w:val="505050"/>
-          <w:sz w:val="20"/>
-          <w:rFonts w:eastAsia="Calibri"/>
-        </w:rPr>
-        <w:t>/riːˈpeɪ dɛt/</w:t>
-      </w:r>
-    </w:p>
-    <w:p>
-      <w:pPr>
-        <w:spacing w:before="0" w:after="60"/>
-      </w:pPr>
-      <w:r>
-        <w:rPr>
-          <w:rFonts w:ascii="맑은 고딕" w:hAnsi="맑은 고딕"/>
-          <w:b/>
-          <w:i w:val="0"/>
-          <w:color w:val="282828"/>
-          <w:sz w:val="20"/>
-          <w:rFonts w:eastAsia="맑은 고딕"/>
-        </w:rPr>
-        <w:t xml:space="preserve">💡 의미  </w:t>
-      </w:r>
-      <w:r>
-        <w:rPr>
-          <w:rFonts w:ascii="맑은 고딕" w:hAnsi="맑은 고딕"/>
-          <w:b w:val="0"/>
-          <w:i w:val="0"/>
-          <w:sz w:val="21"/>
-          <w:rFonts w:eastAsia="맑은 고딕"/>
-        </w:rPr>
-        <w:t>빚을 갚다</w:t>
-      </w:r>
-    </w:p>
-    <w:p>
-      <w:pPr>
-        <w:spacing w:before="0" w:after="40"/>
-      </w:pPr>
-      <w:r>
-        <w:rPr>
-          <w:rFonts w:ascii="맑은 고딕" w:hAnsi="맑은 고딕"/>
-          <w:b/>
-          <w:i w:val="0"/>
-          <w:color w:val="646464"/>
-          <w:sz w:val="19"/>
-          <w:rFonts w:eastAsia="맑은 고딕"/>
-        </w:rPr>
-        <w:t xml:space="preserve">📌 원문  </w:t>
-      </w:r>
-      <w:r>
-        <w:rPr>
-          <w:rFonts w:ascii="Calibri" w:hAnsi="Calibri"/>
-          <w:b w:val="0"/>
-          <w:i/>
-          <w:color w:val="5A5A5A"/>
-          <w:sz w:val="19"/>
-          <w:rFonts w:eastAsia="Calibri"/>
-        </w:rPr>
-        <w:t>"Starting July 1, millions of federal student loan holders will have two new ways to repay their debt."</w:t>
-      </w:r>
-    </w:p>
-    <w:p>
-      <w:pPr>
-        <w:spacing w:before="40" w:after="40"/>
-      </w:pPr>
-      <w:r>
-        <w:rPr>
-          <w:rFonts w:ascii="맑은 고딕" w:hAnsi="맑은 고딕"/>
-          <w:b/>
-          <w:i w:val="0"/>
-          <w:color w:val="007850"/>
-          <w:sz w:val="20"/>
-          <w:rFonts w:eastAsia="맑은 고딕"/>
-        </w:rPr>
-        <w:t xml:space="preserve">✏️ 예문  </w:t>
-      </w:r>
-      <w:r>
-        <w:rPr>
-          <w:rFonts w:ascii="Calibri" w:hAnsi="Calibri"/>
-          <w:b/>
-          <w:i w:val="0"/>
-          <w:color w:val="00643C"/>
-          <w:sz w:val="21"/>
-          <w:rFonts w:eastAsia="Calibri"/>
-        </w:rPr>
-        <w:t>It's wise to create a budget to help you repay your debt more efficiently.</w:t>
-      </w:r>
-    </w:p>
-    <w:p>
-      <w:pPr>
-        <w:spacing w:before="120" w:after="0"/>
-      </w:pPr>
-      <w:r>
-        <w:rPr>
-          <w:rFonts w:ascii="맑은 고딕" w:hAnsi="맑은 고딕"/>
-          <w:b w:val="0"/>
-          <w:i w:val="0"/>
-          <w:color w:val="C8C8C8"/>
-          <w:sz w:val="14"/>
-          <w:rFonts w:eastAsia="맑은 고딕"/>
-        </w:rPr>
-        <w:t>────────────────────────────────────────────────────────────</w:t>
-      </w:r>
-    </w:p>
-    <w:p>
-      <w:pPr>
-        <w:spacing w:before="200" w:after="40"/>
-      </w:pPr>
-      <w:r>
-        <w:rPr>
-          <w:rFonts w:ascii="맑은 고딕" w:hAnsi="맑은 고딕"/>
-          <w:b w:val="0"/>
-          <w:i w:val="0"/>
-          <w:color w:val="969696"/>
-          <w:sz w:val="20"/>
-          <w:rFonts w:eastAsia="맑은 고딕"/>
-        </w:rPr>
-        <w:t xml:space="preserve">094.  </w:t>
-      </w:r>
-      <w:r>
-        <w:rPr>
-          <w:rFonts w:ascii="Calibri" w:hAnsi="Calibri"/>
-          <w:b/>
-          <w:i w:val="0"/>
-          <w:color w:val="143CB4"/>
-          <w:sz w:val="28"/>
-          <w:rFonts w:eastAsia="Calibri"/>
-        </w:rPr>
-        <w:t>hit targets</w:t>
-      </w:r>
-      <w:r>
-        <w:rPr>
-          <w:rFonts w:ascii="Calibri" w:hAnsi="Calibri"/>
-          <w:b w:val="0"/>
-          <w:i w:val="0"/>
-          <w:color w:val="787878"/>
-          <w:sz w:val="18"/>
-          <w:rFonts w:eastAsia="Calibri"/>
-        </w:rPr>
-        <w:t xml:space="preserve">   [COLLOCATION]</w:t>
-      </w:r>
-    </w:p>
-    <w:p>
-      <w:pPr>
-        <w:spacing w:before="0" w:after="40"/>
-      </w:pPr>
-      <w:r>
-        <w:rPr>
-          <w:rFonts w:ascii="맑은 고딕" w:hAnsi="맑은 고딕"/>
-          <w:b w:val="0"/>
-          <w:i w:val="0"/>
-          <w:sz w:val="20"/>
-          <w:rFonts w:eastAsia="맑은 고딕"/>
-        </w:rPr>
-        <w:t xml:space="preserve">🔊 </w:t>
-      </w:r>
-      <w:r>
-        <w:rPr>
-          <w:rFonts w:ascii="Calibri" w:hAnsi="Calibri"/>
-          <w:b w:val="0"/>
-          <w:i/>
-          <w:color w:val="505050"/>
-          <w:sz w:val="20"/>
-          <w:rFonts w:eastAsia="Calibri"/>
-        </w:rPr>
-        <w:t>/hɪt ˈtɑːrɡɪts/</w:t>
-      </w:r>
-    </w:p>
-    <w:p>
-      <w:pPr>
-        <w:spacing w:before="0" w:after="60"/>
-      </w:pPr>
-      <w:r>
-        <w:rPr>
-          <w:rFonts w:ascii="맑은 고딕" w:hAnsi="맑은 고딕"/>
-          <w:b/>
-          <w:i w:val="0"/>
-          <w:color w:val="282828"/>
-          <w:sz w:val="20"/>
-          <w:rFonts w:eastAsia="맑은 고딕"/>
-        </w:rPr>
-        <w:t xml:space="preserve">💡 의미  </w:t>
-      </w:r>
-      <w:r>
-        <w:rPr>
-          <w:rFonts w:ascii="맑은 고딕" w:hAnsi="맑은 고딕"/>
-          <w:b w:val="0"/>
-          <w:i w:val="0"/>
-          <w:sz w:val="21"/>
-          <w:rFonts w:eastAsia="맑은 고딕"/>
-        </w:rPr>
-        <w:t>목표를 달성하다</w:t>
-      </w:r>
-    </w:p>
-    <w:p>
-      <w:pPr>
-        <w:spacing w:before="0" w:after="40"/>
-      </w:pPr>
-      <w:r>
-        <w:rPr>
-          <w:rFonts w:ascii="맑은 고딕" w:hAnsi="맑은 고딕"/>
-          <w:b/>
-          <w:i w:val="0"/>
-          <w:color w:val="646464"/>
-          <w:sz w:val="19"/>
-          <w:rFonts w:eastAsia="맑은 고딕"/>
-        </w:rPr>
-        <w:t xml:space="preserve">📌 원문  </w:t>
-      </w:r>
-      <w:r>
-        <w:rPr>
-          <w:rFonts w:ascii="Calibri" w:hAnsi="Calibri"/>
-          <w:b w:val="0"/>
-          <w:i/>
-          <w:color w:val="5A5A5A"/>
-          <w:sz w:val="19"/>
-          <w:rFonts w:eastAsia="Calibri"/>
-        </w:rPr>
-        <w:t>"Royal Mail says its service is improving and that it is on track to hit the regulator Ofcom's reduced targets"</w:t>
-      </w:r>
-    </w:p>
-    <w:p>
-      <w:pPr>
-        <w:spacing w:before="40" w:after="40"/>
-      </w:pPr>
-      <w:r>
-        <w:rPr>
-          <w:rFonts w:ascii="맑은 고딕" w:hAnsi="맑은 고딕"/>
-          <w:b/>
-          <w:i w:val="0"/>
-          <w:color w:val="007850"/>
-          <w:sz w:val="20"/>
-          <w:rFonts w:eastAsia="맑은 고딕"/>
-        </w:rPr>
-        <w:t xml:space="preserve">✏️ 예문  </w:t>
-      </w:r>
-      <w:r>
-        <w:rPr>
-          <w:rFonts w:ascii="Calibri" w:hAnsi="Calibri"/>
-          <w:b/>
-          <w:i w:val="0"/>
-          <w:color w:val="00643C"/>
-          <w:sz w:val="21"/>
-          <w:rFonts w:eastAsia="Calibri"/>
-        </w:rPr>
-        <w:t>The sales team worked hard to hit their quarterly targets.</w:t>
-      </w:r>
-    </w:p>
-    <w:p>
-      <w:pPr>
-        <w:spacing w:before="120" w:after="0"/>
-      </w:pPr>
-      <w:r>
-        <w:rPr>
-          <w:rFonts w:ascii="맑은 고딕" w:hAnsi="맑은 고딕"/>
-          <w:b w:val="0"/>
-          <w:i w:val="0"/>
-          <w:color w:val="C8C8C8"/>
-          <w:sz w:val="14"/>
-          <w:rFonts w:eastAsia="맑은 고딕"/>
-        </w:rPr>
-        <w:t>────────────────────────────────────────────────────────────</w:t>
-      </w:r>
-    </w:p>
-    <w:p>
-      <w:pPr>
-        <w:spacing w:before="200" w:after="40"/>
-      </w:pPr>
-      <w:r>
-        <w:rPr>
-          <w:rFonts w:ascii="맑은 고딕" w:hAnsi="맑은 고딕"/>
-          <w:b w:val="0"/>
-          <w:i w:val="0"/>
-          <w:color w:val="969696"/>
-          <w:sz w:val="20"/>
-          <w:rFonts w:eastAsia="맑은 고딕"/>
-        </w:rPr>
-        <w:t xml:space="preserve">095.  </w:t>
-      </w:r>
-      <w:r>
-        <w:rPr>
-          <w:rFonts w:ascii="Calibri" w:hAnsi="Calibri"/>
-          <w:b/>
-          <w:i w:val="0"/>
-          <w:color w:val="143CB4"/>
-          <w:sz w:val="28"/>
-          <w:rFonts w:eastAsia="Calibri"/>
-        </w:rPr>
-        <w:t>mounting pressure</w:t>
-      </w:r>
-      <w:r>
-        <w:rPr>
-          <w:rFonts w:ascii="Calibri" w:hAnsi="Calibri"/>
-          <w:b w:val="0"/>
-          <w:i w:val="0"/>
-          <w:color w:val="787878"/>
-          <w:sz w:val="18"/>
-          <w:rFonts w:eastAsia="Calibri"/>
-        </w:rPr>
-        <w:t xml:space="preserve">   [COLLOCATION]</w:t>
-      </w:r>
-    </w:p>
-    <w:p>
-      <w:pPr>
-        <w:spacing w:before="0" w:after="40"/>
-      </w:pPr>
-      <w:r>
-        <w:rPr>
-          <w:rFonts w:ascii="맑은 고딕" w:hAnsi="맑은 고딕"/>
-          <w:b w:val="0"/>
-          <w:i w:val="0"/>
-          <w:sz w:val="20"/>
-          <w:rFonts w:eastAsia="맑은 고딕"/>
-        </w:rPr>
-        <w:t xml:space="preserve">🔊 </w:t>
-      </w:r>
-      <w:r>
-        <w:rPr>
-          <w:rFonts w:ascii="Calibri" w:hAnsi="Calibri"/>
-          <w:b w:val="0"/>
-          <w:i/>
-          <w:color w:val="505050"/>
-          <w:sz w:val="20"/>
-          <w:rFonts w:eastAsia="Calibri"/>
-        </w:rPr>
-        <w:t>/ˈmaʊntɪŋ ˈprɛʃər/</w:t>
-      </w:r>
-    </w:p>
-    <w:p>
-      <w:pPr>
-        <w:spacing w:before="0" w:after="60"/>
-      </w:pPr>
-      <w:r>
-        <w:rPr>
-          <w:rFonts w:ascii="맑은 고딕" w:hAnsi="맑은 고딕"/>
-          <w:b/>
-          <w:i w:val="0"/>
-          <w:color w:val="282828"/>
-          <w:sz w:val="20"/>
-          <w:rFonts w:eastAsia="맑은 고딕"/>
-        </w:rPr>
-        <w:t xml:space="preserve">💡 의미  </w:t>
-      </w:r>
-      <w:r>
-        <w:rPr>
-          <w:rFonts w:ascii="맑은 고딕" w:hAnsi="맑은 고딕"/>
-          <w:b w:val="0"/>
-          <w:i w:val="0"/>
-          <w:sz w:val="21"/>
-          <w:rFonts w:eastAsia="맑은 고딕"/>
-        </w:rPr>
-        <w:t>가중되는 압력/부담</w:t>
-      </w:r>
-    </w:p>
-    <w:p>
-      <w:pPr>
-        <w:spacing w:before="0" w:after="40"/>
-      </w:pPr>
-      <w:r>
-        <w:rPr>
-          <w:rFonts w:ascii="맑은 고딕" w:hAnsi="맑은 고딕"/>
-          <w:b/>
-          <w:i w:val="0"/>
-          <w:color w:val="646464"/>
-          <w:sz w:val="19"/>
-          <w:rFonts w:eastAsia="맑은 고딕"/>
-        </w:rPr>
-        <w:t xml:space="preserve">📌 원문  </w:t>
-      </w:r>
-      <w:r>
-        <w:rPr>
-          <w:rFonts w:ascii="Calibri" w:hAnsi="Calibri"/>
-          <w:b w:val="0"/>
-          <w:i/>
-          <w:color w:val="5A5A5A"/>
-          <w:sz w:val="19"/>
-          <w:rFonts w:eastAsia="Calibri"/>
-        </w:rPr>
-        <w:t>"Tom Kerridge, Yotam Ottolenghi, Ravneet Gill and Simon Rogan told BBC Newsnight VAT should be halved to ease mounting pressure on the hospitality industry."</w:t>
-      </w:r>
-    </w:p>
-    <w:p>
-      <w:pPr>
-        <w:spacing w:before="40" w:after="40"/>
-      </w:pPr>
-      <w:r>
-        <w:rPr>
-          <w:rFonts w:ascii="맑은 고딕" w:hAnsi="맑은 고딕"/>
-          <w:b/>
-          <w:i w:val="0"/>
-          <w:color w:val="007850"/>
-          <w:sz w:val="20"/>
-          <w:rFonts w:eastAsia="맑은 고딕"/>
-        </w:rPr>
-        <w:t xml:space="preserve">✏️ 예문  </w:t>
-      </w:r>
-      <w:r>
-        <w:rPr>
-          <w:rFonts w:ascii="Calibri" w:hAnsi="Calibri"/>
-          <w:b/>
-          <w:i w:val="0"/>
-          <w:color w:val="00643C"/>
-          <w:sz w:val="21"/>
-          <w:rFonts w:eastAsia="Calibri"/>
-        </w:rPr>
-        <w:t>She felt mounting pressure to finish the project on time.</w:t>
+        <w:t>The director gave the OK signal, and the cameras started rolling.</w:t>
       </w:r>
     </w:p>
     <w:sectPr>
